--- a/courseware/LP-Agentic AI for Video Creation.docx
+++ b/courseware/LP-Agentic AI for Video Creation.docx
@@ -207,7 +207,7 @@
                 <w:b/>
                 <w:sz w:val="18"/>
               </w:rPr>
-              <w:t>v3.0</w:t>
+              <w:t>v4.0</w:t>
             </w:r>
           </w:p>
         </w:tc>
@@ -251,7 +251,7 @@
                 <w:b w:val="0"/>
                 <w:sz w:val="18"/>
               </w:rPr>
-              <w:t>15 September 2026</w:t>
+              <w:t>16 September 2026</w:t>
             </w:r>
           </w:p>
         </w:tc>
@@ -696,7 +696,109 @@
                 <w:b w:val="0"/>
                 <w:sz w:val="18"/>
               </w:rPr>
-              <w:t>Replaced n8n with Hermes Agent, MiniMax M3, FRAME-CUT prompting, video skills, Kanban multi-agent orchestration and scheduled private YouTube publishing</w:t>
+              <w:t>Replaced n8n with Hermes Agent, MiniMax M3, video skills, Kanban orchestration and scheduled private YouTube publishing</w:t>
+            </w:r>
+          </w:p>
+        </w:tc>
+      </w:tr>
+      <w:tr>
+        <w:tc>
+          <w:tcPr>
+            <w:tcW w:type="dxa" w:w="2028"/>
+            <w:vAlign w:val="center"/>
+          </w:tcPr>
+          <w:p>
+            <w:pPr>
+              <w:spacing w:after="40"/>
+            </w:pPr>
+            <w:r/>
+            <w:r>
+              <w:rPr>
+                <w:rFonts w:ascii="Arial" w:hAnsi="Arial"/>
+                <w:b w:val="0"/>
+                <w:sz w:val="18"/>
+              </w:rPr>
+              <w:t>Lesson Plan</w:t>
+            </w:r>
+          </w:p>
+        </w:tc>
+        <w:tc>
+          <w:tcPr>
+            <w:tcW w:type="dxa" w:w="2028"/>
+            <w:vAlign w:val="center"/>
+          </w:tcPr>
+          <w:p>
+            <w:pPr>
+              <w:spacing w:after="40"/>
+            </w:pPr>
+            <w:r/>
+            <w:r>
+              <w:rPr>
+                <w:rFonts w:ascii="Arial" w:hAnsi="Arial"/>
+                <w:b/>
+                <w:sz w:val="18"/>
+              </w:rPr>
+              <w:t>4.0</w:t>
+            </w:r>
+          </w:p>
+        </w:tc>
+        <w:tc>
+          <w:tcPr>
+            <w:tcW w:type="dxa" w:w="2028"/>
+            <w:vAlign w:val="center"/>
+          </w:tcPr>
+          <w:p>
+            <w:pPr>
+              <w:spacing w:after="40"/>
+            </w:pPr>
+            <w:r/>
+            <w:r>
+              <w:rPr>
+                <w:rFonts w:ascii="Arial" w:hAnsi="Arial"/>
+                <w:b w:val="0"/>
+                <w:sz w:val="18"/>
+              </w:rPr>
+              <w:t>16 September 2026</w:t>
+            </w:r>
+          </w:p>
+        </w:tc>
+        <w:tc>
+          <w:tcPr>
+            <w:tcW w:type="dxa" w:w="2028"/>
+            <w:vAlign w:val="center"/>
+          </w:tcPr>
+          <w:p>
+            <w:pPr>
+              <w:spacing w:after="40"/>
+            </w:pPr>
+            <w:r/>
+            <w:r>
+              <w:rPr>
+                <w:rFonts w:ascii="Arial" w:hAnsi="Arial"/>
+                <w:b w:val="0"/>
+                <w:sz w:val="18"/>
+              </w:rPr>
+              <w:t>Tertiary Infotech Academy Pte Ltd</w:t>
+            </w:r>
+          </w:p>
+        </w:tc>
+        <w:tc>
+          <w:tcPr>
+            <w:tcW w:type="dxa" w:w="2028"/>
+            <w:vAlign w:val="center"/>
+          </w:tcPr>
+          <w:p>
+            <w:pPr>
+              <w:spacing w:after="40"/>
+            </w:pPr>
+            <w:r/>
+            <w:r>
+              <w:rPr>
+                <w:rFonts w:ascii="Arial" w:hAnsi="Arial"/>
+                <w:b w:val="0"/>
+                <w:sz w:val="18"/>
+              </w:rPr>
+              <w:t>Simplified the course around practical video creation, four connected labs, prompt examples and a consistent one-minute micro-drama series</w:t>
             </w:r>
           </w:p>
         </w:tc>
@@ -1438,7 +1540,7 @@
                 <w:b w:val="0"/>
                 <w:sz w:val="18"/>
               </w:rPr>
-              <w:t>Course deck, Learner Guide, eight lab folders, Hermes Desktop, MiniMax M3 access, Remotion/Manim/Higgsfield options and FFmpeg</w:t>
+              <w:t>Course deck, Learner Guide, four lab folders, Hermes Desktop, MiniMax M3 access, optional video tools and authorised creative assets</w:t>
             </w:r>
           </w:p>
         </w:tc>
@@ -1457,7 +1559,7 @@
         <w:pStyle w:val="ListBullet"/>
       </w:pPr>
       <w:r>
-        <w:t>LO1: Develop an editing strategy and work plan in Hermes Agent using MiniMax M3, structured video prompts and governed tool selection.</w:t>
+        <w:t>LO1: Explain the agentic loop, set up Hermes Agent with MiniMax M3, and create a first short video from a clear prompt.</w:t>
       </w:r>
     </w:p>
     <w:p>
@@ -1465,7 +1567,7 @@
         <w:pStyle w:val="ListBullet"/>
       </w:pPr>
       <w:r>
-        <w:t>LO2: Create and customise an evidence-backed video with Hermes skills, Remotion, Manim, Higgsfield-compatible requests and deterministic media checks.</w:t>
+        <w:t>LO2: Improve the first video by choosing suitable video tools, adding reusable skills, and applying brand, tone and style guidance.</w:t>
       </w:r>
     </w:p>
     <w:p>
@@ -1473,7 +1575,15 @@
         <w:pStyle w:val="ListBullet"/>
       </w:pPr>
       <w:r>
-        <w:t>LO3: Orchestrate research, production, review and YouTube release agents through a durable Kanban board and controlled scheduled publishing.</w:t>
+        <w:t>LO3: Coordinate research, script, video, review and YouTube agents on a Kanban board and schedule the workflow.</w:t>
+      </w:r>
+    </w:p>
+    <w:p>
+      <w:pPr>
+        <w:pStyle w:val="ListBullet"/>
+      </w:pPr>
+      <w:r>
+        <w:t>LO4: Plan a consistent one-minute micro-drama series with reusable story, character, location and visual references.</w:t>
       </w:r>
     </w:p>
     <w:p>
@@ -1489,7 +1599,7 @@
         <w:pStyle w:val="ListBullet"/>
       </w:pPr>
       <w:r>
-        <w:t>Use the PPT for mechanism visualisation, technical dialogue and evidence interpretation; do not demonstrate click-by-click procedures from the slides.</w:t>
+        <w:t>Use the PPT for visual explanations, prompt examples, storytelling discussion and before-after critique.</w:t>
       </w:r>
     </w:p>
     <w:p>
@@ -1497,7 +1607,7 @@
         <w:pStyle w:val="ListBullet"/>
       </w:pPr>
       <w:r>
-        <w:t>Use the Learner Guide and lab PDFs for detailed procedures, prompts, troubleshooting and acceptance checks.</w:t>
+        <w:t>Use the Learner Guide and lab PDFs for setup steps, detailed procedures and troubleshooting.</w:t>
       </w:r>
     </w:p>
     <w:p>
@@ -1505,7 +1615,7 @@
         <w:pStyle w:val="ListBullet"/>
       </w:pPr>
       <w:r>
-        <w:t>Keep all external publishing actions disabled or dry-run during learner practice.</w:t>
+        <w:t>Let learners create early, review often and change one creative choice at a time.</w:t>
       </w:r>
     </w:p>
     <w:p>
@@ -1513,7 +1623,7 @@
         <w:pStyle w:val="ListBullet"/>
       </w:pPr>
       <w:r>
-        <w:t>Require observable execution evidence before accepting an agent response or learner conclusion.</w:t>
+        <w:t>Keep external publishing Private and schedules Paused during learner practice.</w:t>
       </w:r>
     </w:p>
     <w:p>
@@ -1794,7 +1904,7 @@
                 <w:b w:val="0"/>
                 <w:sz w:val="16"/>
               </w:rPr>
-              <w:t>Hermes Desktop, MiniMax M3 and credential boundaries</w:t>
+              <w:t>AI agents, the agentic loop, Hermes Desktop and MiniMax M3</w:t>
             </w:r>
           </w:p>
         </w:tc>
@@ -1814,7 +1924,7 @@
                 <w:b w:val="0"/>
                 <w:sz w:val="16"/>
               </w:rPr>
-              <w:t>Mechanism dialogue + guided setup</w:t>
+              <w:t>Visual explanation + guided setup</w:t>
             </w:r>
           </w:p>
         </w:tc>
@@ -1834,7 +1944,7 @@
                 <w:b w:val="0"/>
                 <w:sz w:val="16"/>
               </w:rPr>
-              <w:t>Slides 15–38</w:t>
+              <w:t>Slides 15–26</w:t>
             </w:r>
           </w:p>
         </w:tc>
@@ -1854,7 +1964,7 @@
                 <w:b w:val="0"/>
                 <w:sz w:val="16"/>
               </w:rPr>
-              <w:t>Setup evidence; redacted model verification</w:t>
+              <w:t>Hermes project opened; model choice recorded</w:t>
             </w:r>
           </w:p>
         </w:tc>
@@ -1897,7 +2007,7 @@
                 <w:b w:val="0"/>
                 <w:sz w:val="16"/>
               </w:rPr>
-              <w:t>FRAME-CUT prompt, structured shot plan and stop rules</w:t>
+              <w:t>Video prompt engineering and first-shot planning</w:t>
             </w:r>
           </w:p>
         </w:tc>
@@ -1917,7 +2027,7 @@
                 <w:b w:val="0"/>
                 <w:sz w:val="16"/>
               </w:rPr>
-              <w:t>Technical explanation + critique</w:t>
+              <w:t>Prompt comparison + storyboard critique</w:t>
             </w:r>
           </w:p>
         </w:tc>
@@ -1937,7 +2047,7 @@
                 <w:b w:val="0"/>
                 <w:sz w:val="16"/>
               </w:rPr>
-              <w:t>Slides 39–64</w:t>
+              <w:t>Slides 27–41</w:t>
             </w:r>
           </w:p>
         </w:tc>
@@ -1957,7 +2067,7 @@
                 <w:b w:val="0"/>
                 <w:sz w:val="16"/>
               </w:rPr>
-              <w:t>Prompt contract and timed storyboard rationale</w:t>
+              <w:t>Simple prompt, stronger prompt and three-shot plan</w:t>
             </w:r>
           </w:p>
         </w:tc>
@@ -2083,7 +2193,7 @@
                 <w:color w:val="1875C4"/>
                 <w:sz w:val="16"/>
               </w:rPr>
-              <w:t>14:00–17:15</w:t>
+              <w:t>14:00–15:30</w:t>
             </w:r>
           </w:p>
         </w:tc>
@@ -2103,7 +2213,7 @@
                 <w:b w:val="0"/>
                 <w:sz w:val="16"/>
               </w:rPr>
-              <w:t>Labs 01–03: Hermes setup, simple video and FRAME-CUT</w:t>
+              <w:t>Lab 01: create the first video</w:t>
             </w:r>
           </w:p>
         </w:tc>
@@ -2123,7 +2233,7 @@
                 <w:b w:val="0"/>
                 <w:sz w:val="16"/>
               </w:rPr>
-              <w:t>Guided lab; individual execution evidence</w:t>
+              <w:t>Guided creation</w:t>
             </w:r>
           </w:p>
         </w:tc>
@@ -2143,7 +2253,7 @@
                 <w:b w:val="0"/>
                 <w:sz w:val="16"/>
               </w:rPr>
-              <w:t>Topic 1 lab slides + LG §5.1–5.3</w:t>
+              <w:t>Lab 01 guide and prompts</w:t>
             </w:r>
           </w:p>
         </w:tc>
@@ -2163,7 +2273,110 @@
                 <w:b w:val="0"/>
                 <w:sz w:val="16"/>
               </w:rPr>
-              <w:t>MiniMax-M3 check; MP4 preview; prompt Markdown/PDF; verifier evidence</w:t>
+              <w:t>First 15-second video and review notes</w:t>
+            </w:r>
+          </w:p>
+        </w:tc>
+      </w:tr>
+      <w:tr>
+        <w:tc>
+          <w:tcPr>
+            <w:tcW w:type="dxa" w:w="2028"/>
+            <w:vAlign w:val="center"/>
+          </w:tcPr>
+          <w:p>
+            <w:pPr>
+              <w:spacing w:after="40"/>
+            </w:pPr>
+            <w:r/>
+            <w:r>
+              <w:rPr>
+                <w:rFonts w:ascii="Arial" w:hAnsi="Arial"/>
+                <w:b/>
+                <w:color w:val="1875C4"/>
+                <w:sz w:val="16"/>
+              </w:rPr>
+              <w:t>15:30–17:15</w:t>
+            </w:r>
+          </w:p>
+        </w:tc>
+        <w:tc>
+          <w:tcPr>
+            <w:tcW w:type="dxa" w:w="2028"/>
+            <w:vAlign w:val="center"/>
+          </w:tcPr>
+          <w:p>
+            <w:pPr>
+              <w:spacing w:after="40"/>
+            </w:pPr>
+            <w:r/>
+            <w:r>
+              <w:rPr>
+                <w:rFonts w:ascii="Arial" w:hAnsi="Arial"/>
+                <w:b w:val="0"/>
+                <w:sz w:val="16"/>
+              </w:rPr>
+              <w:t>Topic 2: tools, skills and creative improvement</w:t>
+            </w:r>
+          </w:p>
+        </w:tc>
+        <w:tc>
+          <w:tcPr>
+            <w:tcW w:type="dxa" w:w="2028"/>
+            <w:vAlign w:val="center"/>
+          </w:tcPr>
+          <w:p>
+            <w:pPr>
+              <w:spacing w:after="40"/>
+            </w:pPr>
+            <w:r/>
+            <w:r>
+              <w:rPr>
+                <w:rFonts w:ascii="Arial" w:hAnsi="Arial"/>
+                <w:b w:val="0"/>
+                <w:sz w:val="16"/>
+              </w:rPr>
+              <w:t>Visual comparison + guided demonstration</w:t>
+            </w:r>
+          </w:p>
+        </w:tc>
+        <w:tc>
+          <w:tcPr>
+            <w:tcW w:type="dxa" w:w="2028"/>
+            <w:vAlign w:val="center"/>
+          </w:tcPr>
+          <w:p>
+            <w:pPr>
+              <w:spacing w:after="40"/>
+            </w:pPr>
+            <w:r/>
+            <w:r>
+              <w:rPr>
+                <w:rFonts w:ascii="Arial" w:hAnsi="Arial"/>
+                <w:b w:val="0"/>
+                <w:sz w:val="16"/>
+              </w:rPr>
+              <w:t>Slides 42–68</w:t>
+            </w:r>
+          </w:p>
+        </w:tc>
+        <w:tc>
+          <w:tcPr>
+            <w:tcW w:type="dxa" w:w="2028"/>
+            <w:vAlign w:val="center"/>
+          </w:tcPr>
+          <w:p>
+            <w:pPr>
+              <w:spacing w:after="40"/>
+            </w:pPr>
+            <w:r/>
+            <w:r>
+              <w:rPr>
+                <w:rFonts w:ascii="Arial" w:hAnsi="Arial"/>
+                <w:b w:val="0"/>
+                <w:sz w:val="16"/>
+              </w:rPr>
+              <w:t>Tool choice and reusable video-skill plan</w:t>
             </w:r>
           </w:p>
         </w:tc>
@@ -2206,7 +2419,7 @@
                 <w:b w:val="0"/>
                 <w:sz w:val="16"/>
               </w:rPr>
-              <w:t>Checkpoint and transfer challenge</w:t>
+              <w:t>Lab 02 briefing and creative checkpoint</w:t>
             </w:r>
           </w:p>
         </w:tc>
@@ -2246,7 +2459,7 @@
                 <w:b w:val="0"/>
                 <w:sz w:val="16"/>
               </w:rPr>
-              <w:t>Slides 74–75</w:t>
+              <w:t>Lab 02 guide and prompts</w:t>
             </w:r>
           </w:p>
         </w:tc>
@@ -2266,7 +2479,7 @@
                 <w:b w:val="0"/>
                 <w:sz w:val="16"/>
               </w:rPr>
-              <w:t>Explained failure class, threshold, evidence and owner</w:t>
+              <w:t>Specific plan to improve the first video</w:t>
             </w:r>
           </w:p>
         </w:tc>
@@ -2428,7 +2641,7 @@
                 <w:color w:val="1875C4"/>
                 <w:sz w:val="16"/>
               </w:rPr>
-              <w:t>09:00–10:45</w:t>
+              <w:t>09:00–10:00</w:t>
             </w:r>
           </w:p>
         </w:tc>
@@ -2448,7 +2661,7 @@
                 <w:b w:val="0"/>
                 <w:sz w:val="16"/>
               </w:rPr>
-              <w:t>Remotion, Manim, Higgsfield, FFmpeg and Hermes skill anatomy</w:t>
+              <w:t>Lab 02: improve the first video</w:t>
             </w:r>
           </w:p>
         </w:tc>
@@ -2468,7 +2681,7 @@
                 <w:b w:val="0"/>
                 <w:sz w:val="16"/>
               </w:rPr>
-              <w:t>Mechanism dialogue + technical demonstration</w:t>
+              <w:t>Guided creation + before-after review</w:t>
             </w:r>
           </w:p>
         </w:tc>
@@ -2488,7 +2701,7 @@
                 <w:b w:val="0"/>
                 <w:sz w:val="16"/>
               </w:rPr>
-              <w:t>Slides 76–105</w:t>
+              <w:t>Lab 02 guide and prompts</w:t>
             </w:r>
           </w:p>
         </w:tc>
@@ -2508,7 +2721,7 @@
                 <w:b w:val="0"/>
                 <w:sz w:val="16"/>
               </w:rPr>
-              <w:t>Tool registry; skill contracts; render evidence</w:t>
+              <w:t>Improved branded video and comparison</w:t>
             </w:r>
           </w:p>
         </w:tc>
@@ -2531,7 +2744,7 @@
                 <w:color w:val="1875C4"/>
                 <w:sz w:val="16"/>
               </w:rPr>
-              <w:t>10:45–12:30</w:t>
+              <w:t>10:00–11:45</w:t>
             </w:r>
           </w:p>
         </w:tc>
@@ -2551,7 +2764,7 @@
                 <w:b w:val="0"/>
                 <w:sz w:val="16"/>
               </w:rPr>
-              <w:t>Custom brand-video skill, technical QA and repair</w:t>
+              <w:t>Topic 3: five profiles, Kanban, YouTube and scheduling</w:t>
             </w:r>
           </w:p>
         </w:tc>
@@ -2571,7 +2784,7 @@
                 <w:b w:val="0"/>
                 <w:sz w:val="16"/>
               </w:rPr>
-              <w:t>Evidence review + skill construction</w:t>
+              <w:t>Role play + visual workflow demonstration</w:t>
             </w:r>
           </w:p>
         </w:tc>
@@ -2591,7 +2804,7 @@
                 <w:b w:val="0"/>
                 <w:sz w:val="16"/>
               </w:rPr>
-              <w:t>Slides 106–133</w:t>
+              <w:t>Slides 69–95</w:t>
             </w:r>
           </w:p>
         </w:tc>
@@ -2611,7 +2824,110 @@
                 <w:b w:val="0"/>
                 <w:sz w:val="16"/>
               </w:rPr>
-              <w:t>Branded MP4, probe, review and versioned repair</w:t>
+              <w:t>Five-agent board and publishing plan</w:t>
+            </w:r>
+          </w:p>
+        </w:tc>
+      </w:tr>
+      <w:tr>
+        <w:tc>
+          <w:tcPr>
+            <w:tcW w:type="dxa" w:w="2028"/>
+            <w:vAlign w:val="center"/>
+          </w:tcPr>
+          <w:p>
+            <w:pPr>
+              <w:spacing w:after="40"/>
+            </w:pPr>
+            <w:r/>
+            <w:r>
+              <w:rPr>
+                <w:rFonts w:ascii="Arial" w:hAnsi="Arial"/>
+                <w:b/>
+                <w:color w:val="1875C4"/>
+                <w:sz w:val="16"/>
+              </w:rPr>
+              <w:t>11:45–12:30</w:t>
+            </w:r>
+          </w:p>
+        </w:tc>
+        <w:tc>
+          <w:tcPr>
+            <w:tcW w:type="dxa" w:w="2028"/>
+            <w:vAlign w:val="center"/>
+          </w:tcPr>
+          <w:p>
+            <w:pPr>
+              <w:spacing w:after="40"/>
+            </w:pPr>
+            <w:r/>
+            <w:r>
+              <w:rPr>
+                <w:rFonts w:ascii="Arial" w:hAnsi="Arial"/>
+                <w:b w:val="0"/>
+                <w:sz w:val="16"/>
+              </w:rPr>
+              <w:t>Lab 03: improve with the multi-agent team</w:t>
+            </w:r>
+          </w:p>
+        </w:tc>
+        <w:tc>
+          <w:tcPr>
+            <w:tcW w:type="dxa" w:w="2028"/>
+            <w:vAlign w:val="center"/>
+          </w:tcPr>
+          <w:p>
+            <w:pPr>
+              <w:spacing w:after="40"/>
+            </w:pPr>
+            <w:r/>
+            <w:r>
+              <w:rPr>
+                <w:rFonts w:ascii="Arial" w:hAnsi="Arial"/>
+                <w:b w:val="0"/>
+                <w:sz w:val="16"/>
+              </w:rPr>
+              <w:t>Guided orchestration</w:t>
+            </w:r>
+          </w:p>
+        </w:tc>
+        <w:tc>
+          <w:tcPr>
+            <w:tcW w:type="dxa" w:w="2028"/>
+            <w:vAlign w:val="center"/>
+          </w:tcPr>
+          <w:p>
+            <w:pPr>
+              <w:spacing w:after="40"/>
+            </w:pPr>
+            <w:r/>
+            <w:r>
+              <w:rPr>
+                <w:rFonts w:ascii="Arial" w:hAnsi="Arial"/>
+                <w:b w:val="0"/>
+                <w:sz w:val="16"/>
+              </w:rPr>
+              <w:t>Lab 03 guide and prompts</w:t>
+            </w:r>
+          </w:p>
+        </w:tc>
+        <w:tc>
+          <w:tcPr>
+            <w:tcW w:type="dxa" w:w="2028"/>
+            <w:vAlign w:val="center"/>
+          </w:tcPr>
+          <w:p>
+            <w:pPr>
+              <w:spacing w:after="40"/>
+            </w:pPr>
+            <w:r/>
+            <w:r>
+              <w:rPr>
+                <w:rFonts w:ascii="Arial" w:hAnsi="Arial"/>
+                <w:b w:val="0"/>
+                <w:sz w:val="16"/>
+              </w:rPr>
+              <w:t>Team-produced video, audit and Private upload preview</w:t>
             </w:r>
           </w:p>
         </w:tc>
@@ -2737,7 +3053,7 @@
                 <w:color w:val="1875C4"/>
                 <w:sz w:val="16"/>
               </w:rPr>
-              <w:t>13:30–15:15</w:t>
+              <w:t>13:30–14:30</w:t>
             </w:r>
           </w:p>
         </w:tc>
@@ -2757,7 +3073,7 @@
                 <w:b w:val="0"/>
                 <w:sz w:val="16"/>
               </w:rPr>
-              <w:t>Labs 04–06: tools, custom skill and multi-agent workflow</w:t>
+              <w:t>Topic 4: consistent storyboards, characters and micro-drama series</w:t>
             </w:r>
           </w:p>
         </w:tc>
@@ -2777,7 +3093,7 @@
                 <w:b w:val="0"/>
                 <w:sz w:val="16"/>
               </w:rPr>
-              <w:t>Guided lab; verifier-led evidence</w:t>
+              <w:t>Visual story workshop</w:t>
             </w:r>
           </w:p>
         </w:tc>
@@ -2797,7 +3113,7 @@
                 <w:b w:val="0"/>
                 <w:sz w:val="16"/>
               </w:rPr>
-              <w:t>Topic 2/3 lab slides + LG §5.4–5.6</w:t>
+              <w:t>Slides 96–122</w:t>
             </w:r>
           </w:p>
         </w:tc>
@@ -2817,7 +3133,7 @@
                 <w:b w:val="0"/>
                 <w:sz w:val="16"/>
               </w:rPr>
-              <w:t>Tool registry, branded video and role handoffs</w:t>
+              <w:t>Series promise, character bible and six-shot storyboard</w:t>
             </w:r>
           </w:p>
         </w:tc>
@@ -2840,7 +3156,7 @@
                 <w:color w:val="1875C4"/>
                 <w:sz w:val="16"/>
               </w:rPr>
-              <w:t>15:15–16:00</w:t>
+              <w:t>14:30–16:00</w:t>
             </w:r>
           </w:p>
         </w:tc>
@@ -2860,7 +3176,7 @@
                 <w:b w:val="0"/>
                 <w:sz w:val="16"/>
               </w:rPr>
-              <w:t>Labs 07–08: Kanban, private YouTube upload and cron</w:t>
+              <w:t>Lab 04: create a one-minute micro-drama pilot</w:t>
             </w:r>
           </w:p>
         </w:tc>
@@ -2880,7 +3196,7 @@
                 <w:b w:val="0"/>
                 <w:sz w:val="16"/>
               </w:rPr>
-              <w:t>Dry-run orchestration + decision review</w:t>
+              <w:t>Guided team production + continuity review</w:t>
             </w:r>
           </w:p>
         </w:tc>
@@ -2900,7 +3216,7 @@
                 <w:b w:val="0"/>
                 <w:sz w:val="16"/>
               </w:rPr>
-              <w:t>Slides 134–184; LG §5.7–5.8</w:t>
+              <w:t>Lab 04 guide and prompts</w:t>
             </w:r>
           </w:p>
         </w:tc>
@@ -2920,7 +3236,7 @@
                 <w:b w:val="0"/>
                 <w:sz w:val="16"/>
               </w:rPr>
-              <w:t>Kanban graph, upload preview and paused cron evidence</w:t>
+              <w:t>Pilot episode, storyboard and continuity review</w:t>
             </w:r>
           </w:p>
         </w:tc>
@@ -3484,7 +3800,7 @@
         <w:pStyle w:val="ListBullet"/>
       </w:pPr>
       <w:r>
-        <w:t>Confirm the course identity, version and 200-slide deck before class.</w:t>
+        <w:t>Confirm the course identity, version and 129-slide deck before class.</w:t>
       </w:r>
     </w:p>
     <w:p>
@@ -3492,7 +3808,7 @@
         <w:pStyle w:val="ListBullet"/>
       </w:pPr>
       <w:r>
-        <w:t>Verify that every lab folder contains README, AI-PROMPTS Markdown/PDF, synthetic data, starter files, evidence checklist and verify.py.</w:t>
+        <w:t>Verify that all four lab folders contain README, AI-PROMPTS Markdown/PDF, examples, starter files and review checklist.</w:t>
       </w:r>
     </w:p>
     <w:p>
@@ -3500,7 +3816,15 @@
         <w:pStyle w:val="ListBullet"/>
       </w:pPr>
       <w:r>
-        <w:t>Confirm Hermes Desktop and MiniMax-M3 access; keep YouTube private and cron paused until the named approval gate.</w:t>
+        <w:t>Confirm Hermes Desktop and MiniMax M3 access; ask learners to verify the current plan and trial shown in their own account.</w:t>
+      </w:r>
+    </w:p>
+    <w:p>
+      <w:pPr>
+        <w:pStyle w:val="ListBullet"/>
+      </w:pPr>
+      <w:r>
+        <w:t>Keep YouTube Private and the schedule Paused until trainer-supervised approval.</w:t>
       </w:r>
     </w:p>
     <w:p>
@@ -3538,7 +3862,7 @@
         <w:t xml:space="preserve">Official course page: </w:t>
       </w:r>
       <w:r>
-        <w:t>https://www.tertiarycourses.com.sg/wsq-agentic-ai-for-video-creation.html — Course identity, duration, outcomes and TSC</w:t>
+        <w:t>https://www.tertiarycourses.com.sg/wsq-agentic-ai-for-video-creation.html — Course identity, duration and learning outcomes</w:t>
       </w:r>
     </w:p>
     <w:p>
@@ -3552,7 +3876,7 @@
         <w:t xml:space="preserve">Hermes Desktop: </w:t>
       </w:r>
       <w:r>
-        <w:t>https://hermes-agent.nousresearch.com/desktop — Official desktop installer and supported operating systems</w:t>
+        <w:t>https://hermes-agent.nousresearch.com/desktop — Official desktop download and product overview</w:t>
       </w:r>
     </w:p>
     <w:p>
@@ -3563,24 +3887,10 @@
         <w:rPr>
           <w:b/>
         </w:rPr>
-        <w:t xml:space="preserve">Hermes Agent installation: </w:t>
+        <w:t xml:space="preserve">Hermes Agent documentation: </w:t>
       </w:r>
       <w:r>
-        <w:t>https://hermes-agent.nousresearch.com/docs/getting-started/installation — Desktop and CLI installation plus diagnostic commands</w:t>
-      </w:r>
-    </w:p>
-    <w:p>
-      <w:pPr>
-        <w:pStyle w:val="ListBullet"/>
-      </w:pPr>
-      <w:r>
-        <w:rPr>
-          <w:b/>
-        </w:rPr>
-        <w:t xml:space="preserve">Hermes model configuration: </w:t>
-      </w:r>
-      <w:r>
-        <w:t>https://hermes-agent.nousresearch.com/docs/user-guide/configuring-models — Provider, model and auxiliary-task configuration</w:t>
+        <w:t>https://hermes-agent.nousresearch.com/docs — Current setup, skills, profiles, Kanban and scheduling guidance</w:t>
       </w:r>
     </w:p>
     <w:p>
@@ -3594,7 +3904,7 @@
         <w:t xml:space="preserve">MiniMax M3: </w:t>
       </w:r>
       <w:r>
-        <w:t>https://www.minimax.io/models/text/m3 — Current MiniMax-M3 model identifier and agentic capabilities</w:t>
+        <w:t>https://www.minimax.io/models/text/m3 — Current M3 model and subscription information</w:t>
       </w:r>
     </w:p>
     <w:p>
@@ -3605,10 +3915,10 @@
         <w:rPr>
           <w:b/>
         </w:rPr>
-        <w:t xml:space="preserve">Hermes skills: </w:t>
+        <w:t xml:space="preserve">Remotion: </w:t>
       </w:r>
       <w:r>
-        <w:t>https://hermes-agent.nousresearch.com/docs/guides/work-with-skills — Skill discovery, invocation and custom SKILL.md structure</w:t>
+        <w:t>https://www.remotion.dev/ — Code-driven branded motion graphics</w:t>
       </w:r>
     </w:p>
     <w:p>
@@ -3619,66 +3929,10 @@
         <w:rPr>
           <w:b/>
         </w:rPr>
-        <w:t xml:space="preserve">Hermes delegation: </w:t>
+        <w:t xml:space="preserve">Manim: </w:t>
       </w:r>
       <w:r>
-        <w:t>https://hermes-agent.nousresearch.com/docs/guides/delegation-patterns — Isolated subagents, explicit context and parallel work</w:t>
-      </w:r>
-    </w:p>
-    <w:p>
-      <w:pPr>
-        <w:pStyle w:val="ListBullet"/>
-      </w:pPr>
-      <w:r>
-        <w:rPr>
-          <w:b/>
-        </w:rPr>
-        <w:t xml:space="preserve">Hermes Kanban: </w:t>
-      </w:r>
-      <w:r>
-        <w:t>https://hermes-agent.nousresearch.com/docs/user-guide/features/kanban — Durable multi-agent task dependencies and review states</w:t>
-      </w:r>
-    </w:p>
-    <w:p>
-      <w:pPr>
-        <w:pStyle w:val="ListBullet"/>
-      </w:pPr>
-      <w:r>
-        <w:rPr>
-          <w:b/>
-        </w:rPr>
-        <w:t xml:space="preserve">Hermes scheduled tasks: </w:t>
-      </w:r>
-      <w:r>
-        <w:t>https://hermes-agent.nousresearch.com/docs/user-guide/features/cron — Cron jobs, attached skills and fresh-session behavior</w:t>
-      </w:r>
-    </w:p>
-    <w:p>
-      <w:pPr>
-        <w:pStyle w:val="ListBullet"/>
-      </w:pPr>
-      <w:r>
-        <w:rPr>
-          <w:b/>
-        </w:rPr>
-        <w:t xml:space="preserve">Remotion documentation: </w:t>
-      </w:r>
-      <w:r>
-        <w:t>https://www.remotion.dev/docs — Code-driven video compositions and rendering</w:t>
-      </w:r>
-    </w:p>
-    <w:p>
-      <w:pPr>
-        <w:pStyle w:val="ListBullet"/>
-      </w:pPr>
-      <w:r>
-        <w:rPr>
-          <w:b/>
-        </w:rPr>
-        <w:t xml:space="preserve">Manim documentation: </w:t>
-      </w:r>
-      <w:r>
-        <w:t>https://docs.manim.community/ — Programmatic explanatory animation</w:t>
+        <w:t>https://www.manim.community/ — Explanatory animation</w:t>
       </w:r>
     </w:p>
     <w:p>
@@ -3692,7 +3946,7 @@
         <w:t xml:space="preserve">Higgsfield: </w:t>
       </w:r>
       <w:r>
-        <w:t>https://higgsfield.ai/ — Generative video shot production; verify current account and quota terms</w:t>
+        <w:t>https://higgsfield.ai/ — Generative video shots and creative effects</w:t>
       </w:r>
     </w:p>
     <w:p>
@@ -3703,10 +3957,10 @@
         <w:rPr>
           <w:b/>
         </w:rPr>
-        <w:t xml:space="preserve">YouTube videos.insert: </w:t>
+        <w:t xml:space="preserve">YouTube Help: </w:t>
       </w:r>
       <w:r>
-        <w:t>https://developers.google.com/youtube/v3/docs/videos/insert — OAuth upload, snippet and status fields</w:t>
+        <w:t>https://support.google.com/youtube/ — Upload, privacy and channel guidance</w:t>
       </w:r>
     </w:p>
     <w:p>
@@ -3720,7 +3974,7 @@
         <w:t xml:space="preserve">AI Video Prompting: </w:t>
       </w:r>
       <w:r>
-        <w:t>reference/AI Video Prompting.pdf — Shot grammar, camera movement and continuity patterns</w:t>
+        <w:t>reference/AI Video Prompting.pdf — Video prompt structure, shot descriptions and continuity</w:t>
       </w:r>
     </w:p>
     <w:p>
@@ -3734,7 +3988,7 @@
         <w:t xml:space="preserve">Hermes Agent The Complete Developers: </w:t>
       </w:r>
       <w:r>
-        <w:t>reference/Hermes Agent The Complete Developers.pdf — Supplied reference for agent architecture, tools, memory and orchestration</w:t>
+        <w:t>reference/Hermes Agent The Complete Developers.pdf — Supplied reference for agents, tools, skills and orchestration</w:t>
       </w:r>
     </w:p>
     <w:sectPr>
@@ -3761,7 +4015,7 @@
         <w:color w:val="526577"/>
         <w:sz w:val="16"/>
       </w:rPr>
-      <w:t>Agentic AI for Video Creation  •  TGS-2023036088  •  v3.0  |  © Tertiary Infotech Academy Pte Ltd</w:t>
+      <w:t>Agentic AI for Video Creation  •  TGS-2023036088  •  v4.0  |  © Tertiary Infotech Academy Pte Ltd</w:t>
     </w:r>
   </w:p>
 </w:ftr>

--- a/courseware/LP-Agentic AI for Video Creation.docx
+++ b/courseware/LP-Agentic AI for Video Creation.docx
@@ -2,6 +2,7 @@
 <file path=word/document.xml><?xml version="1.0" encoding="utf-8"?>
 <w:document xmlns:wpc="http://schemas.microsoft.com/office/word/2010/wordprocessingCanvas" xmlns:mo="http://schemas.microsoft.com/office/mac/office/2008/main" xmlns:mc="http://schemas.openxmlformats.org/markup-compatibility/2006" xmlns:mv="urn:schemas-microsoft-com:mac:vml" xmlns:o="urn:schemas-microsoft-com:office:office" xmlns:r="http://schemas.openxmlformats.org/officeDocument/2006/relationships" xmlns:m="http://schemas.openxmlformats.org/officeDocument/2006/math" xmlns:v="urn:schemas-microsoft-com:vml" xmlns:wp14="http://schemas.microsoft.com/office/word/2010/wordprocessingDrawing" xmlns:wp="http://schemas.openxmlformats.org/drawingml/2006/wordprocessingDrawing" xmlns:w10="urn:schemas-microsoft-com:office:word" xmlns:w="http://schemas.openxmlformats.org/wordprocessingml/2006/main" xmlns:w14="http://schemas.microsoft.com/office/word/2010/wordml" xmlns:wpg="http://schemas.microsoft.com/office/word/2010/wordprocessingGroup" xmlns:wpi="http://schemas.microsoft.com/office/word/2010/wordprocessingInk" xmlns:wne="http://schemas.microsoft.com/office/word/2006/wordml" xmlns:wps="http://schemas.microsoft.com/office/word/2010/wordprocessingShape" mc:Ignorable="w14 wp14">
   <w:body>
+    <w:p/>
     <w:p>
       <w:pPr>
         <w:jc w:val="center"/>
@@ -9,7 +10,7 @@
       <w:r>
         <w:drawing>
           <wp:inline xmlns:a="http://schemas.openxmlformats.org/drawingml/2006/main" xmlns:pic="http://schemas.openxmlformats.org/drawingml/2006/picture">
-            <wp:extent cx="1965960" cy="1965960"/>
+            <wp:extent cx="1920240" cy="1920240"/>
             <wp:docPr id="1" name="Picture 1"/>
             <wp:cNvGraphicFramePr>
               <a:graphicFrameLocks noChangeAspect="1"/>
@@ -22,7 +23,7 @@
                     <pic:cNvPicPr/>
                   </pic:nvPicPr>
                   <pic:blipFill>
-                    <a:blip r:embed="rId10"/>
+                    <a:blip r:embed="rId9"/>
                     <a:stretch>
                       <a:fillRect/>
                     </a:stretch>
@@ -30,7 +31,7 @@
                   <pic:spPr>
                     <a:xfrm>
                       <a:off x="0" y="0"/>
-                      <a:ext cx="1965960" cy="1965960"/>
+                      <a:ext cx="1920240" cy="1920240"/>
                     </a:xfrm>
                     <a:prstGeom prst="rect"/>
                   </pic:spPr>
@@ -43,32 +44,162 @@
     </w:p>
     <w:p>
       <w:pPr>
-        <w:pStyle w:val="Subtitle"/>
+        <w:spacing w:before="40" w:after="20"/>
         <w:jc w:val="center"/>
       </w:pPr>
       <w:r>
-        <w:t>WSQ COURSEWARE</w:t>
+        <w:rPr>
+          <w:b/>
+          <w:color w:val="111827"/>
+          <w:sz w:val="26"/>
+        </w:rPr>
+        <w:t>Tertiary Infotech Academy Pte Ltd</w:t>
       </w:r>
     </w:p>
     <w:p>
       <w:pPr>
-        <w:pStyle w:val="Title"/>
+        <w:spacing w:before="0" w:after="200"/>
         <w:jc w:val="center"/>
       </w:pPr>
       <w:r>
+        <w:rPr>
+          <w:b w:val="0"/>
+          <w:color w:val="555B66"/>
+          <w:sz w:val="20"/>
+        </w:rPr>
+        <w:t>UEN: 201200696W</w:t>
+      </w:r>
+    </w:p>
+    <w:p>
+      <w:pPr>
+        <w:spacing w:before="0" w:after="80"/>
+        <w:jc w:val="center"/>
+      </w:pPr>
+      <w:r>
+        <w:rPr>
+          <w:b/>
+          <w:color w:val="1F6FEB"/>
+          <w:sz w:val="52"/>
+        </w:rPr>
+        <w:t>LESSON PLAN</w:t>
+      </w:r>
+    </w:p>
+    <w:p>
+      <w:pPr>
+        <w:spacing w:before="80" w:after="160"/>
+        <w:jc w:val="center"/>
+      </w:pPr>
+      <w:r>
+        <w:rPr>
+          <w:b w:val="0"/>
+          <w:color w:val="555B66"/>
+          <w:sz w:val="24"/>
+        </w:rPr>
+        <w:t>For</w:t>
+      </w:r>
+    </w:p>
+    <w:p>
+      <w:pPr>
+        <w:spacing w:before="80" w:after="40"/>
+        <w:jc w:val="center"/>
+      </w:pPr>
+      <w:r>
+        <w:rPr>
+          <w:b/>
+          <w:color w:val="111827"/>
+          <w:sz w:val="40"/>
+        </w:rPr>
         <w:t>Agentic AI for Video Creation</w:t>
       </w:r>
     </w:p>
     <w:p>
       <w:pPr>
-        <w:pStyle w:val="Subtitle"/>
+        <w:spacing w:before="80" w:after="280"/>
         <w:jc w:val="center"/>
       </w:pPr>
       <w:r>
-        <w:t>Lesson Plan</w:t>
+        <w:rPr>
+          <w:b w:val="0"/>
+          <w:color w:val="111827"/>
+          <w:sz w:val="24"/>
+        </w:rPr>
+        <w:t>TGS Ref No: TGS-2023036088</w:t>
       </w:r>
     </w:p>
-    <w:p/>
+    <w:p>
+      <w:pPr>
+        <w:spacing w:before="0" w:after="40"/>
+        <w:jc w:val="center"/>
+      </w:pPr>
+      <w:r>
+        <w:rPr>
+          <w:b w:val="0"/>
+          <w:color w:val="555B66"/>
+          <w:sz w:val="22"/>
+        </w:rPr>
+        <w:t>Conducted by</w:t>
+      </w:r>
+    </w:p>
+    <w:p>
+      <w:pPr>
+        <w:spacing w:before="0" w:after="40"/>
+        <w:jc w:val="center"/>
+      </w:pPr>
+      <w:r>
+        <w:rPr>
+          <w:b/>
+          <w:color w:val="111827"/>
+          <w:sz w:val="26"/>
+        </w:rPr>
+        <w:t>Tertiary Infotech Academy Pte Ltd</w:t>
+      </w:r>
+    </w:p>
+    <w:p>
+      <w:pPr>
+        <w:spacing w:before="0" w:after="240"/>
+        <w:jc w:val="center"/>
+      </w:pPr>
+      <w:r>
+        <w:rPr>
+          <w:b w:val="0"/>
+          <w:color w:val="555B66"/>
+          <w:sz w:val="22"/>
+        </w:rPr>
+        <w:t>UEN: 201200696W</w:t>
+      </w:r>
+    </w:p>
+    <w:p>
+      <w:pPr>
+        <w:spacing w:before="0" w:after="80"/>
+        <w:jc w:val="center"/>
+      </w:pPr>
+      <w:r>
+        <w:rPr>
+          <w:b/>
+          <w:color w:val="1F6FEB"/>
+          <w:sz w:val="24"/>
+        </w:rPr>
+        <w:t>Version 5.0</w:t>
+      </w:r>
+    </w:p>
+    <w:p>
+      <w:r>
+        <w:br w:type="page"/>
+      </w:r>
+    </w:p>
+    <w:p>
+      <w:pPr>
+        <w:spacing w:after="120"/>
+      </w:pPr>
+      <w:r>
+        <w:rPr>
+          <w:b/>
+          <w:color w:val="111827"/>
+          <w:sz w:val="24"/>
+        </w:rPr>
+        <w:t>DOCUMENT VERSION CONTROL RECORD</w:t>
+      </w:r>
+    </w:p>
     <w:tbl>
       <w:tblPr>
         <w:tblStyle w:val="TableGrid"/>
@@ -77,49 +208,77 @@
         <w:tblLook w:firstColumn="1" w:firstRow="1" w:lastColumn="0" w:lastRow="0" w:noHBand="0" w:noVBand="1" w:val="04A0"/>
       </w:tblPr>
       <w:tblGrid>
-        <w:gridCol w:w="5071"/>
-        <w:gridCol w:w="5071"/>
+        <w:gridCol w:w="1440"/>
+        <w:gridCol w:w="1872"/>
+        <w:gridCol w:w="4752"/>
+        <w:gridCol w:w="1584"/>
       </w:tblGrid>
       <w:tr>
         <w:tc>
           <w:tcPr>
-            <w:tcW w:type="dxa" w:w="5071"/>
-            <w:vAlign w:val="center"/>
-            <w:shd w:fill="0D3056"/>
+            <w:tcW w:type="dxa" w:w="1440"/>
+            <w:shd w:val="clear" w:color="auto" w:fill="1F6FEB"/>
           </w:tcPr>
           <w:p>
-            <w:pPr>
-              <w:spacing w:after="40"/>
-            </w:pPr>
             <w:r/>
             <w:r>
               <w:rPr>
-                <w:rFonts w:ascii="Arial" w:hAnsi="Arial"/>
                 <w:b/>
                 <w:color w:val="FFFFFF"/>
-                <w:sz w:val="18"/>
+                <w:sz w:val="19"/>
               </w:rPr>
-              <w:t>Course Code</w:t>
+              <w:t>Version Number</w:t>
             </w:r>
           </w:p>
         </w:tc>
         <w:tc>
           <w:tcPr>
-            <w:tcW w:type="dxa" w:w="5071"/>
-            <w:vAlign w:val="center"/>
+            <w:tcW w:type="dxa" w:w="1872"/>
+            <w:shd w:val="clear" w:color="auto" w:fill="1F6FEB"/>
           </w:tcPr>
           <w:p>
-            <w:pPr>
-              <w:spacing w:after="40"/>
-            </w:pPr>
             <w:r/>
             <w:r>
               <w:rPr>
-                <w:rFonts w:ascii="Arial" w:hAnsi="Arial"/>
                 <w:b/>
-                <w:sz w:val="18"/>
+                <w:color w:val="FFFFFF"/>
+                <w:sz w:val="19"/>
               </w:rPr>
-              <w:t>TGS-2023036088</w:t>
+              <w:t>Effective Date of Release</w:t>
+            </w:r>
+          </w:p>
+        </w:tc>
+        <w:tc>
+          <w:tcPr>
+            <w:tcW w:type="dxa" w:w="4752"/>
+            <w:shd w:val="clear" w:color="auto" w:fill="1F6FEB"/>
+          </w:tcPr>
+          <w:p>
+            <w:r/>
+            <w:r>
+              <w:rPr>
+                <w:b/>
+                <w:color w:val="FFFFFF"/>
+                <w:sz w:val="19"/>
+              </w:rPr>
+              <w:t>Summary of Included Changes</w:t>
+            </w:r>
+          </w:p>
+        </w:tc>
+        <w:tc>
+          <w:tcPr>
+            <w:tcW w:type="dxa" w:w="1584"/>
+            <w:shd w:val="clear" w:color="auto" w:fill="1F6FEB"/>
+          </w:tcPr>
+          <w:p>
+            <w:r/>
+            <w:r>
+              <w:rPr>
+                <w:b/>
+                <w:color w:val="FFFFFF"/>
+                <w:sz w:val="19"/>
+              </w:rPr>
+              <w:t>Author</w:t>
             </w:r>
           </w:p>
         </w:tc>
@@ -127,43 +286,57 @@
       <w:tr>
         <w:tc>
           <w:tcPr>
-            <w:tcW w:type="dxa" w:w="5071"/>
-            <w:vAlign w:val="center"/>
-            <w:shd w:fill="0D3056"/>
+            <w:tcW w:type="dxa" w:w="1440"/>
           </w:tcPr>
           <w:p>
-            <w:pPr>
-              <w:spacing w:after="40"/>
-            </w:pPr>
             <w:r/>
             <w:r>
               <w:rPr>
-                <w:rFonts w:ascii="Arial" w:hAnsi="Arial"/>
-                <w:b/>
-                <w:color w:val="FFFFFF"/>
-                <w:sz w:val="18"/>
+                <w:sz w:val="19"/>
               </w:rPr>
-              <w:t>Technical Skills and Competencies</w:t>
+              <w:t>1.0</w:t>
             </w:r>
           </w:p>
         </w:tc>
         <w:tc>
           <w:tcPr>
-            <w:tcW w:type="dxa" w:w="5071"/>
-            <w:vAlign w:val="center"/>
+            <w:tcW w:type="dxa" w:w="1872"/>
           </w:tcPr>
           <w:p>
-            <w:pPr>
-              <w:spacing w:after="40"/>
-            </w:pPr>
             <w:r/>
             <w:r>
               <w:rPr>
-                <w:rFonts w:ascii="Arial" w:hAnsi="Arial"/>
-                <w:b w:val="0"/>
-                <w:sz w:val="18"/>
+                <w:sz w:val="19"/>
               </w:rPr>
-              <w:t>MED-MPN-4005-1.1 - Video Editing-4</w:t>
+              <w:t>21 Jul 2023</w:t>
+            </w:r>
+          </w:p>
+        </w:tc>
+        <w:tc>
+          <w:tcPr>
+            <w:tcW w:type="dxa" w:w="4752"/>
+          </w:tcPr>
+          <w:p>
+            <w:r/>
+            <w:r>
+              <w:rPr>
+                <w:sz w:val="19"/>
+              </w:rPr>
+              <w:t>Initial draft.</w:t>
+            </w:r>
+          </w:p>
+        </w:tc>
+        <w:tc>
+          <w:tcPr>
+            <w:tcW w:type="dxa" w:w="1584"/>
+          </w:tcPr>
+          <w:p>
+            <w:r/>
+            <w:r>
+              <w:rPr>
+                <w:sz w:val="19"/>
+              </w:rPr>
+              <w:t>Dr. Alfred Ang</w:t>
             </w:r>
           </w:p>
         </w:tc>
@@ -171,43 +344,57 @@
       <w:tr>
         <w:tc>
           <w:tcPr>
-            <w:tcW w:type="dxa" w:w="5071"/>
-            <w:vAlign w:val="center"/>
-            <w:shd w:fill="0D3056"/>
+            <w:tcW w:type="dxa" w:w="1440"/>
           </w:tcPr>
           <w:p>
-            <w:pPr>
-              <w:spacing w:after="40"/>
-            </w:pPr>
             <w:r/>
             <w:r>
               <w:rPr>
-                <w:rFonts w:ascii="Arial" w:hAnsi="Arial"/>
-                <w:b/>
-                <w:color w:val="FFFFFF"/>
-                <w:sz w:val="18"/>
+                <w:sz w:val="19"/>
               </w:rPr>
-              <w:t>Version</w:t>
+              <w:t>2.0</w:t>
             </w:r>
           </w:p>
         </w:tc>
         <w:tc>
           <w:tcPr>
-            <w:tcW w:type="dxa" w:w="5071"/>
-            <w:vAlign w:val="center"/>
+            <w:tcW w:type="dxa" w:w="1872"/>
           </w:tcPr>
           <w:p>
-            <w:pPr>
-              <w:spacing w:after="40"/>
-            </w:pPr>
             <w:r/>
             <w:r>
               <w:rPr>
-                <w:rFonts w:ascii="Arial" w:hAnsi="Arial"/>
-                <w:b/>
-                <w:sz w:val="18"/>
+                <w:sz w:val="19"/>
               </w:rPr>
-              <w:t>v4.0</w:t>
+              <w:t>29 Aug 2026</w:t>
+            </w:r>
+          </w:p>
+        </w:tc>
+        <w:tc>
+          <w:tcPr>
+            <w:tcW w:type="dxa" w:w="4752"/>
+          </w:tcPr>
+          <w:p>
+            <w:r/>
+            <w:r>
+              <w:rPr>
+                <w:sz w:val="19"/>
+              </w:rPr>
+              <w:t>Rebuilt around an evidence-led agentic video workflow with eight connected labs.</w:t>
+            </w:r>
+          </w:p>
+        </w:tc>
+        <w:tc>
+          <w:tcPr>
+            <w:tcW w:type="dxa" w:w="1584"/>
+          </w:tcPr>
+          <w:p>
+            <w:r/>
+            <w:r>
+              <w:rPr>
+                <w:sz w:val="19"/>
+              </w:rPr>
+              <w:t>Dr. Alfred Ang</w:t>
             </w:r>
           </w:p>
         </w:tc>
@@ -215,43 +402,57 @@
       <w:tr>
         <w:tc>
           <w:tcPr>
-            <w:tcW w:type="dxa" w:w="5071"/>
-            <w:vAlign w:val="center"/>
-            <w:shd w:fill="0D3056"/>
+            <w:tcW w:type="dxa" w:w="1440"/>
           </w:tcPr>
           <w:p>
-            <w:pPr>
-              <w:spacing w:after="40"/>
-            </w:pPr>
             <w:r/>
             <w:r>
               <w:rPr>
-                <w:rFonts w:ascii="Arial" w:hAnsi="Arial"/>
-                <w:b/>
-                <w:color w:val="FFFFFF"/>
-                <w:sz w:val="18"/>
+                <w:sz w:val="19"/>
               </w:rPr>
-              <w:t>Release Date</w:t>
+              <w:t>3.0</w:t>
             </w:r>
           </w:p>
         </w:tc>
         <w:tc>
           <w:tcPr>
-            <w:tcW w:type="dxa" w:w="5071"/>
-            <w:vAlign w:val="center"/>
+            <w:tcW w:type="dxa" w:w="1872"/>
           </w:tcPr>
           <w:p>
-            <w:pPr>
-              <w:spacing w:after="40"/>
-            </w:pPr>
             <w:r/>
             <w:r>
               <w:rPr>
-                <w:rFonts w:ascii="Arial" w:hAnsi="Arial"/>
-                <w:b w:val="0"/>
-                <w:sz w:val="18"/>
+                <w:sz w:val="19"/>
               </w:rPr>
-              <w:t>16 September 2026</w:t>
+              <w:t>15 Sep 2026</w:t>
+            </w:r>
+          </w:p>
+        </w:tc>
+        <w:tc>
+          <w:tcPr>
+            <w:tcW w:type="dxa" w:w="4752"/>
+          </w:tcPr>
+          <w:p>
+            <w:r/>
+            <w:r>
+              <w:rPr>
+                <w:sz w:val="19"/>
+              </w:rPr>
+              <w:t>Hermes Agent and MiniMax M3 replace n8n; FRAME-CUT prompting; governed tools and skills.</w:t>
+            </w:r>
+          </w:p>
+        </w:tc>
+        <w:tc>
+          <w:tcPr>
+            <w:tcW w:type="dxa" w:w="1584"/>
+          </w:tcPr>
+          <w:p>
+            <w:r/>
+            <w:r>
+              <w:rPr>
+                <w:sz w:val="19"/>
+              </w:rPr>
+              <w:t>Dr. Alfred Ang</w:t>
             </w:r>
           </w:p>
         </w:tc>
@@ -259,43 +460,57 @@
       <w:tr>
         <w:tc>
           <w:tcPr>
-            <w:tcW w:type="dxa" w:w="5071"/>
-            <w:vAlign w:val="center"/>
-            <w:shd w:fill="0D3056"/>
+            <w:tcW w:type="dxa" w:w="1440"/>
           </w:tcPr>
           <w:p>
-            <w:pPr>
-              <w:spacing w:after="40"/>
-            </w:pPr>
             <w:r/>
             <w:r>
               <w:rPr>
-                <w:rFonts w:ascii="Arial" w:hAnsi="Arial"/>
-                <w:b/>
-                <w:color w:val="FFFFFF"/>
-                <w:sz w:val="18"/>
+                <w:sz w:val="19"/>
               </w:rPr>
-              <w:t>Training Provider</w:t>
+              <w:t>4.0</w:t>
             </w:r>
           </w:p>
         </w:tc>
         <w:tc>
           <w:tcPr>
-            <w:tcW w:type="dxa" w:w="5071"/>
-            <w:vAlign w:val="center"/>
+            <w:tcW w:type="dxa" w:w="1872"/>
           </w:tcPr>
           <w:p>
-            <w:pPr>
-              <w:spacing w:after="40"/>
-            </w:pPr>
             <w:r/>
             <w:r>
               <w:rPr>
-                <w:rFonts w:ascii="Arial" w:hAnsi="Arial"/>
-                <w:b w:val="0"/>
-                <w:sz w:val="18"/>
+                <w:sz w:val="19"/>
               </w:rPr>
-              <w:t>Tertiary Infotech Academy Pte Ltd (UEN 201200696W)</w:t>
+              <w:t>16 Sep 2026</w:t>
+            </w:r>
+          </w:p>
+        </w:tc>
+        <w:tc>
+          <w:tcPr>
+            <w:tcW w:type="dxa" w:w="4752"/>
+          </w:tcPr>
+          <w:p>
+            <w:r/>
+            <w:r>
+              <w:rPr>
+                <w:sz w:val="19"/>
+              </w:rPr>
+              <w:t>Simplified to four creative labs; micro-drama series; five-agent Kanban production.</w:t>
+            </w:r>
+          </w:p>
+        </w:tc>
+        <w:tc>
+          <w:tcPr>
+            <w:tcW w:type="dxa" w:w="1584"/>
+          </w:tcPr>
+          <w:p>
+            <w:r/>
+            <w:r>
+              <w:rPr>
+                <w:sz w:val="19"/>
+              </w:rPr>
+              <w:t>Dr. Alfred Ang</w:t>
             </w:r>
           </w:p>
         </w:tc>
@@ -303,59 +518,338 @@
       <w:tr>
         <w:tc>
           <w:tcPr>
-            <w:tcW w:type="dxa" w:w="5071"/>
-            <w:vAlign w:val="center"/>
-            <w:shd w:fill="0D3056"/>
+            <w:tcW w:type="dxa" w:w="1440"/>
           </w:tcPr>
           <w:p>
-            <w:pPr>
-              <w:spacing w:after="40"/>
-            </w:pPr>
             <w:r/>
             <w:r>
               <w:rPr>
-                <w:rFonts w:ascii="Arial" w:hAnsi="Arial"/>
-                <w:b/>
-                <w:color w:val="FFFFFF"/>
-                <w:sz w:val="18"/>
+                <w:sz w:val="19"/>
               </w:rPr>
-              <w:t>Trainer</w:t>
+              <w:t>5.0</w:t>
             </w:r>
           </w:p>
         </w:tc>
         <w:tc>
           <w:tcPr>
-            <w:tcW w:type="dxa" w:w="5071"/>
-            <w:vAlign w:val="center"/>
+            <w:tcW w:type="dxa" w:w="1872"/>
           </w:tcPr>
           <w:p>
-            <w:pPr>
-              <w:spacing w:after="40"/>
-            </w:pPr>
             <w:r/>
             <w:r>
               <w:rPr>
-                <w:rFonts w:ascii="Arial" w:hAnsi="Arial"/>
-                <w:b w:val="0"/>
-                <w:sz w:val="18"/>
+                <w:sz w:val="19"/>
               </w:rPr>
-              <w:t>Dr Alfred Ang</w:t>
+              <w:t>8 Oct 2026</w:t>
+            </w:r>
+          </w:p>
+        </w:tc>
+        <w:tc>
+          <w:tcPr>
+            <w:tcW w:type="dxa" w:w="4752"/>
+          </w:tcPr>
+          <w:p>
+            <w:r/>
+            <w:r>
+              <w:rPr>
+                <w:sz w:val="19"/>
+              </w:rPr>
+              <w:t>Realigned to the approved Course Proposal: three Learning Units and Learning Outcomes verbatim, and the TSC Video Editing-4 (MED-MPN-4005-1.1) Knowledge K1-K5 and Abilities A1-A7 stated on the slides and in every document. Topics renamed to the published course outline. New content: history of AI; agentic AI vs AI agents; a single AI agent; principles of video creation (story, script, storyboard, characters, shots, sound, captions); quality issues, standards, work plans and parameters; the Flova video agent; Hermes Agent with skills, plugins, the Flova CLI and a multi-agent studio on Kanban; industry standards, remedial actions and technology adoption. Six connected labs on one financial-planning micro-drama series (Kopi &amp; Coins). Deck redesigned to the house design system shared with Agentic AI Applications with Codex.</w:t>
+            </w:r>
+          </w:p>
+        </w:tc>
+        <w:tc>
+          <w:tcPr>
+            <w:tcW w:type="dxa" w:w="1584"/>
+          </w:tcPr>
+          <w:p>
+            <w:r/>
+            <w:r>
+              <w:rPr>
+                <w:sz w:val="19"/>
+              </w:rPr>
+              <w:t>Dr. Alfred Ang</w:t>
             </w:r>
           </w:p>
         </w:tc>
       </w:tr>
     </w:tbl>
-    <w:p/>
+    <w:p>
+      <w:r>
+        <w:br w:type="page"/>
+      </w:r>
+    </w:p>
+    <w:p>
+      <w:r>
+        <w:rPr>
+          <w:b/>
+          <w:sz w:val="24"/>
+        </w:rPr>
+        <w:t>TABLE OF CONTENTS</w:t>
+      </w:r>
+    </w:p>
     <w:p>
       <w:pPr>
-        <w:jc w:val="center"/>
+        <w:tabs>
+          <w:tab w:pos="9648" w:val="right" w:leader="dot"/>
+        </w:tabs>
+        <w:spacing w:after="60"/>
+        <w:ind w:left="0"/>
+      </w:pPr>
+      <w:r>
+        <w:fldChar w:fldCharType="begin"/>
+      </w:r>
+      <w:r>
+        <w:instrText xml:space="preserve">TOC \o "1-2" \h \z \u</w:instrText>
+      </w:r>
+      <w:r>
+        <w:fldChar w:fldCharType="separate"/>
+      </w:r>
+      <w:r>
+        <w:rPr>
+          <w:b/>
+          <w:sz w:val="21"/>
+        </w:rPr>
+        <w:t>Course Overview</w:t>
+        <w:tab/>
+        <w:t>4</w:t>
+      </w:r>
+    </w:p>
+    <w:p>
+      <w:pPr>
+        <w:tabs>
+          <w:tab w:pos="9648" w:val="right" w:leader="dot"/>
+        </w:tabs>
+        <w:spacing w:after="60"/>
+        <w:ind w:left="0"/>
       </w:pPr>
       <w:r>
         <w:rPr>
-          <w:i/>
-          <w:color w:val="526577"/>
+          <w:b/>
+          <w:sz w:val="21"/>
         </w:rPr>
-        <w:t>Controlled document. Verify the version before use.</w:t>
+        <w:t>Learning Outcomes</w:t>
+        <w:tab/>
+        <w:t>4</w:t>
+      </w:r>
+    </w:p>
+    <w:p>
+      <w:pPr>
+        <w:tabs>
+          <w:tab w:pos="9648" w:val="right" w:leader="dot"/>
+        </w:tabs>
+        <w:spacing w:after="60"/>
+        <w:ind w:left="0"/>
+      </w:pPr>
+      <w:r>
+        <w:rPr>
+          <w:b/>
+          <w:sz w:val="21"/>
+        </w:rPr>
+        <w:t>Knowledge and Abilities</w:t>
+        <w:tab/>
+        <w:t>4</w:t>
+      </w:r>
+    </w:p>
+    <w:p>
+      <w:pPr>
+        <w:tabs>
+          <w:tab w:pos="9648" w:val="right" w:leader="dot"/>
+        </w:tabs>
+        <w:spacing w:after="20"/>
+        <w:ind w:left="360"/>
+      </w:pPr>
+      <w:r>
+        <w:rPr>
+          <w:b w:val="0"/>
+          <w:sz w:val="19"/>
+        </w:rPr>
+        <w:t>Learning Units, Outcomes and Assessment</w:t>
+        <w:tab/>
+        <w:t>5</w:t>
+      </w:r>
+    </w:p>
+    <w:p>
+      <w:pPr>
+        <w:tabs>
+          <w:tab w:pos="9648" w:val="right" w:leader="dot"/>
+        </w:tabs>
+        <w:spacing w:after="60"/>
+        <w:ind w:left="0"/>
+      </w:pPr>
+      <w:r>
+        <w:rPr>
+          <w:b/>
+          <w:sz w:val="21"/>
+        </w:rPr>
+        <w:t>Daily Schedule</w:t>
+        <w:tab/>
+        <w:t>5</w:t>
+      </w:r>
+    </w:p>
+    <w:p>
+      <w:pPr>
+        <w:tabs>
+          <w:tab w:pos="9648" w:val="right" w:leader="dot"/>
+        </w:tabs>
+        <w:spacing w:after="20"/>
+        <w:ind w:left="360"/>
+      </w:pPr>
+      <w:r>
+        <w:rPr>
+          <w:b w:val="0"/>
+          <w:sz w:val="19"/>
+        </w:rPr>
+        <w:t>Day 1 — Plan and Make</w:t>
+        <w:tab/>
+        <w:t>5</w:t>
+      </w:r>
+    </w:p>
+    <w:p>
+      <w:pPr>
+        <w:tabs>
+          <w:tab w:pos="9648" w:val="right" w:leader="dot"/>
+        </w:tabs>
+        <w:spacing w:after="20"/>
+        <w:ind w:left="360"/>
+      </w:pPr>
+      <w:r>
+        <w:rPr>
+          <w:b w:val="0"/>
+          <w:sz w:val="19"/>
+        </w:rPr>
+        <w:t>Day 2 — Refine and Scale</w:t>
+        <w:tab/>
+        <w:t>6</w:t>
+      </w:r>
+    </w:p>
+    <w:p>
+      <w:pPr>
+        <w:tabs>
+          <w:tab w:pos="9648" w:val="right" w:leader="dot"/>
+        </w:tabs>
+        <w:spacing w:after="60"/>
+        <w:ind w:left="0"/>
+      </w:pPr>
+      <w:r>
+        <w:rPr>
+          <w:b/>
+          <w:sz w:val="21"/>
+        </w:rPr>
+        <w:t>Topic-by-topic Breakdown</w:t>
+        <w:tab/>
+        <w:t>7</w:t>
+      </w:r>
+    </w:p>
+    <w:p>
+      <w:pPr>
+        <w:tabs>
+          <w:tab w:pos="9648" w:val="right" w:leader="dot"/>
+        </w:tabs>
+        <w:spacing w:after="20"/>
+        <w:ind w:left="360"/>
+      </w:pPr>
+      <w:r>
+        <w:rPr>
+          <w:b w:val="0"/>
+          <w:sz w:val="19"/>
+        </w:rPr>
+        <w:t>Topic 1 — Creative Strategy and End-to-End Video Production with Agentic AI · Slides 20–65</w:t>
+        <w:tab/>
+        <w:t>7</w:t>
+      </w:r>
+    </w:p>
+    <w:p>
+      <w:pPr>
+        <w:tabs>
+          <w:tab w:pos="9648" w:val="right" w:leader="dot"/>
+        </w:tabs>
+        <w:spacing w:after="20"/>
+        <w:ind w:left="360"/>
+      </w:pPr>
+      <w:r>
+        <w:rPr>
+          <w:b w:val="0"/>
+          <w:sz w:val="19"/>
+        </w:rPr>
+        <w:t>Topic 2 — AI-Assisted Video Editing, Storytelling and Quality Assurance · Slides 66–97</w:t>
+        <w:tab/>
+        <w:t>7</w:t>
+      </w:r>
+    </w:p>
+    <w:p>
+      <w:pPr>
+        <w:tabs>
+          <w:tab w:pos="9648" w:val="right" w:leader="dot"/>
+        </w:tabs>
+        <w:spacing w:after="20"/>
+        <w:ind w:left="360"/>
+      </w:pPr>
+      <w:r>
+        <w:rPr>
+          <w:b w:val="0"/>
+          <w:sz w:val="19"/>
+        </w:rPr>
+        <w:t>Topic 3 — Workflow Optimisation, Industry Compliance and Emerging Video Technologies · Slides 98–137</w:t>
+        <w:tab/>
+        <w:t>8</w:t>
+      </w:r>
+    </w:p>
+    <w:p>
+      <w:pPr>
+        <w:tabs>
+          <w:tab w:pos="9648" w:val="right" w:leader="dot"/>
+        </w:tabs>
+        <w:spacing w:after="60"/>
+        <w:ind w:left="0"/>
+      </w:pPr>
+      <w:r>
+        <w:rPr>
+          <w:b/>
+          <w:sz w:val="21"/>
+        </w:rPr>
+        <w:t>Instructional Methods</w:t>
+        <w:tab/>
+        <w:t>9</w:t>
+      </w:r>
+    </w:p>
+    <w:p>
+      <w:pPr>
+        <w:tabs>
+          <w:tab w:pos="9648" w:val="right" w:leader="dot"/>
+        </w:tabs>
+        <w:spacing w:after="60"/>
+        <w:ind w:left="0"/>
+      </w:pPr>
+      <w:r>
+        <w:rPr>
+          <w:b/>
+          <w:sz w:val="21"/>
+        </w:rPr>
+        <w:t>Resources Required</w:t>
+        <w:tab/>
+        <w:t>9</w:t>
+      </w:r>
+    </w:p>
+    <w:p>
+      <w:pPr>
+        <w:tabs>
+          <w:tab w:pos="9648" w:val="right" w:leader="dot"/>
+        </w:tabs>
+        <w:spacing w:after="60"/>
+        <w:ind w:left="0"/>
+      </w:pPr>
+      <w:r>
+        <w:rPr>
+          <w:b/>
+          <w:sz w:val="21"/>
+        </w:rPr>
+        <w:t>Assessment</w:t>
+        <w:tab/>
+        <w:t>9</w:t>
+      </w:r>
+      <w:r>
+        <w:fldChar w:fldCharType="end"/>
       </w:r>
     </w:p>
     <w:p>
@@ -368,131 +862,56 @@
         <w:pStyle w:val="Heading1"/>
       </w:pPr>
       <w:r>
-        <w:t>Document Control</w:t>
+        <w:t>Course Overview</w:t>
+      </w:r>
+    </w:p>
+    <w:p>
+      <w:r>
+        <w:t>A two-day, hands-on WSQ course in which learners act as the AI video producer of one studio — Kopi &amp; Coins, which makes 60-second money stories for young adults in Singapore. Day 1 plans Episode 1 with a single AI agent and makes the first cut with the Flova video agent. Day 2 reviews and refines the cut, then scales the studio with Hermes Agent: the Flova skill, a compliance skill, and a five-agent team on Kanban that makes Episode 2.</w:t>
       </w:r>
     </w:p>
     <w:tbl>
       <w:tblPr>
         <w:tblStyle w:val="TableGrid"/>
         <w:tblW w:type="auto" w:w="0"/>
-        <w:jc w:val="center"/>
+        <w:tblLayout w:type="fixed"/>
         <w:tblLook w:firstColumn="1" w:firstRow="1" w:lastColumn="0" w:lastRow="0" w:noHBand="0" w:noVBand="1" w:val="04A0"/>
       </w:tblPr>
       <w:tblGrid>
-        <w:gridCol w:w="2028"/>
-        <w:gridCol w:w="2028"/>
-        <w:gridCol w:w="2028"/>
-        <w:gridCol w:w="2028"/>
-        <w:gridCol w:w="2028"/>
+        <w:gridCol w:w="2736"/>
+        <w:gridCol w:w="6912"/>
       </w:tblGrid>
       <w:tr>
         <w:tc>
           <w:tcPr>
-            <w:tcW w:type="dxa" w:w="2028"/>
-            <w:vAlign w:val="center"/>
-            <w:shd w:fill="0D3056"/>
+            <w:tcW w:type="dxa" w:w="2736"/>
+            <w:shd w:val="clear" w:fill="EEF4FE"/>
           </w:tcPr>
           <w:p>
-            <w:pPr>
-              <w:spacing w:after="40"/>
-            </w:pPr>
             <w:r/>
             <w:r>
               <w:rPr>
-                <w:rFonts w:ascii="Arial" w:hAnsi="Arial"/>
                 <w:b/>
-                <w:color w:val="FFFFFF"/>
-                <w:sz w:val="18"/>
+                <w:sz w:val="19"/>
               </w:rPr>
-              <w:t>Document</w:t>
+              <w:t>Course title</w:t>
             </w:r>
           </w:p>
         </w:tc>
         <w:tc>
           <w:tcPr>
-            <w:tcW w:type="dxa" w:w="2028"/>
-            <w:vAlign w:val="center"/>
-            <w:shd w:fill="0D3056"/>
+            <w:tcW w:type="dxa" w:w="6912"/>
           </w:tcPr>
           <w:p>
             <w:pPr>
-              <w:spacing w:after="40"/>
+              <w:spacing w:after="20"/>
             </w:pPr>
             <w:r/>
             <w:r>
               <w:rPr>
-                <w:rFonts w:ascii="Arial" w:hAnsi="Arial"/>
-                <w:b/>
-                <w:color w:val="FFFFFF"/>
-                <w:sz w:val="18"/>
+                <w:sz w:val="19"/>
               </w:rPr>
-              <w:t>Version</w:t>
-            </w:r>
-          </w:p>
-        </w:tc>
-        <w:tc>
-          <w:tcPr>
-            <w:tcW w:type="dxa" w:w="2028"/>
-            <w:vAlign w:val="center"/>
-            <w:shd w:fill="0D3056"/>
-          </w:tcPr>
-          <w:p>
-            <w:pPr>
-              <w:spacing w:after="40"/>
-            </w:pPr>
-            <w:r/>
-            <w:r>
-              <w:rPr>
-                <w:rFonts w:ascii="Arial" w:hAnsi="Arial"/>
-                <w:b/>
-                <w:color w:val="FFFFFF"/>
-                <w:sz w:val="18"/>
-              </w:rPr>
-              <w:t>Date</w:t>
-            </w:r>
-          </w:p>
-        </w:tc>
-        <w:tc>
-          <w:tcPr>
-            <w:tcW w:type="dxa" w:w="2028"/>
-            <w:vAlign w:val="center"/>
-            <w:shd w:fill="0D3056"/>
-          </w:tcPr>
-          <w:p>
-            <w:pPr>
-              <w:spacing w:after="40"/>
-            </w:pPr>
-            <w:r/>
-            <w:r>
-              <w:rPr>
-                <w:rFonts w:ascii="Arial" w:hAnsi="Arial"/>
-                <w:b/>
-                <w:color w:val="FFFFFF"/>
-                <w:sz w:val="18"/>
-              </w:rPr>
-              <w:t>Owner</w:t>
-            </w:r>
-          </w:p>
-        </w:tc>
-        <w:tc>
-          <w:tcPr>
-            <w:tcW w:type="dxa" w:w="2028"/>
-            <w:vAlign w:val="center"/>
-            <w:shd w:fill="0D3056"/>
-          </w:tcPr>
-          <w:p>
-            <w:pPr>
-              <w:spacing w:after="40"/>
-            </w:pPr>
-            <w:r/>
-            <w:r>
-              <w:rPr>
-                <w:rFonts w:ascii="Arial" w:hAnsi="Arial"/>
-                <w:b/>
-                <w:color w:val="FFFFFF"/>
-                <w:sz w:val="18"/>
-              </w:rPr>
-              <w:t>Change summary</w:t>
+              <w:t>Agentic AI for Video Creation</w:t>
             </w:r>
           </w:p>
         </w:tc>
@@ -500,101 +919,34 @@
       <w:tr>
         <w:tc>
           <w:tcPr>
-            <w:tcW w:type="dxa" w:w="2028"/>
-            <w:vAlign w:val="center"/>
+            <w:tcW w:type="dxa" w:w="2736"/>
+            <w:shd w:val="clear" w:fill="EEF4FE"/>
           </w:tcPr>
           <w:p>
-            <w:pPr>
-              <w:spacing w:after="40"/>
-            </w:pPr>
             <w:r/>
             <w:r>
               <w:rPr>
-                <w:rFonts w:ascii="Arial" w:hAnsi="Arial"/>
-                <w:b w:val="0"/>
-                <w:sz w:val="18"/>
+                <w:b/>
+                <w:sz w:val="19"/>
               </w:rPr>
-              <w:t>Lesson Plan</w:t>
+              <w:t>Course code</w:t>
             </w:r>
           </w:p>
         </w:tc>
         <w:tc>
           <w:tcPr>
-            <w:tcW w:type="dxa" w:w="2028"/>
-            <w:vAlign w:val="center"/>
+            <w:tcW w:type="dxa" w:w="6912"/>
           </w:tcPr>
           <w:p>
             <w:pPr>
-              <w:spacing w:after="40"/>
+              <w:spacing w:after="20"/>
             </w:pPr>
             <w:r/>
             <w:r>
               <w:rPr>
-                <w:rFonts w:ascii="Arial" w:hAnsi="Arial"/>
-                <w:b/>
-                <w:sz w:val="18"/>
+                <w:sz w:val="19"/>
               </w:rPr>
-              <w:t>2.0</w:t>
-            </w:r>
-          </w:p>
-        </w:tc>
-        <w:tc>
-          <w:tcPr>
-            <w:tcW w:type="dxa" w:w="2028"/>
-            <w:vAlign w:val="center"/>
-          </w:tcPr>
-          <w:p>
-            <w:pPr>
-              <w:spacing w:after="40"/>
-            </w:pPr>
-            <w:r/>
-            <w:r>
-              <w:rPr>
-                <w:rFonts w:ascii="Arial" w:hAnsi="Arial"/>
-                <w:b w:val="0"/>
-                <w:sz w:val="18"/>
-              </w:rPr>
-              <w:t>29 August 2026</w:t>
-            </w:r>
-          </w:p>
-        </w:tc>
-        <w:tc>
-          <w:tcPr>
-            <w:tcW w:type="dxa" w:w="2028"/>
-            <w:vAlign w:val="center"/>
-          </w:tcPr>
-          <w:p>
-            <w:pPr>
-              <w:spacing w:after="40"/>
-            </w:pPr>
-            <w:r/>
-            <w:r>
-              <w:rPr>
-                <w:rFonts w:ascii="Arial" w:hAnsi="Arial"/>
-                <w:b w:val="0"/>
-                <w:sz w:val="18"/>
-              </w:rPr>
-              <w:t>Tertiary Infotech Academy Pte Ltd</w:t>
-            </w:r>
-          </w:p>
-        </w:tc>
-        <w:tc>
-          <w:tcPr>
-            <w:tcW w:type="dxa" w:w="2028"/>
-            <w:vAlign w:val="center"/>
-          </w:tcPr>
-          <w:p>
-            <w:pPr>
-              <w:spacing w:after="40"/>
-            </w:pPr>
-            <w:r/>
-            <w:r>
-              <w:rPr>
-                <w:rFonts w:ascii="Arial" w:hAnsi="Arial"/>
-                <w:b w:val="0"/>
-                <w:sz w:val="18"/>
-              </w:rPr>
-              <w:t>Agentic-video workflow with n8n, generative media, approval and YouTube release controls</w:t>
+              <w:t>TGS-2023036088</w:t>
             </w:r>
           </w:p>
         </w:tc>
@@ -602,101 +954,34 @@
       <w:tr>
         <w:tc>
           <w:tcPr>
-            <w:tcW w:type="dxa" w:w="2028"/>
-            <w:vAlign w:val="center"/>
+            <w:tcW w:type="dxa" w:w="2736"/>
+            <w:shd w:val="clear" w:fill="EEF4FE"/>
           </w:tcPr>
           <w:p>
-            <w:pPr>
-              <w:spacing w:after="40"/>
-            </w:pPr>
             <w:r/>
             <w:r>
               <w:rPr>
-                <w:rFonts w:ascii="Arial" w:hAnsi="Arial"/>
-                <w:b w:val="0"/>
-                <w:sz w:val="18"/>
+                <w:b/>
+                <w:sz w:val="19"/>
               </w:rPr>
-              <w:t>Lesson Plan</w:t>
+              <w:t>TSC</w:t>
             </w:r>
           </w:p>
         </w:tc>
         <w:tc>
           <w:tcPr>
-            <w:tcW w:type="dxa" w:w="2028"/>
-            <w:vAlign w:val="center"/>
+            <w:tcW w:type="dxa" w:w="6912"/>
           </w:tcPr>
           <w:p>
             <w:pPr>
-              <w:spacing w:after="40"/>
+              <w:spacing w:after="20"/>
             </w:pPr>
             <w:r/>
             <w:r>
               <w:rPr>
-                <w:rFonts w:ascii="Arial" w:hAnsi="Arial"/>
-                <w:b/>
-                <w:sz w:val="18"/>
+                <w:sz w:val="19"/>
               </w:rPr>
-              <w:t>3.0</w:t>
-            </w:r>
-          </w:p>
-        </w:tc>
-        <w:tc>
-          <w:tcPr>
-            <w:tcW w:type="dxa" w:w="2028"/>
-            <w:vAlign w:val="center"/>
-          </w:tcPr>
-          <w:p>
-            <w:pPr>
-              <w:spacing w:after="40"/>
-            </w:pPr>
-            <w:r/>
-            <w:r>
-              <w:rPr>
-                <w:rFonts w:ascii="Arial" w:hAnsi="Arial"/>
-                <w:b w:val="0"/>
-                <w:sz w:val="18"/>
-              </w:rPr>
-              <w:t>15 September 2026</w:t>
-            </w:r>
-          </w:p>
-        </w:tc>
-        <w:tc>
-          <w:tcPr>
-            <w:tcW w:type="dxa" w:w="2028"/>
-            <w:vAlign w:val="center"/>
-          </w:tcPr>
-          <w:p>
-            <w:pPr>
-              <w:spacing w:after="40"/>
-            </w:pPr>
-            <w:r/>
-            <w:r>
-              <w:rPr>
-                <w:rFonts w:ascii="Arial" w:hAnsi="Arial"/>
-                <w:b w:val="0"/>
-                <w:sz w:val="18"/>
-              </w:rPr>
-              <w:t>Tertiary Infotech Academy Pte Ltd</w:t>
-            </w:r>
-          </w:p>
-        </w:tc>
-        <w:tc>
-          <w:tcPr>
-            <w:tcW w:type="dxa" w:w="2028"/>
-            <w:vAlign w:val="center"/>
-          </w:tcPr>
-          <w:p>
-            <w:pPr>
-              <w:spacing w:after="40"/>
-            </w:pPr>
-            <w:r/>
-            <w:r>
-              <w:rPr>
-                <w:rFonts w:ascii="Arial" w:hAnsi="Arial"/>
-                <w:b w:val="0"/>
-                <w:sz w:val="18"/>
-              </w:rPr>
-              <w:t>Replaced n8n with Hermes Agent, MiniMax M3, video skills, Kanban orchestration and scheduled private YouTube publishing</w:t>
+              <w:t>Video Editing-4 (MED-MPN-4005-1.1) · Skills Framework for Media</w:t>
             </w:r>
           </w:p>
         </w:tc>
@@ -704,101 +989,139 @@
       <w:tr>
         <w:tc>
           <w:tcPr>
-            <w:tcW w:type="dxa" w:w="2028"/>
-            <w:vAlign w:val="center"/>
+            <w:tcW w:type="dxa" w:w="2736"/>
+            <w:shd w:val="clear" w:fill="EEF4FE"/>
           </w:tcPr>
           <w:p>
-            <w:pPr>
-              <w:spacing w:after="40"/>
-            </w:pPr>
             <w:r/>
             <w:r>
               <w:rPr>
-                <w:rFonts w:ascii="Arial" w:hAnsi="Arial"/>
-                <w:b w:val="0"/>
-                <w:sz w:val="18"/>
+                <w:b/>
+                <w:sz w:val="19"/>
               </w:rPr>
-              <w:t>Lesson Plan</w:t>
+              <w:t>Duration</w:t>
             </w:r>
           </w:p>
         </w:tc>
         <w:tc>
           <w:tcPr>
-            <w:tcW w:type="dxa" w:w="2028"/>
-            <w:vAlign w:val="center"/>
+            <w:tcW w:type="dxa" w:w="6912"/>
           </w:tcPr>
           <w:p>
             <w:pPr>
-              <w:spacing w:after="40"/>
+              <w:spacing w:after="20"/>
             </w:pPr>
             <w:r/>
             <w:r>
               <w:rPr>
-                <w:rFonts w:ascii="Arial" w:hAnsi="Arial"/>
+                <w:sz w:val="19"/>
+              </w:rPr>
+              <w:t>2 days · 16 hours: 14 training hours + 2 assessment hours (WA-SAQ 1 h, PP 1 h)</w:t>
+            </w:r>
+          </w:p>
+        </w:tc>
+      </w:tr>
+      <w:tr>
+        <w:tc>
+          <w:tcPr>
+            <w:tcW w:type="dxa" w:w="2736"/>
+            <w:shd w:val="clear" w:fill="EEF4FE"/>
+          </w:tcPr>
+          <w:p>
+            <w:r/>
+            <w:r>
+              <w:rPr>
                 <w:b/>
-                <w:sz w:val="18"/>
+                <w:sz w:val="19"/>
               </w:rPr>
-              <w:t>4.0</w:t>
+              <w:t>Class time</w:t>
             </w:r>
           </w:p>
         </w:tc>
         <w:tc>
           <w:tcPr>
-            <w:tcW w:type="dxa" w:w="2028"/>
-            <w:vAlign w:val="center"/>
+            <w:tcW w:type="dxa" w:w="6912"/>
           </w:tcPr>
           <w:p>
             <w:pPr>
-              <w:spacing w:after="40"/>
+              <w:spacing w:after="20"/>
             </w:pPr>
             <w:r/>
             <w:r>
               <w:rPr>
-                <w:rFonts w:ascii="Arial" w:hAnsi="Arial"/>
-                <w:b w:val="0"/>
-                <w:sz w:val="18"/>
+                <w:sz w:val="19"/>
               </w:rPr>
-              <w:t>16 September 2026</w:t>
+              <w:t>9:30 AM – 6:30 PM, 1-hour lunch, two 15-minute tea breaks a day</w:t>
+            </w:r>
+          </w:p>
+        </w:tc>
+      </w:tr>
+      <w:tr>
+        <w:tc>
+          <w:tcPr>
+            <w:tcW w:type="dxa" w:w="2736"/>
+            <w:shd w:val="clear" w:fill="EEF4FE"/>
+          </w:tcPr>
+          <w:p>
+            <w:r/>
+            <w:r>
+              <w:rPr>
+                <w:b/>
+                <w:sz w:val="19"/>
+              </w:rPr>
+              <w:t>Deck</w:t>
             </w:r>
           </w:p>
         </w:tc>
         <w:tc>
           <w:tcPr>
-            <w:tcW w:type="dxa" w:w="2028"/>
-            <w:vAlign w:val="center"/>
+            <w:tcW w:type="dxa" w:w="6912"/>
           </w:tcPr>
           <w:p>
             <w:pPr>
-              <w:spacing w:after="40"/>
+              <w:spacing w:after="20"/>
             </w:pPr>
             <w:r/>
             <w:r>
               <w:rPr>
-                <w:rFonts w:ascii="Arial" w:hAnsi="Arial"/>
-                <w:b w:val="0"/>
-                <w:sz w:val="18"/>
+                <w:sz w:val="19"/>
               </w:rPr>
-              <w:t>Tertiary Infotech Academy Pte Ltd</w:t>
+              <w:t>143 slides, version 5.0 · 6 labs, each in its own folder</w:t>
+            </w:r>
+          </w:p>
+        </w:tc>
+      </w:tr>
+      <w:tr>
+        <w:tc>
+          <w:tcPr>
+            <w:tcW w:type="dxa" w:w="2736"/>
+            <w:shd w:val="clear" w:fill="EEF4FE"/>
+          </w:tcPr>
+          <w:p>
+            <w:r/>
+            <w:r>
+              <w:rPr>
+                <w:b/>
+                <w:sz w:val="19"/>
+              </w:rPr>
+              <w:t>Training provider</w:t>
             </w:r>
           </w:p>
         </w:tc>
         <w:tc>
           <w:tcPr>
-            <w:tcW w:type="dxa" w:w="2028"/>
-            <w:vAlign w:val="center"/>
+            <w:tcW w:type="dxa" w:w="6912"/>
           </w:tcPr>
           <w:p>
             <w:pPr>
-              <w:spacing w:after="40"/>
+              <w:spacing w:after="20"/>
             </w:pPr>
             <w:r/>
             <w:r>
               <w:rPr>
-                <w:rFonts w:ascii="Arial" w:hAnsi="Arial"/>
-                <w:b w:val="0"/>
-                <w:sz w:val="18"/>
+                <w:sz w:val="19"/>
               </w:rPr>
-              <w:t>Simplified the course around practical video creation, four connected labs, prompt examples and a consistent one-minute micro-drama series</w:t>
+              <w:t>Tertiary Infotech Academy Pte Ltd (UEN 201200696W)</w:t>
             </w:r>
           </w:p>
         </w:tc>
@@ -810,61 +1133,138 @@
         <w:pStyle w:val="Heading1"/>
       </w:pPr>
       <w:r>
-        <w:t>Contents</w:t>
+        <w:t>Learning Outcomes</w:t>
+      </w:r>
+    </w:p>
+    <w:p>
+      <w:r>
+        <w:t>By the end of this course, learners will be able to:</w:t>
+      </w:r>
+    </w:p>
+    <w:p>
+      <w:pPr>
+        <w:pStyle w:val="ListBullet"/>
+      </w:pPr>
+      <w:r>
+        <w:rPr>
+          <w:b/>
+        </w:rPr>
+        <w:t>LO1:</w:t>
+      </w:r>
+      <w:r>
+        <w:rPr>
+          <w:b w:val="0"/>
+        </w:rPr>
+        <w:t xml:space="preserve"> Develop editing strategies and work plans to achieve creative vision.</w:t>
+      </w:r>
+    </w:p>
+    <w:p>
+      <w:pPr>
+        <w:pStyle w:val="ListBullet"/>
+      </w:pPr>
+      <w:r>
+        <w:rPr>
+          <w:b/>
+        </w:rPr>
+        <w:t>LO2:</w:t>
+      </w:r>
+      <w:r>
+        <w:rPr>
+          <w:b w:val="0"/>
+        </w:rPr>
+        <w:t xml:space="preserve"> Assess edited footage to enhance storytelling and ensure technical compliance.</w:t>
+      </w:r>
+    </w:p>
+    <w:p>
+      <w:pPr>
+        <w:pStyle w:val="ListBullet"/>
+      </w:pPr>
+      <w:r>
+        <w:rPr>
+          <w:b/>
+        </w:rPr>
+        <w:t>LO3:</w:t>
+      </w:r>
+      <w:r>
+        <w:rPr>
+          <w:b w:val="0"/>
+        </w:rPr>
+        <w:t xml:space="preserve"> Develop remedial actions to ensure industry compliance and facilitate the adoption of new technologies in visual editing.</w:t>
+      </w:r>
+    </w:p>
+    <w:p>
+      <w:pPr>
+        <w:pStyle w:val="Heading1"/>
+      </w:pPr>
+      <w:r>
+        <w:t>Knowledge and Abilities</w:t>
       </w:r>
     </w:p>
     <w:tbl>
       <w:tblPr>
         <w:tblStyle w:val="TableGrid"/>
         <w:tblW w:type="auto" w:w="0"/>
+        <w:jc w:val="center"/>
+        <w:tblLayout w:type="fixed"/>
         <w:tblLook w:firstColumn="1" w:firstRow="1" w:lastColumn="0" w:lastRow="0" w:noHBand="0" w:noVBand="1" w:val="04A0"/>
       </w:tblPr>
       <w:tblGrid>
-        <w:gridCol w:w="5071"/>
-        <w:gridCol w:w="5071"/>
+        <w:gridCol w:w="864"/>
+        <w:gridCol w:w="5616"/>
+        <w:gridCol w:w="3168"/>
       </w:tblGrid>
       <w:tr>
+        <w:trPr>
+          <w:tblHeader w:val="true"/>
+        </w:trPr>
         <w:tc>
           <w:tcPr>
-            <w:tcW w:type="dxa" w:w="5071"/>
-            <w:vAlign w:val="center"/>
-            <w:shd w:fill="0D3056"/>
+            <w:tcW w:type="dxa" w:w="864"/>
+            <w:shd w:val="clear" w:fill="1F6FEB"/>
           </w:tcPr>
           <w:p>
-            <w:pPr>
-              <w:spacing w:after="40"/>
-            </w:pPr>
             <w:r/>
             <w:r>
               <w:rPr>
-                <w:rFonts w:ascii="Arial" w:hAnsi="Arial"/>
                 <w:b/>
                 <w:color w:val="FFFFFF"/>
-                <w:sz w:val="18"/>
+                <w:sz w:val="19"/>
               </w:rPr>
-              <w:t>Section</w:t>
+              <w:t>Code</w:t>
             </w:r>
           </w:p>
         </w:tc>
         <w:tc>
           <w:tcPr>
-            <w:tcW w:type="dxa" w:w="5071"/>
-            <w:vAlign w:val="center"/>
-            <w:shd w:fill="0D3056"/>
+            <w:tcW w:type="dxa" w:w="5616"/>
+            <w:shd w:val="clear" w:fill="1F6FEB"/>
           </w:tcPr>
           <w:p>
-            <w:pPr>
-              <w:spacing w:after="40"/>
-            </w:pPr>
             <w:r/>
             <w:r>
               <w:rPr>
-                <w:rFonts w:ascii="Arial" w:hAnsi="Arial"/>
                 <w:b/>
                 <w:color w:val="FFFFFF"/>
-                <w:sz w:val="18"/>
+                <w:sz w:val="19"/>
               </w:rPr>
-              <w:t>Page</w:t>
+              <w:t>TSC statement</w:t>
+            </w:r>
+          </w:p>
+        </w:tc>
+        <w:tc>
+          <w:tcPr>
+            <w:tcW w:type="dxa" w:w="3168"/>
+            <w:shd w:val="clear" w:fill="1F6FEB"/>
+          </w:tcPr>
+          <w:p>
+            <w:r/>
+            <w:r>
+              <w:rPr>
+                <w:b/>
+                <w:color w:val="FFFFFF"/>
+                <w:sz w:val="19"/>
+              </w:rPr>
+              <w:t>Where it is taught</w:t>
             </w:r>
           </w:p>
         </w:tc>
@@ -872,42 +1272,55 @@
       <w:tr>
         <w:tc>
           <w:tcPr>
-            <w:tcW w:type="dxa" w:w="5071"/>
-            <w:vAlign w:val="center"/>
+            <w:tcW w:type="dxa" w:w="864"/>
           </w:tcPr>
           <w:p>
             <w:pPr>
-              <w:spacing w:after="40"/>
+              <w:spacing w:after="20"/>
             </w:pPr>
             <w:r/>
             <w:r>
               <w:rPr>
-                <w:rFonts w:ascii="Arial" w:hAnsi="Arial"/>
                 <w:b w:val="0"/>
-                <w:sz w:val="18"/>
+                <w:sz w:val="19"/>
               </w:rPr>
-              <w:t>1. Course and Delivery Information</w:t>
+              <w:t>K1</w:t>
             </w:r>
           </w:p>
         </w:tc>
         <w:tc>
           <w:tcPr>
-            <w:tcW w:type="dxa" w:w="5071"/>
-            <w:vAlign w:val="center"/>
+            <w:tcW w:type="dxa" w:w="5616"/>
           </w:tcPr>
           <w:p>
             <w:pPr>
-              <w:spacing w:after="40"/>
+              <w:spacing w:after="20"/>
             </w:pPr>
             <w:r/>
             <w:r>
               <w:rPr>
-                <w:rFonts w:ascii="Arial" w:hAnsi="Arial"/>
-                <w:b/>
-                <w:color w:val="1875C4"/>
-                <w:sz w:val="18"/>
+                <w:b w:val="0"/>
+                <w:sz w:val="19"/>
               </w:rPr>
-              <w:t>3</w:t>
+              <w:t>Types of quality issues in video content</w:t>
+            </w:r>
+          </w:p>
+        </w:tc>
+        <w:tc>
+          <w:tcPr>
+            <w:tcW w:type="dxa" w:w="3168"/>
+          </w:tcPr>
+          <w:p>
+            <w:pPr>
+              <w:spacing w:after="20"/>
+            </w:pPr>
+            <w:r/>
+            <w:r>
+              <w:rPr>
+                <w:b w:val="0"/>
+                <w:sz w:val="19"/>
+              </w:rPr>
+              <w:t>T1 · Quality issues in video content · Lab 1</w:t>
             </w:r>
           </w:p>
         </w:tc>
@@ -915,42 +1328,55 @@
       <w:tr>
         <w:tc>
           <w:tcPr>
-            <w:tcW w:type="dxa" w:w="5071"/>
-            <w:vAlign w:val="center"/>
+            <w:tcW w:type="dxa" w:w="864"/>
           </w:tcPr>
           <w:p>
             <w:pPr>
-              <w:spacing w:after="40"/>
+              <w:spacing w:after="20"/>
             </w:pPr>
             <w:r/>
             <w:r>
               <w:rPr>
-                <w:rFonts w:ascii="Arial" w:hAnsi="Arial"/>
                 <w:b w:val="0"/>
-                <w:sz w:val="18"/>
+                <w:sz w:val="19"/>
               </w:rPr>
-              <w:t>2. Learning Outcomes</w:t>
+              <w:t>K2</w:t>
             </w:r>
           </w:p>
         </w:tc>
         <w:tc>
           <w:tcPr>
-            <w:tcW w:type="dxa" w:w="5071"/>
-            <w:vAlign w:val="center"/>
+            <w:tcW w:type="dxa" w:w="5616"/>
           </w:tcPr>
           <w:p>
             <w:pPr>
-              <w:spacing w:after="40"/>
+              <w:spacing w:after="20"/>
             </w:pPr>
             <w:r/>
             <w:r>
               <w:rPr>
-                <w:rFonts w:ascii="Arial" w:hAnsi="Arial"/>
-                <w:b/>
-                <w:color w:val="1875C4"/>
-                <w:sz w:val="18"/>
+                <w:b w:val="0"/>
+                <w:sz w:val="19"/>
               </w:rPr>
-              <w:t>3</w:t>
+              <w:t>Types of solutions to rectify quality issues</w:t>
+            </w:r>
+          </w:p>
+        </w:tc>
+        <w:tc>
+          <w:tcPr>
+            <w:tcW w:type="dxa" w:w="3168"/>
+          </w:tcPr>
+          <w:p>
+            <w:pPr>
+              <w:spacing w:after="20"/>
+            </w:pPr>
+            <w:r/>
+            <w:r>
+              <w:rPr>
+                <w:b w:val="0"/>
+                <w:sz w:val="19"/>
+              </w:rPr>
+              <w:t>T2 · Quality issue → solution · Labs 3-4</w:t>
             </w:r>
           </w:p>
         </w:tc>
@@ -958,42 +1384,55 @@
       <w:tr>
         <w:tc>
           <w:tcPr>
-            <w:tcW w:type="dxa" w:w="5071"/>
-            <w:vAlign w:val="center"/>
+            <w:tcW w:type="dxa" w:w="864"/>
           </w:tcPr>
           <w:p>
             <w:pPr>
-              <w:spacing w:after="40"/>
+              <w:spacing w:after="20"/>
             </w:pPr>
             <w:r/>
             <w:r>
               <w:rPr>
-                <w:rFonts w:ascii="Arial" w:hAnsi="Arial"/>
                 <w:b w:val="0"/>
-                <w:sz w:val="18"/>
+                <w:sz w:val="19"/>
               </w:rPr>
-              <w:t>3. Facilitation Principles</w:t>
+              <w:t>K3</w:t>
             </w:r>
           </w:p>
         </w:tc>
         <w:tc>
           <w:tcPr>
-            <w:tcW w:type="dxa" w:w="5071"/>
-            <w:vAlign w:val="center"/>
+            <w:tcW w:type="dxa" w:w="5616"/>
           </w:tcPr>
           <w:p>
             <w:pPr>
-              <w:spacing w:after="40"/>
+              <w:spacing w:after="20"/>
             </w:pPr>
             <w:r/>
             <w:r>
               <w:rPr>
-                <w:rFonts w:ascii="Arial" w:hAnsi="Arial"/>
-                <w:b/>
-                <w:color w:val="1875C4"/>
-                <w:sz w:val="18"/>
+                <w:b w:val="0"/>
+                <w:sz w:val="19"/>
               </w:rPr>
-              <w:t>3</w:t>
+              <w:t>Parameters to assess video quality</w:t>
+            </w:r>
+          </w:p>
+        </w:tc>
+        <w:tc>
+          <w:tcPr>
+            <w:tcW w:type="dxa" w:w="3168"/>
+          </w:tcPr>
+          <w:p>
+            <w:pPr>
+              <w:spacing w:after="20"/>
+            </w:pPr>
+            <w:r/>
+            <w:r>
+              <w:rPr>
+                <w:b w:val="0"/>
+                <w:sz w:val="19"/>
+              </w:rPr>
+              <w:t>T2 · Parameters to assess video quality · Lab 4</w:t>
             </w:r>
           </w:p>
         </w:tc>
@@ -1001,42 +1440,55 @@
       <w:tr>
         <w:tc>
           <w:tcPr>
-            <w:tcW w:type="dxa" w:w="5071"/>
-            <w:vAlign w:val="center"/>
+            <w:tcW w:type="dxa" w:w="864"/>
           </w:tcPr>
           <w:p>
             <w:pPr>
-              <w:spacing w:after="40"/>
+              <w:spacing w:after="20"/>
             </w:pPr>
             <w:r/>
             <w:r>
               <w:rPr>
-                <w:rFonts w:ascii="Arial" w:hAnsi="Arial"/>
                 <w:b w:val="0"/>
-                <w:sz w:val="18"/>
+                <w:sz w:val="19"/>
               </w:rPr>
-              <w:t>4. Day 1 Detailed Schedule</w:t>
+              <w:t>K4</w:t>
             </w:r>
           </w:p>
         </w:tc>
         <w:tc>
           <w:tcPr>
-            <w:tcW w:type="dxa" w:w="5071"/>
-            <w:vAlign w:val="center"/>
+            <w:tcW w:type="dxa" w:w="5616"/>
           </w:tcPr>
           <w:p>
             <w:pPr>
-              <w:spacing w:after="40"/>
+              <w:spacing w:after="20"/>
             </w:pPr>
             <w:r/>
             <w:r>
               <w:rPr>
-                <w:rFonts w:ascii="Arial" w:hAnsi="Arial"/>
-                <w:b/>
-                <w:color w:val="1875C4"/>
-                <w:sz w:val="18"/>
+                <w:b w:val="0"/>
+                <w:sz w:val="19"/>
               </w:rPr>
-              <w:t>3</w:t>
+              <w:t>Industry quality standards</w:t>
+            </w:r>
+          </w:p>
+        </w:tc>
+        <w:tc>
+          <w:tcPr>
+            <w:tcW w:type="dxa" w:w="3168"/>
+          </w:tcPr>
+          <w:p>
+            <w:pPr>
+              <w:spacing w:after="20"/>
+            </w:pPr>
+            <w:r/>
+            <w:r>
+              <w:rPr>
+                <w:b w:val="0"/>
+                <w:sz w:val="19"/>
+              </w:rPr>
+              <w:t>T3 · Industry quality standards · Lab 5</w:t>
             </w:r>
           </w:p>
         </w:tc>
@@ -1044,42 +1496,55 @@
       <w:tr>
         <w:tc>
           <w:tcPr>
-            <w:tcW w:type="dxa" w:w="5071"/>
-            <w:vAlign w:val="center"/>
+            <w:tcW w:type="dxa" w:w="864"/>
           </w:tcPr>
           <w:p>
             <w:pPr>
-              <w:spacing w:after="40"/>
+              <w:spacing w:after="20"/>
             </w:pPr>
             <w:r/>
             <w:r>
               <w:rPr>
-                <w:rFonts w:ascii="Arial" w:hAnsi="Arial"/>
                 <w:b w:val="0"/>
-                <w:sz w:val="18"/>
+                <w:sz w:val="19"/>
               </w:rPr>
-              <w:t>4. Day 2 Detailed Schedule</w:t>
+              <w:t>K5</w:t>
             </w:r>
           </w:p>
         </w:tc>
         <w:tc>
           <w:tcPr>
-            <w:tcW w:type="dxa" w:w="5071"/>
-            <w:vAlign w:val="center"/>
+            <w:tcW w:type="dxa" w:w="5616"/>
           </w:tcPr>
           <w:p>
             <w:pPr>
-              <w:spacing w:after="40"/>
+              <w:spacing w:after="20"/>
             </w:pPr>
             <w:r/>
             <w:r>
               <w:rPr>
-                <w:rFonts w:ascii="Arial" w:hAnsi="Arial"/>
-                <w:b/>
-                <w:color w:val="1875C4"/>
-                <w:sz w:val="18"/>
+                <w:b w:val="0"/>
+                <w:sz w:val="19"/>
               </w:rPr>
-              <w:t>4</w:t>
+              <w:t>Technologies that improve efficiency and quality of video edits</w:t>
+            </w:r>
+          </w:p>
+        </w:tc>
+        <w:tc>
+          <w:tcPr>
+            <w:tcW w:type="dxa" w:w="3168"/>
+          </w:tcPr>
+          <w:p>
+            <w:pPr>
+              <w:spacing w:after="20"/>
+            </w:pPr>
+            <w:r/>
+            <w:r>
+              <w:rPr>
+                <w:b w:val="0"/>
+                <w:sz w:val="19"/>
+              </w:rPr>
+              <w:t>T3 · Emerging video technologies · Labs 5-6</w:t>
             </w:r>
           </w:p>
         </w:tc>
@@ -1087,42 +1552,55 @@
       <w:tr>
         <w:tc>
           <w:tcPr>
-            <w:tcW w:type="dxa" w:w="5071"/>
-            <w:vAlign w:val="center"/>
+            <w:tcW w:type="dxa" w:w="864"/>
           </w:tcPr>
           <w:p>
             <w:pPr>
-              <w:spacing w:after="40"/>
+              <w:spacing w:after="20"/>
             </w:pPr>
             <w:r/>
             <w:r>
               <w:rPr>
-                <w:rFonts w:ascii="Arial" w:hAnsi="Arial"/>
                 <w:b w:val="0"/>
-                <w:sz w:val="18"/>
+                <w:sz w:val="19"/>
               </w:rPr>
-              <w:t>5. Assessment and Evidence Plan</w:t>
+              <w:t>A1</w:t>
             </w:r>
           </w:p>
         </w:tc>
         <w:tc>
           <w:tcPr>
-            <w:tcW w:type="dxa" w:w="5071"/>
-            <w:vAlign w:val="center"/>
+            <w:tcW w:type="dxa" w:w="5616"/>
           </w:tcPr>
           <w:p>
             <w:pPr>
-              <w:spacing w:after="40"/>
+              <w:spacing w:after="20"/>
             </w:pPr>
             <w:r/>
             <w:r>
               <w:rPr>
-                <w:rFonts w:ascii="Arial" w:hAnsi="Arial"/>
-                <w:b/>
-                <w:color w:val="1875C4"/>
-                <w:sz w:val="18"/>
+                <w:b w:val="0"/>
+                <w:sz w:val="19"/>
               </w:rPr>
-              <w:t>4</w:t>
+              <w:t>Review scripts to conceptualize the types of edits required to achieve creative vision of production</w:t>
+            </w:r>
+          </w:p>
+        </w:tc>
+        <w:tc>
+          <w:tcPr>
+            <w:tcW w:type="dxa" w:w="3168"/>
+          </w:tcPr>
+          <w:p>
+            <w:pPr>
+              <w:spacing w:after="20"/>
+            </w:pPr>
+            <w:r/>
+            <w:r>
+              <w:rPr>
+                <w:b w:val="0"/>
+                <w:sz w:val="19"/>
+              </w:rPr>
+              <w:t>T1 · Reviewing a script for edits · Lab 1</w:t>
             </w:r>
           </w:p>
         </w:tc>
@@ -1130,42 +1608,55 @@
       <w:tr>
         <w:tc>
           <w:tcPr>
-            <w:tcW w:type="dxa" w:w="5071"/>
-            <w:vAlign w:val="center"/>
+            <w:tcW w:type="dxa" w:w="864"/>
           </w:tcPr>
           <w:p>
             <w:pPr>
-              <w:spacing w:after="40"/>
+              <w:spacing w:after="20"/>
             </w:pPr>
             <w:r/>
             <w:r>
               <w:rPr>
-                <w:rFonts w:ascii="Arial" w:hAnsi="Arial"/>
                 <w:b w:val="0"/>
-                <w:sz w:val="18"/>
+                <w:sz w:val="19"/>
               </w:rPr>
-              <w:t>6. Trainer Preparation Checklist</w:t>
+              <w:t>A2</w:t>
             </w:r>
           </w:p>
         </w:tc>
         <w:tc>
           <w:tcPr>
-            <w:tcW w:type="dxa" w:w="5071"/>
-            <w:vAlign w:val="center"/>
+            <w:tcW w:type="dxa" w:w="5616"/>
           </w:tcPr>
           <w:p>
             <w:pPr>
-              <w:spacing w:after="40"/>
+              <w:spacing w:after="20"/>
             </w:pPr>
             <w:r/>
             <w:r>
               <w:rPr>
-                <w:rFonts w:ascii="Arial" w:hAnsi="Arial"/>
-                <w:b/>
-                <w:color w:val="1875C4"/>
-                <w:sz w:val="18"/>
+                <w:b w:val="0"/>
+                <w:sz w:val="19"/>
               </w:rPr>
-              <w:t>4</w:t>
+              <w:t>Develop editing standards and guidelines in accordance to legal requirements and broadcasting standards</w:t>
+            </w:r>
+          </w:p>
+        </w:tc>
+        <w:tc>
+          <w:tcPr>
+            <w:tcW w:type="dxa" w:w="3168"/>
+          </w:tcPr>
+          <w:p>
+            <w:pPr>
+              <w:spacing w:after="20"/>
+            </w:pPr>
+            <w:r/>
+            <w:r>
+              <w:rPr>
+                <w:b w:val="0"/>
+                <w:sz w:val="19"/>
+              </w:rPr>
+              <w:t>T1 · Editing standards and guidelines · Lab 2</w:t>
             </w:r>
           </w:p>
         </w:tc>
@@ -1173,110 +1664,55 @@
       <w:tr>
         <w:tc>
           <w:tcPr>
-            <w:tcW w:type="dxa" w:w="5071"/>
-            <w:vAlign w:val="center"/>
+            <w:tcW w:type="dxa" w:w="864"/>
           </w:tcPr>
           <w:p>
             <w:pPr>
-              <w:spacing w:after="40"/>
+              <w:spacing w:after="20"/>
             </w:pPr>
             <w:r/>
             <w:r>
               <w:rPr>
-                <w:rFonts w:ascii="Arial" w:hAnsi="Arial"/>
                 <w:b w:val="0"/>
-                <w:sz w:val="18"/>
+                <w:sz w:val="19"/>
               </w:rPr>
-              <w:t>7. References</w:t>
+              <w:t>A3</w:t>
             </w:r>
           </w:p>
         </w:tc>
         <w:tc>
           <w:tcPr>
-            <w:tcW w:type="dxa" w:w="5071"/>
-            <w:vAlign w:val="center"/>
+            <w:tcW w:type="dxa" w:w="5616"/>
           </w:tcPr>
           <w:p>
             <w:pPr>
-              <w:spacing w:after="40"/>
+              <w:spacing w:after="20"/>
             </w:pPr>
             <w:r/>
             <w:r>
               <w:rPr>
-                <w:rFonts w:ascii="Arial" w:hAnsi="Arial"/>
-                <w:b/>
-                <w:color w:val="1875C4"/>
-                <w:sz w:val="18"/>
+                <w:b w:val="0"/>
+                <w:sz w:val="19"/>
               </w:rPr>
-              <w:t>4</w:t>
-            </w:r>
-          </w:p>
-        </w:tc>
-      </w:tr>
-    </w:tbl>
-    <w:p>
-      <w:r>
-        <w:br w:type="page"/>
-      </w:r>
-    </w:p>
-    <w:p>
-      <w:pPr>
-        <w:pStyle w:val="Heading1"/>
-      </w:pPr>
-      <w:r>
-        <w:t>1. Course and Delivery Information</w:t>
-      </w:r>
-    </w:p>
-    <w:tbl>
-      <w:tblPr>
-        <w:tblStyle w:val="TableGrid"/>
-        <w:tblW w:type="auto" w:w="0"/>
-        <w:tblLook w:firstColumn="1" w:firstRow="1" w:lastColumn="0" w:lastRow="0" w:noHBand="0" w:noVBand="1" w:val="04A0"/>
-      </w:tblPr>
-      <w:tblGrid>
-        <w:gridCol w:w="5071"/>
-        <w:gridCol w:w="5071"/>
-      </w:tblGrid>
-      <w:tr>
-        <w:tc>
-          <w:tcPr>
-            <w:tcW w:type="dxa" w:w="5071"/>
-            <w:vAlign w:val="center"/>
-            <w:shd w:fill="0D3056"/>
-          </w:tcPr>
-          <w:p>
-            <w:pPr>
-              <w:spacing w:after="40"/>
-            </w:pPr>
-            <w:r/>
-            <w:r>
-              <w:rPr>
-                <w:rFonts w:ascii="Arial" w:hAnsi="Arial"/>
-                <w:b/>
-                <w:color w:val="FFFFFF"/>
-                <w:sz w:val="18"/>
-              </w:rPr>
-              <w:t>Course</w:t>
+              <w:t>Develop work plans to outline the processes and timelines needed for the post production processes</w:t>
             </w:r>
           </w:p>
         </w:tc>
         <w:tc>
           <w:tcPr>
-            <w:tcW w:type="dxa" w:w="5071"/>
-            <w:vAlign w:val="center"/>
+            <w:tcW w:type="dxa" w:w="3168"/>
           </w:tcPr>
           <w:p>
             <w:pPr>
-              <w:spacing w:after="40"/>
+              <w:spacing w:after="20"/>
             </w:pPr>
             <w:r/>
             <w:r>
               <w:rPr>
-                <w:rFonts w:ascii="Arial" w:hAnsi="Arial"/>
                 <w:b w:val="0"/>
-                <w:sz w:val="18"/>
+                <w:sz w:val="19"/>
               </w:rPr>
-              <w:t>Agentic AI for Video Creation</w:t>
+              <w:t>T1 · Post-production work plans · Lab 2</w:t>
             </w:r>
           </w:p>
         </w:tc>
@@ -1284,43 +1720,55 @@
       <w:tr>
         <w:tc>
           <w:tcPr>
-            <w:tcW w:type="dxa" w:w="5071"/>
-            <w:vAlign w:val="center"/>
-            <w:shd w:fill="0D3056"/>
+            <w:tcW w:type="dxa" w:w="864"/>
           </w:tcPr>
           <w:p>
             <w:pPr>
-              <w:spacing w:after="40"/>
+              <w:spacing w:after="20"/>
             </w:pPr>
             <w:r/>
             <w:r>
               <w:rPr>
-                <w:rFonts w:ascii="Arial" w:hAnsi="Arial"/>
-                <w:b/>
-                <w:color w:val="FFFFFF"/>
-                <w:sz w:val="18"/>
+                <w:b w:val="0"/>
+                <w:sz w:val="19"/>
               </w:rPr>
-              <w:t>Course code</w:t>
+              <w:t>A4</w:t>
             </w:r>
           </w:p>
         </w:tc>
         <w:tc>
           <w:tcPr>
-            <w:tcW w:type="dxa" w:w="5071"/>
-            <w:vAlign w:val="center"/>
+            <w:tcW w:type="dxa" w:w="5616"/>
           </w:tcPr>
           <w:p>
             <w:pPr>
-              <w:spacing w:after="40"/>
+              <w:spacing w:after="20"/>
             </w:pPr>
             <w:r/>
             <w:r>
               <w:rPr>
-                <w:rFonts w:ascii="Arial" w:hAnsi="Arial"/>
                 <w:b w:val="0"/>
-                <w:sz w:val="18"/>
+                <w:sz w:val="19"/>
               </w:rPr>
-              <w:t>TGS-2023036088</w:t>
+              <w:t>Review edited footage to propose changes that will enhance the story and emotions in each scene</w:t>
+            </w:r>
+          </w:p>
+        </w:tc>
+        <w:tc>
+          <w:tcPr>
+            <w:tcW w:type="dxa" w:w="3168"/>
+          </w:tcPr>
+          <w:p>
+            <w:pPr>
+              <w:spacing w:after="20"/>
+            </w:pPr>
+            <w:r/>
+            <w:r>
+              <w:rPr>
+                <w:b w:val="0"/>
+                <w:sz w:val="19"/>
+              </w:rPr>
+              <w:t>T2 · Story and emotion review · Lab 4</w:t>
             </w:r>
           </w:p>
         </w:tc>
@@ -1328,43 +1776,55 @@
       <w:tr>
         <w:tc>
           <w:tcPr>
-            <w:tcW w:type="dxa" w:w="5071"/>
-            <w:vAlign w:val="center"/>
-            <w:shd w:fill="0D3056"/>
+            <w:tcW w:type="dxa" w:w="864"/>
           </w:tcPr>
           <w:p>
             <w:pPr>
-              <w:spacing w:after="40"/>
+              <w:spacing w:after="20"/>
             </w:pPr>
             <w:r/>
             <w:r>
               <w:rPr>
-                <w:rFonts w:ascii="Arial" w:hAnsi="Arial"/>
-                <w:b/>
-                <w:color w:val="FFFFFF"/>
-                <w:sz w:val="18"/>
+                <w:b w:val="0"/>
+                <w:sz w:val="19"/>
               </w:rPr>
-              <w:t>TSC</w:t>
+              <w:t>A5</w:t>
             </w:r>
           </w:p>
         </w:tc>
         <w:tc>
           <w:tcPr>
-            <w:tcW w:type="dxa" w:w="5071"/>
-            <w:vAlign w:val="center"/>
+            <w:tcW w:type="dxa" w:w="5616"/>
           </w:tcPr>
           <w:p>
             <w:pPr>
-              <w:spacing w:after="40"/>
+              <w:spacing w:after="20"/>
             </w:pPr>
             <w:r/>
             <w:r>
               <w:rPr>
-                <w:rFonts w:ascii="Arial" w:hAnsi="Arial"/>
                 <w:b w:val="0"/>
-                <w:sz w:val="18"/>
+                <w:sz w:val="19"/>
               </w:rPr>
-              <w:t>MED-MPN-4005-1.1 - Video Editing-4</w:t>
+              <w:t>Assess edited footage against technical parameters to ensure alignment to requirements</w:t>
+            </w:r>
+          </w:p>
+        </w:tc>
+        <w:tc>
+          <w:tcPr>
+            <w:tcW w:type="dxa" w:w="3168"/>
+          </w:tcPr>
+          <w:p>
+            <w:pPr>
+              <w:spacing w:after="20"/>
+            </w:pPr>
+            <w:r/>
+            <w:r>
+              <w:rPr>
+                <w:b w:val="0"/>
+                <w:sz w:val="19"/>
+              </w:rPr>
+              <w:t>T2 · Technical QC against parameters · Lab 4</w:t>
             </w:r>
           </w:p>
         </w:tc>
@@ -1372,43 +1832,55 @@
       <w:tr>
         <w:tc>
           <w:tcPr>
-            <w:tcW w:type="dxa" w:w="5071"/>
-            <w:vAlign w:val="center"/>
-            <w:shd w:fill="0D3056"/>
+            <w:tcW w:type="dxa" w:w="864"/>
           </w:tcPr>
           <w:p>
             <w:pPr>
-              <w:spacing w:after="40"/>
+              <w:spacing w:after="20"/>
             </w:pPr>
             <w:r/>
             <w:r>
               <w:rPr>
-                <w:rFonts w:ascii="Arial" w:hAnsi="Arial"/>
-                <w:b/>
-                <w:color w:val="FFFFFF"/>
-                <w:sz w:val="18"/>
+                <w:b w:val="0"/>
+                <w:sz w:val="19"/>
               </w:rPr>
-              <w:t>Duration</w:t>
+              <w:t>A6</w:t>
             </w:r>
           </w:p>
         </w:tc>
         <w:tc>
           <w:tcPr>
-            <w:tcW w:type="dxa" w:w="5071"/>
-            <w:vAlign w:val="center"/>
+            <w:tcW w:type="dxa" w:w="5616"/>
           </w:tcPr>
           <w:p>
             <w:pPr>
-              <w:spacing w:after="40"/>
+              <w:spacing w:after="20"/>
             </w:pPr>
             <w:r/>
             <w:r>
               <w:rPr>
-                <w:rFonts w:ascii="Arial" w:hAnsi="Arial"/>
                 <w:b w:val="0"/>
-                <w:sz w:val="18"/>
+                <w:sz w:val="19"/>
               </w:rPr>
-              <w:t>2 days / 16 training hours</w:t>
+              <w:t>Develop remedial actions to resolve issues that do not comply with industry standards</w:t>
+            </w:r>
+          </w:p>
+        </w:tc>
+        <w:tc>
+          <w:tcPr>
+            <w:tcW w:type="dxa" w:w="3168"/>
+          </w:tcPr>
+          <w:p>
+            <w:pPr>
+              <w:spacing w:after="20"/>
+            </w:pPr>
+            <w:r/>
+            <w:r>
+              <w:rPr>
+                <w:b w:val="0"/>
+                <w:sz w:val="19"/>
+              </w:rPr>
+              <w:t>T3 · Remedial action plans · Lab 5</w:t>
             </w:r>
           </w:p>
         </w:tc>
@@ -1416,43 +1888,170 @@
       <w:tr>
         <w:tc>
           <w:tcPr>
-            <w:tcW w:type="dxa" w:w="5071"/>
-            <w:vAlign w:val="center"/>
-            <w:shd w:fill="0D3056"/>
+            <w:tcW w:type="dxa" w:w="864"/>
           </w:tcPr>
           <w:p>
             <w:pPr>
-              <w:spacing w:after="40"/>
+              <w:spacing w:after="20"/>
             </w:pPr>
             <w:r/>
             <w:r>
               <w:rPr>
-                <w:rFonts w:ascii="Arial" w:hAnsi="Arial"/>
-                <w:b/>
-                <w:color w:val="FFFFFF"/>
-                <w:sz w:val="18"/>
+                <w:b w:val="0"/>
+                <w:sz w:val="19"/>
               </w:rPr>
-              <w:t>Assessment</w:t>
+              <w:t>A7</w:t>
             </w:r>
           </w:p>
         </w:tc>
         <w:tc>
           <w:tcPr>
-            <w:tcW w:type="dxa" w:w="5071"/>
-            <w:vAlign w:val="center"/>
+            <w:tcW w:type="dxa" w:w="5616"/>
           </w:tcPr>
           <w:p>
             <w:pPr>
-              <w:spacing w:after="40"/>
+              <w:spacing w:after="20"/>
             </w:pPr>
             <w:r/>
             <w:r>
               <w:rPr>
-                <w:rFonts w:ascii="Arial" w:hAnsi="Arial"/>
                 <w:b w:val="0"/>
-                <w:sz w:val="18"/>
+                <w:sz w:val="19"/>
               </w:rPr>
-              <w:t>2 hours: Written Assessment 60 minutes + Practical Performance 60 minutes</w:t>
+              <w:t>Facilitate the adoption of new technologies to improve the efficiency and quality of visual outputs</w:t>
+            </w:r>
+          </w:p>
+        </w:tc>
+        <w:tc>
+          <w:tcPr>
+            <w:tcW w:type="dxa" w:w="3168"/>
+          </w:tcPr>
+          <w:p>
+            <w:pPr>
+              <w:spacing w:after="20"/>
+            </w:pPr>
+            <w:r/>
+            <w:r>
+              <w:rPr>
+                <w:b w:val="0"/>
+                <w:sz w:val="19"/>
+              </w:rPr>
+              <w:t>T3 · Adoption roadmap · Lab 6</w:t>
+            </w:r>
+          </w:p>
+        </w:tc>
+      </w:tr>
+    </w:tbl>
+    <w:p/>
+    <w:p>
+      <w:pPr>
+        <w:pStyle w:val="Heading2"/>
+      </w:pPr>
+      <w:r>
+        <w:t>Learning Units, Outcomes and Assessment</w:t>
+      </w:r>
+    </w:p>
+    <w:tbl>
+      <w:tblPr>
+        <w:tblStyle w:val="TableGrid"/>
+        <w:tblW w:type="auto" w:w="0"/>
+        <w:jc w:val="center"/>
+        <w:tblLayout w:type="fixed"/>
+        <w:tblLook w:firstColumn="1" w:firstRow="1" w:lastColumn="0" w:lastRow="0" w:noHBand="0" w:noVBand="1" w:val="04A0"/>
+      </w:tblPr>
+      <w:tblGrid>
+        <w:gridCol w:w="3744"/>
+        <w:gridCol w:w="720"/>
+        <w:gridCol w:w="2015"/>
+        <w:gridCol w:w="864"/>
+        <w:gridCol w:w="2304"/>
+      </w:tblGrid>
+      <w:tr>
+        <w:trPr>
+          <w:tblHeader w:val="true"/>
+        </w:trPr>
+        <w:tc>
+          <w:tcPr>
+            <w:tcW w:type="dxa" w:w="3744"/>
+            <w:shd w:val="clear" w:fill="1F6FEB"/>
+          </w:tcPr>
+          <w:p>
+            <w:r/>
+            <w:r>
+              <w:rPr>
+                <w:b/>
+                <w:color w:val="FFFFFF"/>
+                <w:sz w:val="19"/>
+              </w:rPr>
+              <w:t>Learning Unit / Topic</w:t>
+            </w:r>
+          </w:p>
+        </w:tc>
+        <w:tc>
+          <w:tcPr>
+            <w:tcW w:type="dxa" w:w="720"/>
+            <w:shd w:val="clear" w:fill="1F6FEB"/>
+          </w:tcPr>
+          <w:p>
+            <w:r/>
+            <w:r>
+              <w:rPr>
+                <w:b/>
+                <w:color w:val="FFFFFF"/>
+                <w:sz w:val="19"/>
+              </w:rPr>
+              <w:t>LO</w:t>
+            </w:r>
+          </w:p>
+        </w:tc>
+        <w:tc>
+          <w:tcPr>
+            <w:tcW w:type="dxa" w:w="2016"/>
+            <w:shd w:val="clear" w:fill="1F6FEB"/>
+          </w:tcPr>
+          <w:p>
+            <w:r/>
+            <w:r>
+              <w:rPr>
+                <w:b/>
+                <w:color w:val="FFFFFF"/>
+                <w:sz w:val="19"/>
+              </w:rPr>
+              <w:t>K &amp; A</w:t>
+            </w:r>
+          </w:p>
+        </w:tc>
+        <w:tc>
+          <w:tcPr>
+            <w:tcW w:type="dxa" w:w="864"/>
+            <w:shd w:val="clear" w:fill="1F6FEB"/>
+          </w:tcPr>
+          <w:p>
+            <w:r/>
+            <w:r>
+              <w:rPr>
+                <w:b/>
+                <w:color w:val="FFFFFF"/>
+                <w:sz w:val="19"/>
+              </w:rPr>
+              <w:t>Labs</w:t>
+            </w:r>
+          </w:p>
+        </w:tc>
+        <w:tc>
+          <w:tcPr>
+            <w:tcW w:type="dxa" w:w="2304"/>
+            <w:shd w:val="clear" w:fill="1F6FEB"/>
+          </w:tcPr>
+          <w:p>
+            <w:r/>
+            <w:r>
+              <w:rPr>
+                <w:b/>
+                <w:color w:val="FFFFFF"/>
+                <w:sz w:val="19"/>
+              </w:rPr>
+              <w:t>Assessment</w:t>
             </w:r>
           </w:p>
         </w:tc>
@@ -1460,43 +2059,91 @@
       <w:tr>
         <w:tc>
           <w:tcPr>
-            <w:tcW w:type="dxa" w:w="5071"/>
-            <w:vAlign w:val="center"/>
-            <w:shd w:fill="0D3056"/>
+            <w:tcW w:type="dxa" w:w="3744"/>
           </w:tcPr>
           <w:p>
             <w:pPr>
-              <w:spacing w:after="40"/>
+              <w:spacing w:after="20"/>
             </w:pPr>
             <w:r/>
             <w:r>
               <w:rPr>
-                <w:rFonts w:ascii="Arial" w:hAnsi="Arial"/>
-                <w:b/>
-                <w:color w:val="FFFFFF"/>
-                <w:sz w:val="18"/>
+                <w:b w:val="0"/>
+                <w:sz w:val="19"/>
               </w:rPr>
-              <w:t>Delivery mode</w:t>
+              <w:t>LU1 — Topic 1: Creative Strategy and End-to-End Video Production with Agentic AI</w:t>
             </w:r>
           </w:p>
         </w:tc>
         <w:tc>
           <w:tcPr>
-            <w:tcW w:type="dxa" w:w="5071"/>
-            <w:vAlign w:val="center"/>
+            <w:tcW w:type="dxa" w:w="720"/>
           </w:tcPr>
           <w:p>
             <w:pPr>
-              <w:spacing w:after="40"/>
+              <w:spacing w:after="20"/>
             </w:pPr>
             <w:r/>
             <w:r>
               <w:rPr>
-                <w:rFonts w:ascii="Arial" w:hAnsi="Arial"/>
                 <w:b w:val="0"/>
-                <w:sz w:val="18"/>
+                <w:sz w:val="19"/>
               </w:rPr>
-              <w:t>Facilitated classroom or synchronous learning with Hermes Desktop learner projects</w:t>
+              <w:t>LO1</w:t>
+            </w:r>
+          </w:p>
+        </w:tc>
+        <w:tc>
+          <w:tcPr>
+            <w:tcW w:type="dxa" w:w="2016"/>
+          </w:tcPr>
+          <w:p>
+            <w:pPr>
+              <w:spacing w:after="20"/>
+            </w:pPr>
+            <w:r/>
+            <w:r>
+              <w:rPr>
+                <w:b w:val="0"/>
+                <w:sz w:val="19"/>
+              </w:rPr>
+              <w:t>K1, A1, A2, A3</w:t>
+            </w:r>
+          </w:p>
+        </w:tc>
+        <w:tc>
+          <w:tcPr>
+            <w:tcW w:type="dxa" w:w="864"/>
+          </w:tcPr>
+          <w:p>
+            <w:pPr>
+              <w:spacing w:after="20"/>
+            </w:pPr>
+            <w:r/>
+            <w:r>
+              <w:rPr>
+                <w:b w:val="0"/>
+                <w:sz w:val="19"/>
+              </w:rPr>
+              <w:t>1, 2</w:t>
+            </w:r>
+          </w:p>
+        </w:tc>
+        <w:tc>
+          <w:tcPr>
+            <w:tcW w:type="dxa" w:w="2304"/>
+          </w:tcPr>
+          <w:p>
+            <w:pPr>
+              <w:spacing w:after="20"/>
+            </w:pPr>
+            <w:r/>
+            <w:r>
+              <w:rPr>
+                <w:b w:val="0"/>
+                <w:sz w:val="19"/>
+              </w:rPr>
+              <w:t>WA Q1; PP Task 1</w:t>
             </w:r>
           </w:p>
         </w:tc>
@@ -1504,261 +2151,91 @@
       <w:tr>
         <w:tc>
           <w:tcPr>
-            <w:tcW w:type="dxa" w:w="5071"/>
-            <w:vAlign w:val="center"/>
-            <w:shd w:fill="0D3056"/>
+            <w:tcW w:type="dxa" w:w="3744"/>
           </w:tcPr>
           <w:p>
             <w:pPr>
-              <w:spacing w:after="40"/>
+              <w:spacing w:after="20"/>
             </w:pPr>
             <w:r/>
             <w:r>
               <w:rPr>
-                <w:rFonts w:ascii="Arial" w:hAnsi="Arial"/>
-                <w:b/>
-                <w:color w:val="FFFFFF"/>
-                <w:sz w:val="18"/>
+                <w:b w:val="0"/>
+                <w:sz w:val="19"/>
               </w:rPr>
-              <w:t>Required resources</w:t>
+              <w:t>LU2 — Topic 2: AI-Assisted Video Editing, Storytelling and Quality Assurance</w:t>
             </w:r>
           </w:p>
         </w:tc>
         <w:tc>
           <w:tcPr>
-            <w:tcW w:type="dxa" w:w="5071"/>
-            <w:vAlign w:val="center"/>
+            <w:tcW w:type="dxa" w:w="720"/>
           </w:tcPr>
           <w:p>
             <w:pPr>
-              <w:spacing w:after="40"/>
+              <w:spacing w:after="20"/>
             </w:pPr>
             <w:r/>
             <w:r>
               <w:rPr>
-                <w:rFonts w:ascii="Arial" w:hAnsi="Arial"/>
                 <w:b w:val="0"/>
-                <w:sz w:val="18"/>
+                <w:sz w:val="19"/>
               </w:rPr>
-              <w:t>Course deck, Learner Guide, four lab folders, Hermes Desktop, MiniMax M3 access, optional video tools and authorised creative assets</w:t>
-            </w:r>
-          </w:p>
-        </w:tc>
-      </w:tr>
-    </w:tbl>
-    <w:p>
-      <w:pPr>
-        <w:pStyle w:val="Heading1"/>
-      </w:pPr>
-      <w:r>
-        <w:t>2. Learning Outcomes</w:t>
-      </w:r>
-    </w:p>
-    <w:p>
-      <w:pPr>
-        <w:pStyle w:val="ListBullet"/>
-      </w:pPr>
-      <w:r>
-        <w:t>LO1: Explain the agentic loop, set up Hermes Agent with MiniMax M3, and create a first short video from a clear prompt.</w:t>
-      </w:r>
-    </w:p>
-    <w:p>
-      <w:pPr>
-        <w:pStyle w:val="ListBullet"/>
-      </w:pPr>
-      <w:r>
-        <w:t>LO2: Improve the first video by choosing suitable video tools, adding reusable skills, and applying brand, tone and style guidance.</w:t>
-      </w:r>
-    </w:p>
-    <w:p>
-      <w:pPr>
-        <w:pStyle w:val="ListBullet"/>
-      </w:pPr>
-      <w:r>
-        <w:t>LO3: Coordinate research, script, video, review and YouTube agents on a Kanban board and schedule the workflow.</w:t>
-      </w:r>
-    </w:p>
-    <w:p>
-      <w:pPr>
-        <w:pStyle w:val="ListBullet"/>
-      </w:pPr>
-      <w:r>
-        <w:t>LO4: Plan a consistent one-minute micro-drama series with reusable story, character, location and visual references.</w:t>
-      </w:r>
-    </w:p>
-    <w:p>
-      <w:pPr>
-        <w:pStyle w:val="Heading1"/>
-      </w:pPr>
-      <w:r>
-        <w:t>3. Facilitation Principles</w:t>
-      </w:r>
-    </w:p>
-    <w:p>
-      <w:pPr>
-        <w:pStyle w:val="ListBullet"/>
-      </w:pPr>
-      <w:r>
-        <w:t>Use the PPT for visual explanations, prompt examples, storytelling discussion and before-after critique.</w:t>
-      </w:r>
-    </w:p>
-    <w:p>
-      <w:pPr>
-        <w:pStyle w:val="ListBullet"/>
-      </w:pPr>
-      <w:r>
-        <w:t>Use the Learner Guide and lab PDFs for setup steps, detailed procedures and troubleshooting.</w:t>
-      </w:r>
-    </w:p>
-    <w:p>
-      <w:pPr>
-        <w:pStyle w:val="ListBullet"/>
-      </w:pPr>
-      <w:r>
-        <w:t>Let learners create early, review often and change one creative choice at a time.</w:t>
-      </w:r>
-    </w:p>
-    <w:p>
-      <w:pPr>
-        <w:pStyle w:val="ListBullet"/>
-      </w:pPr>
-      <w:r>
-        <w:t>Keep external publishing Private and schedules Paused during learner practice.</w:t>
-      </w:r>
-    </w:p>
-    <w:p>
-      <w:pPr>
-        <w:pStyle w:val="Heading1"/>
-      </w:pPr>
-      <w:r>
-        <w:t>4. Day 1 Detailed Schedule</w:t>
-      </w:r>
-    </w:p>
-    <w:tbl>
-      <w:tblPr>
-        <w:tblStyle w:val="TableGrid"/>
-        <w:tblW w:type="auto" w:w="0"/>
-        <w:jc w:val="center"/>
-        <w:tblLook w:firstColumn="1" w:firstRow="1" w:lastColumn="0" w:lastRow="0" w:noHBand="0" w:noVBand="1" w:val="04A0"/>
-      </w:tblPr>
-      <w:tblGrid>
-        <w:gridCol w:w="2028"/>
-        <w:gridCol w:w="2028"/>
-        <w:gridCol w:w="2028"/>
-        <w:gridCol w:w="2028"/>
-        <w:gridCol w:w="2028"/>
-      </w:tblGrid>
-      <w:tr>
-        <w:trPr>
-          <w:tblHeader w:val="true"/>
-        </w:trPr>
-        <w:tc>
-          <w:tcPr>
-            <w:tcW w:type="dxa" w:w="2028"/>
-            <w:vAlign w:val="center"/>
-            <w:shd w:fill="0D3056"/>
-          </w:tcPr>
-          <w:p>
-            <w:pPr>
-              <w:spacing w:after="40"/>
-            </w:pPr>
-            <w:r/>
-            <w:r>
-              <w:rPr>
-                <w:rFonts w:ascii="Arial" w:hAnsi="Arial"/>
-                <w:b/>
-                <w:color w:val="FFFFFF"/>
-                <w:sz w:val="16"/>
-              </w:rPr>
-              <w:t>Time</w:t>
+              <w:t>LO2</w:t>
             </w:r>
           </w:p>
         </w:tc>
         <w:tc>
           <w:tcPr>
-            <w:tcW w:type="dxa" w:w="2028"/>
-            <w:vAlign w:val="center"/>
-            <w:shd w:fill="0D3056"/>
+            <w:tcW w:type="dxa" w:w="2016"/>
           </w:tcPr>
           <w:p>
             <w:pPr>
-              <w:spacing w:after="40"/>
+              <w:spacing w:after="20"/>
             </w:pPr>
             <w:r/>
             <w:r>
               <w:rPr>
-                <w:rFonts w:ascii="Arial" w:hAnsi="Arial"/>
-                <w:b/>
-                <w:color w:val="FFFFFF"/>
-                <w:sz w:val="16"/>
+                <w:b w:val="0"/>
+                <w:sz w:val="19"/>
               </w:rPr>
-              <w:t>Topic / activity</w:t>
+              <w:t>K2, K3, A4, A5</w:t>
             </w:r>
           </w:p>
         </w:tc>
         <w:tc>
           <w:tcPr>
-            <w:tcW w:type="dxa" w:w="2028"/>
-            <w:vAlign w:val="center"/>
-            <w:shd w:fill="0D3056"/>
+            <w:tcW w:type="dxa" w:w="864"/>
           </w:tcPr>
           <w:p>
             <w:pPr>
-              <w:spacing w:after="40"/>
+              <w:spacing w:after="20"/>
             </w:pPr>
             <w:r/>
             <w:r>
               <w:rPr>
-                <w:rFonts w:ascii="Arial" w:hAnsi="Arial"/>
-                <w:b/>
-                <w:color w:val="FFFFFF"/>
-                <w:sz w:val="16"/>
+                <w:b w:val="0"/>
+                <w:sz w:val="19"/>
               </w:rPr>
-              <w:t>Method</w:t>
+              <w:t>3, 4</w:t>
             </w:r>
           </w:p>
         </w:tc>
         <w:tc>
           <w:tcPr>
-            <w:tcW w:type="dxa" w:w="2028"/>
-            <w:vAlign w:val="center"/>
-            <w:shd w:fill="0D3056"/>
+            <w:tcW w:type="dxa" w:w="2304"/>
           </w:tcPr>
           <w:p>
             <w:pPr>
-              <w:spacing w:after="40"/>
+              <w:spacing w:after="20"/>
             </w:pPr>
             <w:r/>
             <w:r>
               <w:rPr>
-                <w:rFonts w:ascii="Arial" w:hAnsi="Arial"/>
-                <w:b/>
-                <w:color w:val="FFFFFF"/>
-                <w:sz w:val="16"/>
+                <w:b w:val="0"/>
+                <w:sz w:val="19"/>
               </w:rPr>
-              <w:t>Resources</w:t>
-            </w:r>
-          </w:p>
-        </w:tc>
-        <w:tc>
-          <w:tcPr>
-            <w:tcW w:type="dxa" w:w="2028"/>
-            <w:vAlign w:val="center"/>
-            <w:shd w:fill="0D3056"/>
-          </w:tcPr>
-          <w:p>
-            <w:pPr>
-              <w:spacing w:after="40"/>
-            </w:pPr>
-            <w:r/>
-            <w:r>
-              <w:rPr>
-                <w:rFonts w:ascii="Arial" w:hAnsi="Arial"/>
-                <w:b/>
-                <w:color w:val="FFFFFF"/>
-                <w:sz w:val="16"/>
-              </w:rPr>
-              <w:t>Evidence / outcome</w:t>
+              <w:t>WA Q2, Q3; PP Task 2</w:t>
             </w:r>
           </w:p>
         </w:tc>
@@ -1766,720 +2243,91 @@
       <w:tr>
         <w:tc>
           <w:tcPr>
-            <w:tcW w:type="dxa" w:w="2028"/>
-            <w:vAlign w:val="center"/>
+            <w:tcW w:type="dxa" w:w="3744"/>
           </w:tcPr>
           <w:p>
             <w:pPr>
-              <w:spacing w:after="40"/>
+              <w:spacing w:after="20"/>
             </w:pPr>
             <w:r/>
             <w:r>
               <w:rPr>
-                <w:rFonts w:ascii="Arial" w:hAnsi="Arial"/>
-                <w:b/>
-                <w:color w:val="1875C4"/>
-                <w:sz w:val="16"/>
+                <w:b w:val="0"/>
+                <w:sz w:val="19"/>
               </w:rPr>
-              <w:t>09:00–09:30</w:t>
+              <w:t>LU3 — Topic 3: Workflow Optimisation, Industry Compliance and Emerging Video Technologies</w:t>
             </w:r>
           </w:p>
         </w:tc>
         <w:tc>
           <w:tcPr>
-            <w:tcW w:type="dxa" w:w="2028"/>
-            <w:vAlign w:val="center"/>
+            <w:tcW w:type="dxa" w:w="720"/>
           </w:tcPr>
           <w:p>
             <w:pPr>
-              <w:spacing w:after="40"/>
+              <w:spacing w:after="20"/>
             </w:pPr>
             <w:r/>
             <w:r>
               <w:rPr>
-                <w:rFonts w:ascii="Arial" w:hAnsi="Arial"/>
                 <w:b w:val="0"/>
-                <w:sz w:val="16"/>
+                <w:sz w:val="19"/>
               </w:rPr>
-              <w:t>Administration, attendance, context and outcomes</w:t>
+              <w:t>LO3</w:t>
             </w:r>
           </w:p>
         </w:tc>
         <w:tc>
           <w:tcPr>
-            <w:tcW w:type="dxa" w:w="2028"/>
-            <w:vAlign w:val="center"/>
+            <w:tcW w:type="dxa" w:w="2016"/>
           </w:tcPr>
           <w:p>
             <w:pPr>
-              <w:spacing w:after="40"/>
+              <w:spacing w:after="20"/>
             </w:pPr>
             <w:r/>
             <w:r>
               <w:rPr>
-                <w:rFonts w:ascii="Arial" w:hAnsi="Arial"/>
                 <w:b w:val="0"/>
-                <w:sz w:val="16"/>
+                <w:sz w:val="19"/>
               </w:rPr>
-              <w:t>Facilitated briefing</w:t>
+              <w:t>K4, K5, A6, A7</w:t>
             </w:r>
           </w:p>
         </w:tc>
         <w:tc>
           <w:tcPr>
-            <w:tcW w:type="dxa" w:w="2028"/>
-            <w:vAlign w:val="center"/>
+            <w:tcW w:type="dxa" w:w="864"/>
           </w:tcPr>
           <w:p>
             <w:pPr>
-              <w:spacing w:after="40"/>
+              <w:spacing w:after="20"/>
             </w:pPr>
             <w:r/>
             <w:r>
               <w:rPr>
-                <w:rFonts w:ascii="Arial" w:hAnsi="Arial"/>
                 <w:b w:val="0"/>
-                <w:sz w:val="16"/>
+                <w:sz w:val="19"/>
               </w:rPr>
-              <w:t>Slides 1–14</w:t>
+              <w:t>5, 6</w:t>
             </w:r>
           </w:p>
         </w:tc>
         <w:tc>
           <w:tcPr>
-            <w:tcW w:type="dxa" w:w="2028"/>
-            <w:vAlign w:val="center"/>
+            <w:tcW w:type="dxa" w:w="2304"/>
           </w:tcPr>
           <w:p>
             <w:pPr>
-              <w:spacing w:after="40"/>
+              <w:spacing w:after="20"/>
             </w:pPr>
             <w:r/>
             <w:r>
               <w:rPr>
-                <w:rFonts w:ascii="Arial" w:hAnsi="Arial"/>
                 <w:b w:val="0"/>
-                <w:sz w:val="16"/>
+                <w:sz w:val="19"/>
               </w:rPr>
-              <w:t>Attendance confirmation; learner context</w:t>
-            </w:r>
-          </w:p>
-        </w:tc>
-      </w:tr>
-      <w:tr>
-        <w:tc>
-          <w:tcPr>
-            <w:tcW w:type="dxa" w:w="2028"/>
-            <w:vAlign w:val="center"/>
-          </w:tcPr>
-          <w:p>
-            <w:pPr>
-              <w:spacing w:after="40"/>
-            </w:pPr>
-            <w:r/>
-            <w:r>
-              <w:rPr>
-                <w:rFonts w:ascii="Arial" w:hAnsi="Arial"/>
-                <w:b/>
-                <w:color w:val="1875C4"/>
-                <w:sz w:val="16"/>
-              </w:rPr>
-              <w:t>09:30–11:00</w:t>
-            </w:r>
-          </w:p>
-        </w:tc>
-        <w:tc>
-          <w:tcPr>
-            <w:tcW w:type="dxa" w:w="2028"/>
-            <w:vAlign w:val="center"/>
-          </w:tcPr>
-          <w:p>
-            <w:pPr>
-              <w:spacing w:after="40"/>
-            </w:pPr>
-            <w:r/>
-            <w:r>
-              <w:rPr>
-                <w:rFonts w:ascii="Arial" w:hAnsi="Arial"/>
-                <w:b w:val="0"/>
-                <w:sz w:val="16"/>
-              </w:rPr>
-              <w:t>AI agents, the agentic loop, Hermes Desktop and MiniMax M3</w:t>
-            </w:r>
-          </w:p>
-        </w:tc>
-        <w:tc>
-          <w:tcPr>
-            <w:tcW w:type="dxa" w:w="2028"/>
-            <w:vAlign w:val="center"/>
-          </w:tcPr>
-          <w:p>
-            <w:pPr>
-              <w:spacing w:after="40"/>
-            </w:pPr>
-            <w:r/>
-            <w:r>
-              <w:rPr>
-                <w:rFonts w:ascii="Arial" w:hAnsi="Arial"/>
-                <w:b w:val="0"/>
-                <w:sz w:val="16"/>
-              </w:rPr>
-              <w:t>Visual explanation + guided setup</w:t>
-            </w:r>
-          </w:p>
-        </w:tc>
-        <w:tc>
-          <w:tcPr>
-            <w:tcW w:type="dxa" w:w="2028"/>
-            <w:vAlign w:val="center"/>
-          </w:tcPr>
-          <w:p>
-            <w:pPr>
-              <w:spacing w:after="40"/>
-            </w:pPr>
-            <w:r/>
-            <w:r>
-              <w:rPr>
-                <w:rFonts w:ascii="Arial" w:hAnsi="Arial"/>
-                <w:b w:val="0"/>
-                <w:sz w:val="16"/>
-              </w:rPr>
-              <w:t>Slides 15–26</w:t>
-            </w:r>
-          </w:p>
-        </w:tc>
-        <w:tc>
-          <w:tcPr>
-            <w:tcW w:type="dxa" w:w="2028"/>
-            <w:vAlign w:val="center"/>
-          </w:tcPr>
-          <w:p>
-            <w:pPr>
-              <w:spacing w:after="40"/>
-            </w:pPr>
-            <w:r/>
-            <w:r>
-              <w:rPr>
-                <w:rFonts w:ascii="Arial" w:hAnsi="Arial"/>
-                <w:b w:val="0"/>
-                <w:sz w:val="16"/>
-              </w:rPr>
-              <w:t>Hermes project opened; model choice recorded</w:t>
-            </w:r>
-          </w:p>
-        </w:tc>
-      </w:tr>
-      <w:tr>
-        <w:tc>
-          <w:tcPr>
-            <w:tcW w:type="dxa" w:w="2028"/>
-            <w:vAlign w:val="center"/>
-          </w:tcPr>
-          <w:p>
-            <w:pPr>
-              <w:spacing w:after="40"/>
-            </w:pPr>
-            <w:r/>
-            <w:r>
-              <w:rPr>
-                <w:rFonts w:ascii="Arial" w:hAnsi="Arial"/>
-                <w:b/>
-                <w:color w:val="1875C4"/>
-                <w:sz w:val="16"/>
-              </w:rPr>
-              <w:t>11:00–13:00</w:t>
-            </w:r>
-          </w:p>
-        </w:tc>
-        <w:tc>
-          <w:tcPr>
-            <w:tcW w:type="dxa" w:w="2028"/>
-            <w:vAlign w:val="center"/>
-          </w:tcPr>
-          <w:p>
-            <w:pPr>
-              <w:spacing w:after="40"/>
-            </w:pPr>
-            <w:r/>
-            <w:r>
-              <w:rPr>
-                <w:rFonts w:ascii="Arial" w:hAnsi="Arial"/>
-                <w:b w:val="0"/>
-                <w:sz w:val="16"/>
-              </w:rPr>
-              <w:t>Video prompt engineering and first-shot planning</w:t>
-            </w:r>
-          </w:p>
-        </w:tc>
-        <w:tc>
-          <w:tcPr>
-            <w:tcW w:type="dxa" w:w="2028"/>
-            <w:vAlign w:val="center"/>
-          </w:tcPr>
-          <w:p>
-            <w:pPr>
-              <w:spacing w:after="40"/>
-            </w:pPr>
-            <w:r/>
-            <w:r>
-              <w:rPr>
-                <w:rFonts w:ascii="Arial" w:hAnsi="Arial"/>
-                <w:b w:val="0"/>
-                <w:sz w:val="16"/>
-              </w:rPr>
-              <w:t>Prompt comparison + storyboard critique</w:t>
-            </w:r>
-          </w:p>
-        </w:tc>
-        <w:tc>
-          <w:tcPr>
-            <w:tcW w:type="dxa" w:w="2028"/>
-            <w:vAlign w:val="center"/>
-          </w:tcPr>
-          <w:p>
-            <w:pPr>
-              <w:spacing w:after="40"/>
-            </w:pPr>
-            <w:r/>
-            <w:r>
-              <w:rPr>
-                <w:rFonts w:ascii="Arial" w:hAnsi="Arial"/>
-                <w:b w:val="0"/>
-                <w:sz w:val="16"/>
-              </w:rPr>
-              <w:t>Slides 27–41</w:t>
-            </w:r>
-          </w:p>
-        </w:tc>
-        <w:tc>
-          <w:tcPr>
-            <w:tcW w:type="dxa" w:w="2028"/>
-            <w:vAlign w:val="center"/>
-          </w:tcPr>
-          <w:p>
-            <w:pPr>
-              <w:spacing w:after="40"/>
-            </w:pPr>
-            <w:r/>
-            <w:r>
-              <w:rPr>
-                <w:rFonts w:ascii="Arial" w:hAnsi="Arial"/>
-                <w:b w:val="0"/>
-                <w:sz w:val="16"/>
-              </w:rPr>
-              <w:t>Simple prompt, stronger prompt and three-shot plan</w:t>
-            </w:r>
-          </w:p>
-        </w:tc>
-      </w:tr>
-      <w:tr>
-        <w:tc>
-          <w:tcPr>
-            <w:tcW w:type="dxa" w:w="2028"/>
-            <w:vAlign w:val="center"/>
-          </w:tcPr>
-          <w:p>
-            <w:pPr>
-              <w:spacing w:after="40"/>
-            </w:pPr>
-            <w:r/>
-            <w:r>
-              <w:rPr>
-                <w:rFonts w:ascii="Arial" w:hAnsi="Arial"/>
-                <w:b/>
-                <w:color w:val="1875C4"/>
-                <w:sz w:val="16"/>
-              </w:rPr>
-              <w:t>13:00–14:00</w:t>
-            </w:r>
-          </w:p>
-        </w:tc>
-        <w:tc>
-          <w:tcPr>
-            <w:tcW w:type="dxa" w:w="2028"/>
-            <w:vAlign w:val="center"/>
-          </w:tcPr>
-          <w:p>
-            <w:pPr>
-              <w:spacing w:after="40"/>
-            </w:pPr>
-            <w:r/>
-            <w:r>
-              <w:rPr>
-                <w:rFonts w:ascii="Arial" w:hAnsi="Arial"/>
-                <w:b w:val="0"/>
-                <w:sz w:val="16"/>
-              </w:rPr>
-              <w:t>Lunch</w:t>
-            </w:r>
-          </w:p>
-        </w:tc>
-        <w:tc>
-          <w:tcPr>
-            <w:tcW w:type="dxa" w:w="2028"/>
-            <w:vAlign w:val="center"/>
-          </w:tcPr>
-          <w:p>
-            <w:pPr>
-              <w:spacing w:after="40"/>
-            </w:pPr>
-            <w:r/>
-            <w:r>
-              <w:rPr>
-                <w:rFonts w:ascii="Arial" w:hAnsi="Arial"/>
-                <w:b w:val="0"/>
-                <w:sz w:val="16"/>
-              </w:rPr>
-              <w:t>—</w:t>
-            </w:r>
-          </w:p>
-        </w:tc>
-        <w:tc>
-          <w:tcPr>
-            <w:tcW w:type="dxa" w:w="2028"/>
-            <w:vAlign w:val="center"/>
-          </w:tcPr>
-          <w:p>
-            <w:pPr>
-              <w:spacing w:after="40"/>
-            </w:pPr>
-            <w:r/>
-            <w:r>
-              <w:rPr>
-                <w:rFonts w:ascii="Arial" w:hAnsi="Arial"/>
-                <w:b w:val="0"/>
-                <w:sz w:val="16"/>
-              </w:rPr>
-              <w:t>—</w:t>
-            </w:r>
-          </w:p>
-        </w:tc>
-        <w:tc>
-          <w:tcPr>
-            <w:tcW w:type="dxa" w:w="2028"/>
-            <w:vAlign w:val="center"/>
-          </w:tcPr>
-          <w:p>
-            <w:pPr>
-              <w:spacing w:after="40"/>
-            </w:pPr>
-            <w:r/>
-            <w:r>
-              <w:rPr>
-                <w:rFonts w:ascii="Arial" w:hAnsi="Arial"/>
-                <w:b w:val="0"/>
-                <w:sz w:val="16"/>
-              </w:rPr>
-              <w:t>—</w:t>
-            </w:r>
-          </w:p>
-        </w:tc>
-      </w:tr>
-      <w:tr>
-        <w:tc>
-          <w:tcPr>
-            <w:tcW w:type="dxa" w:w="2028"/>
-            <w:vAlign w:val="center"/>
-          </w:tcPr>
-          <w:p>
-            <w:pPr>
-              <w:spacing w:after="40"/>
-            </w:pPr>
-            <w:r/>
-            <w:r>
-              <w:rPr>
-                <w:rFonts w:ascii="Arial" w:hAnsi="Arial"/>
-                <w:b/>
-                <w:color w:val="1875C4"/>
-                <w:sz w:val="16"/>
-              </w:rPr>
-              <w:t>14:00–15:30</w:t>
-            </w:r>
-          </w:p>
-        </w:tc>
-        <w:tc>
-          <w:tcPr>
-            <w:tcW w:type="dxa" w:w="2028"/>
-            <w:vAlign w:val="center"/>
-          </w:tcPr>
-          <w:p>
-            <w:pPr>
-              <w:spacing w:after="40"/>
-            </w:pPr>
-            <w:r/>
-            <w:r>
-              <w:rPr>
-                <w:rFonts w:ascii="Arial" w:hAnsi="Arial"/>
-                <w:b w:val="0"/>
-                <w:sz w:val="16"/>
-              </w:rPr>
-              <w:t>Lab 01: create the first video</w:t>
-            </w:r>
-          </w:p>
-        </w:tc>
-        <w:tc>
-          <w:tcPr>
-            <w:tcW w:type="dxa" w:w="2028"/>
-            <w:vAlign w:val="center"/>
-          </w:tcPr>
-          <w:p>
-            <w:pPr>
-              <w:spacing w:after="40"/>
-            </w:pPr>
-            <w:r/>
-            <w:r>
-              <w:rPr>
-                <w:rFonts w:ascii="Arial" w:hAnsi="Arial"/>
-                <w:b w:val="0"/>
-                <w:sz w:val="16"/>
-              </w:rPr>
-              <w:t>Guided creation</w:t>
-            </w:r>
-          </w:p>
-        </w:tc>
-        <w:tc>
-          <w:tcPr>
-            <w:tcW w:type="dxa" w:w="2028"/>
-            <w:vAlign w:val="center"/>
-          </w:tcPr>
-          <w:p>
-            <w:pPr>
-              <w:spacing w:after="40"/>
-            </w:pPr>
-            <w:r/>
-            <w:r>
-              <w:rPr>
-                <w:rFonts w:ascii="Arial" w:hAnsi="Arial"/>
-                <w:b w:val="0"/>
-                <w:sz w:val="16"/>
-              </w:rPr>
-              <w:t>Lab 01 guide and prompts</w:t>
-            </w:r>
-          </w:p>
-        </w:tc>
-        <w:tc>
-          <w:tcPr>
-            <w:tcW w:type="dxa" w:w="2028"/>
-            <w:vAlign w:val="center"/>
-          </w:tcPr>
-          <w:p>
-            <w:pPr>
-              <w:spacing w:after="40"/>
-            </w:pPr>
-            <w:r/>
-            <w:r>
-              <w:rPr>
-                <w:rFonts w:ascii="Arial" w:hAnsi="Arial"/>
-                <w:b w:val="0"/>
-                <w:sz w:val="16"/>
-              </w:rPr>
-              <w:t>First 15-second video and review notes</w:t>
-            </w:r>
-          </w:p>
-        </w:tc>
-      </w:tr>
-      <w:tr>
-        <w:tc>
-          <w:tcPr>
-            <w:tcW w:type="dxa" w:w="2028"/>
-            <w:vAlign w:val="center"/>
-          </w:tcPr>
-          <w:p>
-            <w:pPr>
-              <w:spacing w:after="40"/>
-            </w:pPr>
-            <w:r/>
-            <w:r>
-              <w:rPr>
-                <w:rFonts w:ascii="Arial" w:hAnsi="Arial"/>
-                <w:b/>
-                <w:color w:val="1875C4"/>
-                <w:sz w:val="16"/>
-              </w:rPr>
-              <w:t>15:30–17:15</w:t>
-            </w:r>
-          </w:p>
-        </w:tc>
-        <w:tc>
-          <w:tcPr>
-            <w:tcW w:type="dxa" w:w="2028"/>
-            <w:vAlign w:val="center"/>
-          </w:tcPr>
-          <w:p>
-            <w:pPr>
-              <w:spacing w:after="40"/>
-            </w:pPr>
-            <w:r/>
-            <w:r>
-              <w:rPr>
-                <w:rFonts w:ascii="Arial" w:hAnsi="Arial"/>
-                <w:b w:val="0"/>
-                <w:sz w:val="16"/>
-              </w:rPr>
-              <w:t>Topic 2: tools, skills and creative improvement</w:t>
-            </w:r>
-          </w:p>
-        </w:tc>
-        <w:tc>
-          <w:tcPr>
-            <w:tcW w:type="dxa" w:w="2028"/>
-            <w:vAlign w:val="center"/>
-          </w:tcPr>
-          <w:p>
-            <w:pPr>
-              <w:spacing w:after="40"/>
-            </w:pPr>
-            <w:r/>
-            <w:r>
-              <w:rPr>
-                <w:rFonts w:ascii="Arial" w:hAnsi="Arial"/>
-                <w:b w:val="0"/>
-                <w:sz w:val="16"/>
-              </w:rPr>
-              <w:t>Visual comparison + guided demonstration</w:t>
-            </w:r>
-          </w:p>
-        </w:tc>
-        <w:tc>
-          <w:tcPr>
-            <w:tcW w:type="dxa" w:w="2028"/>
-            <w:vAlign w:val="center"/>
-          </w:tcPr>
-          <w:p>
-            <w:pPr>
-              <w:spacing w:after="40"/>
-            </w:pPr>
-            <w:r/>
-            <w:r>
-              <w:rPr>
-                <w:rFonts w:ascii="Arial" w:hAnsi="Arial"/>
-                <w:b w:val="0"/>
-                <w:sz w:val="16"/>
-              </w:rPr>
-              <w:t>Slides 42–68</w:t>
-            </w:r>
-          </w:p>
-        </w:tc>
-        <w:tc>
-          <w:tcPr>
-            <w:tcW w:type="dxa" w:w="2028"/>
-            <w:vAlign w:val="center"/>
-          </w:tcPr>
-          <w:p>
-            <w:pPr>
-              <w:spacing w:after="40"/>
-            </w:pPr>
-            <w:r/>
-            <w:r>
-              <w:rPr>
-                <w:rFonts w:ascii="Arial" w:hAnsi="Arial"/>
-                <w:b w:val="0"/>
-                <w:sz w:val="16"/>
-              </w:rPr>
-              <w:t>Tool choice and reusable video-skill plan</w:t>
-            </w:r>
-          </w:p>
-        </w:tc>
-      </w:tr>
-      <w:tr>
-        <w:tc>
-          <w:tcPr>
-            <w:tcW w:type="dxa" w:w="2028"/>
-            <w:vAlign w:val="center"/>
-          </w:tcPr>
-          <w:p>
-            <w:pPr>
-              <w:spacing w:after="40"/>
-            </w:pPr>
-            <w:r/>
-            <w:r>
-              <w:rPr>
-                <w:rFonts w:ascii="Arial" w:hAnsi="Arial"/>
-                <w:b/>
-                <w:color w:val="1875C4"/>
-                <w:sz w:val="16"/>
-              </w:rPr>
-              <w:t>17:15–18:00</w:t>
-            </w:r>
-          </w:p>
-        </w:tc>
-        <w:tc>
-          <w:tcPr>
-            <w:tcW w:type="dxa" w:w="2028"/>
-            <w:vAlign w:val="center"/>
-          </w:tcPr>
-          <w:p>
-            <w:pPr>
-              <w:spacing w:after="40"/>
-            </w:pPr>
-            <w:r/>
-            <w:r>
-              <w:rPr>
-                <w:rFonts w:ascii="Arial" w:hAnsi="Arial"/>
-                <w:b w:val="0"/>
-                <w:sz w:val="16"/>
-              </w:rPr>
-              <w:t>Lab 02 briefing and creative checkpoint</w:t>
-            </w:r>
-          </w:p>
-        </w:tc>
-        <w:tc>
-          <w:tcPr>
-            <w:tcW w:type="dxa" w:w="2028"/>
-            <w:vAlign w:val="center"/>
-          </w:tcPr>
-          <w:p>
-            <w:pPr>
-              <w:spacing w:after="40"/>
-            </w:pPr>
-            <w:r/>
-            <w:r>
-              <w:rPr>
-                <w:rFonts w:ascii="Arial" w:hAnsi="Arial"/>
-                <w:b w:val="0"/>
-                <w:sz w:val="16"/>
-              </w:rPr>
-              <w:t>Peer review + facilitated debrief</w:t>
-            </w:r>
-          </w:p>
-        </w:tc>
-        <w:tc>
-          <w:tcPr>
-            <w:tcW w:type="dxa" w:w="2028"/>
-            <w:vAlign w:val="center"/>
-          </w:tcPr>
-          <w:p>
-            <w:pPr>
-              <w:spacing w:after="40"/>
-            </w:pPr>
-            <w:r/>
-            <w:r>
-              <w:rPr>
-                <w:rFonts w:ascii="Arial" w:hAnsi="Arial"/>
-                <w:b w:val="0"/>
-                <w:sz w:val="16"/>
-              </w:rPr>
-              <w:t>Lab 02 guide and prompts</w:t>
-            </w:r>
-          </w:p>
-        </w:tc>
-        <w:tc>
-          <w:tcPr>
-            <w:tcW w:type="dxa" w:w="2028"/>
-            <w:vAlign w:val="center"/>
-          </w:tcPr>
-          <w:p>
-            <w:pPr>
-              <w:spacing w:after="40"/>
-            </w:pPr>
-            <w:r/>
-            <w:r>
-              <w:rPr>
-                <w:rFonts w:ascii="Arial" w:hAnsi="Arial"/>
-                <w:b w:val="0"/>
-                <w:sz w:val="16"/>
-              </w:rPr>
-              <w:t>Specific plan to improve the first video</w:t>
+              <w:t>WA Q4, Q5; PP Task 3</w:t>
             </w:r>
           </w:p>
         </w:tc>
@@ -2491,7 +2339,20 @@
         <w:pStyle w:val="Heading1"/>
       </w:pPr>
       <w:r>
-        <w:t>4. Day 2 Detailed Schedule</w:t>
+        <w:t>Daily Schedule</w:t>
+      </w:r>
+    </w:p>
+    <w:p>
+      <w:r>
+        <w:t>Both days run 9:30 AM – 6:30 PM: 8 hours a day excluding the 1-hour lunch, with tea breaks counted as training contact time. The Slides column gives the deck pages for each block.</w:t>
+      </w:r>
+    </w:p>
+    <w:p>
+      <w:pPr>
+        <w:pStyle w:val="Heading2"/>
+      </w:pPr>
+      <w:r>
+        <w:t>Day 1 — Plan and Make</w:t>
       </w:r>
     </w:p>
     <w:tbl>
@@ -2499,14 +2360,15 @@
         <w:tblStyle w:val="TableGrid"/>
         <w:tblW w:type="auto" w:w="0"/>
         <w:jc w:val="center"/>
+        <w:tblLayout w:type="fixed"/>
         <w:tblLook w:firstColumn="1" w:firstRow="1" w:lastColumn="0" w:lastRow="0" w:noHBand="0" w:noVBand="1" w:val="04A0"/>
       </w:tblPr>
       <w:tblGrid>
-        <w:gridCol w:w="2028"/>
-        <w:gridCol w:w="2028"/>
-        <w:gridCol w:w="2028"/>
-        <w:gridCol w:w="2028"/>
-        <w:gridCol w:w="2028"/>
+        <w:gridCol w:w="1944"/>
+        <w:gridCol w:w="1080"/>
+        <w:gridCol w:w="3960"/>
+        <w:gridCol w:w="1512"/>
+        <w:gridCol w:w="1152"/>
       </w:tblGrid>
       <w:tr>
         <w:trPr>
@@ -2514,21 +2376,16 @@
         </w:trPr>
         <w:tc>
           <w:tcPr>
-            <w:tcW w:type="dxa" w:w="2028"/>
-            <w:vAlign w:val="center"/>
-            <w:shd w:fill="0D3056"/>
+            <w:tcW w:type="dxa" w:w="1944"/>
+            <w:shd w:val="clear" w:fill="1F6FEB"/>
           </w:tcPr>
           <w:p>
-            <w:pPr>
-              <w:spacing w:after="40"/>
-            </w:pPr>
             <w:r/>
             <w:r>
               <w:rPr>
-                <w:rFonts w:ascii="Arial" w:hAnsi="Arial"/>
                 <w:b/>
                 <w:color w:val="FFFFFF"/>
-                <w:sz w:val="16"/>
+                <w:sz w:val="18"/>
               </w:rPr>
               <w:t>Time</w:t>
             </w:r>
@@ -2536,43 +2393,50 @@
         </w:tc>
         <w:tc>
           <w:tcPr>
-            <w:tcW w:type="dxa" w:w="2028"/>
-            <w:vAlign w:val="center"/>
-            <w:shd w:fill="0D3056"/>
+            <w:tcW w:type="dxa" w:w="1080"/>
+            <w:shd w:val="clear" w:fill="1F6FEB"/>
           </w:tcPr>
           <w:p>
-            <w:pPr>
-              <w:spacing w:after="40"/>
-            </w:pPr>
             <w:r/>
             <w:r>
               <w:rPr>
-                <w:rFonts w:ascii="Arial" w:hAnsi="Arial"/>
                 <w:b/>
                 <w:color w:val="FFFFFF"/>
-                <w:sz w:val="16"/>
+                <w:sz w:val="18"/>
               </w:rPr>
-              <w:t>Topic / activity</w:t>
+              <w:t>Duration</w:t>
             </w:r>
           </w:p>
         </w:tc>
         <w:tc>
           <w:tcPr>
-            <w:tcW w:type="dxa" w:w="2028"/>
-            <w:vAlign w:val="center"/>
-            <w:shd w:fill="0D3056"/>
+            <w:tcW w:type="dxa" w:w="3960"/>
+            <w:shd w:val="clear" w:fill="1F6FEB"/>
           </w:tcPr>
           <w:p>
-            <w:pPr>
-              <w:spacing w:after="40"/>
-            </w:pPr>
             <w:r/>
             <w:r>
               <w:rPr>
-                <w:rFonts w:ascii="Arial" w:hAnsi="Arial"/>
                 <w:b/>
                 <w:color w:val="FFFFFF"/>
-                <w:sz w:val="16"/>
+                <w:sz w:val="18"/>
+              </w:rPr>
+              <w:t>Topic / Activity</w:t>
+            </w:r>
+          </w:p>
+        </w:tc>
+        <w:tc>
+          <w:tcPr>
+            <w:tcW w:type="dxa" w:w="1512"/>
+            <w:shd w:val="clear" w:fill="1F6FEB"/>
+          </w:tcPr>
+          <w:p>
+            <w:r/>
+            <w:r>
+              <w:rPr>
+                <w:b/>
+                <w:color w:val="FFFFFF"/>
+                <w:sz w:val="18"/>
               </w:rPr>
               <w:t>Method</w:t>
             </w:r>
@@ -2580,45 +2444,18 @@
         </w:tc>
         <w:tc>
           <w:tcPr>
-            <w:tcW w:type="dxa" w:w="2028"/>
-            <w:vAlign w:val="center"/>
-            <w:shd w:fill="0D3056"/>
+            <w:tcW w:type="dxa" w:w="1152"/>
+            <w:shd w:val="clear" w:fill="1F6FEB"/>
           </w:tcPr>
           <w:p>
-            <w:pPr>
-              <w:spacing w:after="40"/>
-            </w:pPr>
             <w:r/>
             <w:r>
               <w:rPr>
-                <w:rFonts w:ascii="Arial" w:hAnsi="Arial"/>
                 <w:b/>
                 <w:color w:val="FFFFFF"/>
-                <w:sz w:val="16"/>
+                <w:sz w:val="18"/>
               </w:rPr>
-              <w:t>Resources</w:t>
-            </w:r>
-          </w:p>
-        </w:tc>
-        <w:tc>
-          <w:tcPr>
-            <w:tcW w:type="dxa" w:w="2028"/>
-            <w:vAlign w:val="center"/>
-            <w:shd w:fill="0D3056"/>
-          </w:tcPr>
-          <w:p>
-            <w:pPr>
-              <w:spacing w:after="40"/>
-            </w:pPr>
-            <w:r/>
-            <w:r>
-              <w:rPr>
-                <w:rFonts w:ascii="Arial" w:hAnsi="Arial"/>
-                <w:b/>
-                <w:color w:val="FFFFFF"/>
-                <w:sz w:val="16"/>
-              </w:rPr>
-              <w:t>Evidence / outcome</w:t>
+              <w:t>Slides</w:t>
             </w:r>
           </w:p>
         </w:tc>
@@ -2626,102 +2463,91 @@
       <w:tr>
         <w:tc>
           <w:tcPr>
-            <w:tcW w:type="dxa" w:w="2028"/>
-            <w:vAlign w:val="center"/>
+            <w:tcW w:type="dxa" w:w="1944"/>
           </w:tcPr>
           <w:p>
             <w:pPr>
-              <w:spacing w:after="40"/>
+              <w:spacing w:after="20"/>
             </w:pPr>
             <w:r/>
             <w:r>
               <w:rPr>
-                <w:rFonts w:ascii="Arial" w:hAnsi="Arial"/>
-                <w:b/>
-                <w:color w:val="1875C4"/>
-                <w:sz w:val="16"/>
+                <w:b w:val="0"/>
+                <w:sz w:val="18"/>
               </w:rPr>
-              <w:t>09:00–10:00</w:t>
+              <w:t>9:30 AM–10:00 AM</w:t>
             </w:r>
           </w:p>
         </w:tc>
         <w:tc>
           <w:tcPr>
-            <w:tcW w:type="dxa" w:w="2028"/>
-            <w:vAlign w:val="center"/>
+            <w:tcW w:type="dxa" w:w="1080"/>
           </w:tcPr>
           <w:p>
             <w:pPr>
-              <w:spacing w:after="40"/>
+              <w:spacing w:after="20"/>
             </w:pPr>
             <w:r/>
             <w:r>
               <w:rPr>
-                <w:rFonts w:ascii="Arial" w:hAnsi="Arial"/>
                 <w:b w:val="0"/>
-                <w:sz w:val="16"/>
+                <w:sz w:val="18"/>
               </w:rPr>
-              <w:t>Lab 02: improve the first video</w:t>
+              <w:t>30 min</w:t>
             </w:r>
           </w:p>
         </w:tc>
         <w:tc>
           <w:tcPr>
-            <w:tcW w:type="dxa" w:w="2028"/>
-            <w:vAlign w:val="center"/>
+            <w:tcW w:type="dxa" w:w="3960"/>
           </w:tcPr>
           <w:p>
             <w:pPr>
-              <w:spacing w:after="40"/>
+              <w:spacing w:after="20"/>
             </w:pPr>
             <w:r/>
             <w:r>
               <w:rPr>
-                <w:rFonts w:ascii="Arial" w:hAnsi="Arial"/>
                 <w:b w:val="0"/>
-                <w:sz w:val="16"/>
+                <w:sz w:val="18"/>
               </w:rPr>
-              <w:t>Guided creation + before-after review</w:t>
+              <w:t>Welcome, digital attendance, trainers, ground rules, learning outcomes, TSC knowledge and abilities, the Kopi &amp; Coins scenario, course outline, lesson plan, assessment briefing and the LMS</w:t>
             </w:r>
           </w:p>
         </w:tc>
         <w:tc>
           <w:tcPr>
-            <w:tcW w:type="dxa" w:w="2028"/>
-            <w:vAlign w:val="center"/>
+            <w:tcW w:type="dxa" w:w="1512"/>
           </w:tcPr>
           <w:p>
             <w:pPr>
-              <w:spacing w:after="40"/>
+              <w:spacing w:after="20"/>
             </w:pPr>
             <w:r/>
             <w:r>
               <w:rPr>
-                <w:rFonts w:ascii="Arial" w:hAnsi="Arial"/>
                 <w:b w:val="0"/>
-                <w:sz w:val="16"/>
+                <w:sz w:val="18"/>
               </w:rPr>
-              <w:t>Lab 02 guide and prompts</w:t>
+              <w:t>Lecture, discussion</w:t>
             </w:r>
           </w:p>
         </w:tc>
         <w:tc>
           <w:tcPr>
-            <w:tcW w:type="dxa" w:w="2028"/>
-            <w:vAlign w:val="center"/>
+            <w:tcW w:type="dxa" w:w="1152"/>
           </w:tcPr>
           <w:p>
             <w:pPr>
-              <w:spacing w:after="40"/>
+              <w:spacing w:after="20"/>
             </w:pPr>
             <w:r/>
             <w:r>
               <w:rPr>
-                <w:rFonts w:ascii="Arial" w:hAnsi="Arial"/>
                 <w:b w:val="0"/>
-                <w:sz w:val="16"/>
+                <w:sz w:val="18"/>
               </w:rPr>
-              <w:t>Improved branded video and comparison</w:t>
+              <w:t>1–19</w:t>
             </w:r>
           </w:p>
         </w:tc>
@@ -2729,102 +2555,91 @@
       <w:tr>
         <w:tc>
           <w:tcPr>
-            <w:tcW w:type="dxa" w:w="2028"/>
-            <w:vAlign w:val="center"/>
+            <w:tcW w:type="dxa" w:w="1944"/>
           </w:tcPr>
           <w:p>
             <w:pPr>
-              <w:spacing w:after="40"/>
+              <w:spacing w:after="20"/>
             </w:pPr>
             <w:r/>
             <w:r>
               <w:rPr>
-                <w:rFonts w:ascii="Arial" w:hAnsi="Arial"/>
-                <w:b/>
-                <w:color w:val="1875C4"/>
-                <w:sz w:val="16"/>
+                <w:b w:val="0"/>
+                <w:sz w:val="18"/>
               </w:rPr>
-              <w:t>10:00–11:45</w:t>
+              <w:t>10:00 AM–11:00 AM</w:t>
             </w:r>
           </w:p>
         </w:tc>
         <w:tc>
           <w:tcPr>
-            <w:tcW w:type="dxa" w:w="2028"/>
-            <w:vAlign w:val="center"/>
+            <w:tcW w:type="dxa" w:w="1080"/>
           </w:tcPr>
           <w:p>
             <w:pPr>
-              <w:spacing w:after="40"/>
+              <w:spacing w:after="20"/>
             </w:pPr>
             <w:r/>
             <w:r>
               <w:rPr>
-                <w:rFonts w:ascii="Arial" w:hAnsi="Arial"/>
                 <w:b w:val="0"/>
-                <w:sz w:val="16"/>
+                <w:sz w:val="18"/>
               </w:rPr>
-              <w:t>Topic 3: five profiles, Kanban, YouTube and scheduling</w:t>
+              <w:t>60 min</w:t>
             </w:r>
           </w:p>
         </w:tc>
         <w:tc>
           <w:tcPr>
-            <w:tcW w:type="dxa" w:w="2028"/>
-            <w:vAlign w:val="center"/>
+            <w:tcW w:type="dxa" w:w="3960"/>
           </w:tcPr>
           <w:p>
             <w:pPr>
-              <w:spacing w:after="40"/>
+              <w:spacing w:after="20"/>
             </w:pPr>
             <w:r/>
             <w:r>
               <w:rPr>
-                <w:rFonts w:ascii="Arial" w:hAnsi="Arial"/>
                 <w:b w:val="0"/>
-                <w:sz w:val="16"/>
+                <w:sz w:val="18"/>
               </w:rPr>
-              <w:t>Role play + visual workflow demonstration</w:t>
+              <w:t>Topic 1 — LO1, K1, A1-A3; a short history of AI; agentic AI vs AI agents; anatomy of a single AI agent; the agentic loop; tools, skills and memory; which agent for which job</w:t>
             </w:r>
           </w:p>
         </w:tc>
         <w:tc>
           <w:tcPr>
-            <w:tcW w:type="dxa" w:w="2028"/>
-            <w:vAlign w:val="center"/>
+            <w:tcW w:type="dxa" w:w="1512"/>
           </w:tcPr>
           <w:p>
             <w:pPr>
-              <w:spacing w:after="40"/>
+              <w:spacing w:after="20"/>
             </w:pPr>
             <w:r/>
             <w:r>
               <w:rPr>
-                <w:rFonts w:ascii="Arial" w:hAnsi="Arial"/>
                 <w:b w:val="0"/>
-                <w:sz w:val="16"/>
+                <w:sz w:val="18"/>
               </w:rPr>
-              <w:t>Slides 69–95</w:t>
+              <w:t>Lecture, didactic questioning</w:t>
             </w:r>
           </w:p>
         </w:tc>
         <w:tc>
           <w:tcPr>
-            <w:tcW w:type="dxa" w:w="2028"/>
-            <w:vAlign w:val="center"/>
+            <w:tcW w:type="dxa" w:w="1152"/>
           </w:tcPr>
           <w:p>
             <w:pPr>
-              <w:spacing w:after="40"/>
+              <w:spacing w:after="20"/>
             </w:pPr>
             <w:r/>
             <w:r>
               <w:rPr>
-                <w:rFonts w:ascii="Arial" w:hAnsi="Arial"/>
                 <w:b w:val="0"/>
-                <w:sz w:val="16"/>
+                <w:sz w:val="18"/>
               </w:rPr>
-              <w:t>Five-agent board and publishing plan</w:t>
+              <w:t>20–30</w:t>
             </w:r>
           </w:p>
         </w:tc>
@@ -2832,163 +2647,75 @@
       <w:tr>
         <w:tc>
           <w:tcPr>
-            <w:tcW w:type="dxa" w:w="2028"/>
-            <w:vAlign w:val="center"/>
+            <w:tcW w:type="dxa" w:w="1944"/>
+            <w:shd w:val="clear" w:fill="FFF4E5"/>
           </w:tcPr>
           <w:p>
             <w:pPr>
-              <w:spacing w:after="40"/>
+              <w:spacing w:after="20"/>
             </w:pPr>
             <w:r/>
             <w:r>
               <w:rPr>
-                <w:rFonts w:ascii="Arial" w:hAnsi="Arial"/>
-                <w:b/>
-                <w:color w:val="1875C4"/>
-                <w:sz w:val="16"/>
+                <w:b w:val="0"/>
+                <w:sz w:val="18"/>
               </w:rPr>
-              <w:t>11:45–12:30</w:t>
+              <w:t>11:00 AM–11:15 AM</w:t>
             </w:r>
           </w:p>
         </w:tc>
         <w:tc>
           <w:tcPr>
-            <w:tcW w:type="dxa" w:w="2028"/>
-            <w:vAlign w:val="center"/>
+            <w:tcW w:type="dxa" w:w="1080"/>
+            <w:shd w:val="clear" w:fill="FFF4E5"/>
           </w:tcPr>
           <w:p>
             <w:pPr>
-              <w:spacing w:after="40"/>
+              <w:spacing w:after="20"/>
             </w:pPr>
             <w:r/>
             <w:r>
               <w:rPr>
-                <w:rFonts w:ascii="Arial" w:hAnsi="Arial"/>
                 <w:b w:val="0"/>
-                <w:sz w:val="16"/>
+                <w:sz w:val="18"/>
               </w:rPr>
-              <w:t>Lab 03: improve with the multi-agent team</w:t>
+              <w:t>15 min</w:t>
             </w:r>
           </w:p>
         </w:tc>
         <w:tc>
           <w:tcPr>
-            <w:tcW w:type="dxa" w:w="2028"/>
-            <w:vAlign w:val="center"/>
+            <w:tcW w:type="dxa" w:w="3960"/>
+            <w:shd w:val="clear" w:fill="FFF4E5"/>
           </w:tcPr>
           <w:p>
             <w:pPr>
-              <w:spacing w:after="40"/>
+              <w:spacing w:after="20"/>
             </w:pPr>
             <w:r/>
             <w:r>
               <w:rPr>
-                <w:rFonts w:ascii="Arial" w:hAnsi="Arial"/>
                 <w:b w:val="0"/>
-                <w:sz w:val="16"/>
+                <w:sz w:val="18"/>
               </w:rPr>
-              <w:t>Guided orchestration</w:t>
+              <w:t>Tea break</w:t>
             </w:r>
           </w:p>
         </w:tc>
         <w:tc>
           <w:tcPr>
-            <w:tcW w:type="dxa" w:w="2028"/>
-            <w:vAlign w:val="center"/>
+            <w:tcW w:type="dxa" w:w="1512"/>
+            <w:shd w:val="clear" w:fill="FFF4E5"/>
           </w:tcPr>
           <w:p>
             <w:pPr>
-              <w:spacing w:after="40"/>
+              <w:spacing w:after="20"/>
             </w:pPr>
             <w:r/>
             <w:r>
               <w:rPr>
-                <w:rFonts w:ascii="Arial" w:hAnsi="Arial"/>
                 <w:b w:val="0"/>
-                <w:sz w:val="16"/>
-              </w:rPr>
-              <w:t>Lab 03 guide and prompts</w:t>
-            </w:r>
-          </w:p>
-        </w:tc>
-        <w:tc>
-          <w:tcPr>
-            <w:tcW w:type="dxa" w:w="2028"/>
-            <w:vAlign w:val="center"/>
-          </w:tcPr>
-          <w:p>
-            <w:pPr>
-              <w:spacing w:after="40"/>
-            </w:pPr>
-            <w:r/>
-            <w:r>
-              <w:rPr>
-                <w:rFonts w:ascii="Arial" w:hAnsi="Arial"/>
-                <w:b w:val="0"/>
-                <w:sz w:val="16"/>
-              </w:rPr>
-              <w:t>Team-produced video, audit and Private upload preview</w:t>
-            </w:r>
-          </w:p>
-        </w:tc>
-      </w:tr>
-      <w:tr>
-        <w:tc>
-          <w:tcPr>
-            <w:tcW w:type="dxa" w:w="2028"/>
-            <w:vAlign w:val="center"/>
-          </w:tcPr>
-          <w:p>
-            <w:pPr>
-              <w:spacing w:after="40"/>
-            </w:pPr>
-            <w:r/>
-            <w:r>
-              <w:rPr>
-                <w:rFonts w:ascii="Arial" w:hAnsi="Arial"/>
-                <w:b/>
-                <w:color w:val="1875C4"/>
-                <w:sz w:val="16"/>
-              </w:rPr>
-              <w:t>12:30–13:30</w:t>
-            </w:r>
-          </w:p>
-        </w:tc>
-        <w:tc>
-          <w:tcPr>
-            <w:tcW w:type="dxa" w:w="2028"/>
-            <w:vAlign w:val="center"/>
-          </w:tcPr>
-          <w:p>
-            <w:pPr>
-              <w:spacing w:after="40"/>
-            </w:pPr>
-            <w:r/>
-            <w:r>
-              <w:rPr>
-                <w:rFonts w:ascii="Arial" w:hAnsi="Arial"/>
-                <w:b w:val="0"/>
-                <w:sz w:val="16"/>
-              </w:rPr>
-              <w:t>Lunch</w:t>
-            </w:r>
-          </w:p>
-        </w:tc>
-        <w:tc>
-          <w:tcPr>
-            <w:tcW w:type="dxa" w:w="2028"/>
-            <w:vAlign w:val="center"/>
-          </w:tcPr>
-          <w:p>
-            <w:pPr>
-              <w:spacing w:after="40"/>
-            </w:pPr>
-            <w:r/>
-            <w:r>
-              <w:rPr>
-                <w:rFonts w:ascii="Arial" w:hAnsi="Arial"/>
-                <w:b w:val="0"/>
-                <w:sz w:val="16"/>
+                <w:sz w:val="18"/>
               </w:rPr>
               <w:t>—</w:t>
             </w:r>
@@ -2996,39 +2723,18 @@
         </w:tc>
         <w:tc>
           <w:tcPr>
-            <w:tcW w:type="dxa" w:w="2028"/>
-            <w:vAlign w:val="center"/>
+            <w:tcW w:type="dxa" w:w="1152"/>
+            <w:shd w:val="clear" w:fill="FFF4E5"/>
           </w:tcPr>
           <w:p>
             <w:pPr>
-              <w:spacing w:after="40"/>
+              <w:spacing w:after="20"/>
             </w:pPr>
             <w:r/>
             <w:r>
               <w:rPr>
-                <w:rFonts w:ascii="Arial" w:hAnsi="Arial"/>
                 <w:b w:val="0"/>
-                <w:sz w:val="16"/>
-              </w:rPr>
-              <w:t>—</w:t>
-            </w:r>
-          </w:p>
-        </w:tc>
-        <w:tc>
-          <w:tcPr>
-            <w:tcW w:type="dxa" w:w="2028"/>
-            <w:vAlign w:val="center"/>
-          </w:tcPr>
-          <w:p>
-            <w:pPr>
-              <w:spacing w:after="40"/>
-            </w:pPr>
-            <w:r/>
-            <w:r>
-              <w:rPr>
-                <w:rFonts w:ascii="Arial" w:hAnsi="Arial"/>
-                <w:b w:val="0"/>
-                <w:sz w:val="16"/>
+                <w:sz w:val="18"/>
               </w:rPr>
               <w:t>—</w:t>
             </w:r>
@@ -3038,102 +2744,91 @@
       <w:tr>
         <w:tc>
           <w:tcPr>
-            <w:tcW w:type="dxa" w:w="2028"/>
-            <w:vAlign w:val="center"/>
+            <w:tcW w:type="dxa" w:w="1944"/>
           </w:tcPr>
           <w:p>
             <w:pPr>
-              <w:spacing w:after="40"/>
+              <w:spacing w:after="20"/>
             </w:pPr>
             <w:r/>
             <w:r>
               <w:rPr>
-                <w:rFonts w:ascii="Arial" w:hAnsi="Arial"/>
-                <w:b/>
-                <w:color w:val="1875C4"/>
-                <w:sz w:val="16"/>
+                <w:b w:val="0"/>
+                <w:sz w:val="18"/>
               </w:rPr>
-              <w:t>13:30–14:30</w:t>
+              <w:t>11:15 AM–12:00 PM</w:t>
             </w:r>
           </w:p>
         </w:tc>
         <w:tc>
           <w:tcPr>
-            <w:tcW w:type="dxa" w:w="2028"/>
-            <w:vAlign w:val="center"/>
+            <w:tcW w:type="dxa" w:w="1080"/>
           </w:tcPr>
           <w:p>
             <w:pPr>
-              <w:spacing w:after="40"/>
+              <w:spacing w:after="20"/>
             </w:pPr>
             <w:r/>
             <w:r>
               <w:rPr>
-                <w:rFonts w:ascii="Arial" w:hAnsi="Arial"/>
                 <w:b w:val="0"/>
-                <w:sz w:val="16"/>
+                <w:sz w:val="18"/>
               </w:rPr>
-              <w:t>Topic 4: consistent storyboards, characters and micro-drama series</w:t>
+              <w:t>45 min</w:t>
             </w:r>
           </w:p>
         </w:tc>
         <w:tc>
           <w:tcPr>
-            <w:tcW w:type="dxa" w:w="2028"/>
-            <w:vAlign w:val="center"/>
+            <w:tcW w:type="dxa" w:w="3960"/>
           </w:tcPr>
           <w:p>
             <w:pPr>
-              <w:spacing w:after="40"/>
+              <w:spacing w:after="20"/>
             </w:pPr>
             <w:r/>
             <w:r>
               <w:rPr>
-                <w:rFonts w:ascii="Arial" w:hAnsi="Arial"/>
                 <w:b w:val="0"/>
-                <w:sz w:val="16"/>
+                <w:sz w:val="18"/>
               </w:rPr>
-              <w:t>Visual story workshop</w:t>
+              <w:t>Topic 1 — principles of video creation: the production lifecycle, creative vision, 60-second story structure, scripts, storyboards, shot sizes, angles and movement, characters, composition, sound and captions; types of quality issues (K1); edit types and script review (A1)</w:t>
             </w:r>
           </w:p>
         </w:tc>
         <w:tc>
           <w:tcPr>
-            <w:tcW w:type="dxa" w:w="2028"/>
-            <w:vAlign w:val="center"/>
+            <w:tcW w:type="dxa" w:w="1512"/>
           </w:tcPr>
           <w:p>
             <w:pPr>
-              <w:spacing w:after="40"/>
+              <w:spacing w:after="20"/>
             </w:pPr>
             <w:r/>
             <w:r>
               <w:rPr>
-                <w:rFonts w:ascii="Arial" w:hAnsi="Arial"/>
                 <w:b w:val="0"/>
-                <w:sz w:val="16"/>
+                <w:sz w:val="18"/>
               </w:rPr>
-              <w:t>Slides 96–122</w:t>
+              <w:t>Lecture, demonstration</w:t>
             </w:r>
           </w:p>
         </w:tc>
         <w:tc>
           <w:tcPr>
-            <w:tcW w:type="dxa" w:w="2028"/>
-            <w:vAlign w:val="center"/>
+            <w:tcW w:type="dxa" w:w="1152"/>
           </w:tcPr>
           <w:p>
             <w:pPr>
-              <w:spacing w:after="40"/>
+              <w:spacing w:after="20"/>
             </w:pPr>
             <w:r/>
             <w:r>
               <w:rPr>
-                <w:rFonts w:ascii="Arial" w:hAnsi="Arial"/>
                 <w:b w:val="0"/>
-                <w:sz w:val="16"/>
+                <w:sz w:val="18"/>
               </w:rPr>
-              <w:t>Series promise, character bible and six-shot storyboard</w:t>
+              <w:t>31–44</w:t>
             </w:r>
           </w:p>
         </w:tc>
@@ -3141,102 +2836,96 @@
       <w:tr>
         <w:tc>
           <w:tcPr>
-            <w:tcW w:type="dxa" w:w="2028"/>
-            <w:vAlign w:val="center"/>
+            <w:tcW w:type="dxa" w:w="1944"/>
+            <w:shd w:val="clear" w:fill="EEF4FE"/>
           </w:tcPr>
           <w:p>
             <w:pPr>
-              <w:spacing w:after="40"/>
+              <w:spacing w:after="20"/>
             </w:pPr>
             <w:r/>
             <w:r>
               <w:rPr>
-                <w:rFonts w:ascii="Arial" w:hAnsi="Arial"/>
-                <w:b/>
-                <w:color w:val="1875C4"/>
-                <w:sz w:val="16"/>
+                <w:b w:val="0"/>
+                <w:sz w:val="18"/>
               </w:rPr>
-              <w:t>14:30–16:00</w:t>
+              <w:t>12:00 PM–12:50 PM</w:t>
             </w:r>
           </w:p>
         </w:tc>
         <w:tc>
           <w:tcPr>
-            <w:tcW w:type="dxa" w:w="2028"/>
-            <w:vAlign w:val="center"/>
+            <w:tcW w:type="dxa" w:w="1080"/>
+            <w:shd w:val="clear" w:fill="EEF4FE"/>
           </w:tcPr>
           <w:p>
             <w:pPr>
-              <w:spacing w:after="40"/>
+              <w:spacing w:after="20"/>
             </w:pPr>
             <w:r/>
             <w:r>
               <w:rPr>
-                <w:rFonts w:ascii="Arial" w:hAnsi="Arial"/>
                 <w:b w:val="0"/>
-                <w:sz w:val="16"/>
+                <w:sz w:val="18"/>
               </w:rPr>
-              <w:t>Lab 04: create a one-minute micro-drama pilot</w:t>
+              <w:t>50 min</w:t>
             </w:r>
           </w:p>
         </w:tc>
         <w:tc>
           <w:tcPr>
-            <w:tcW w:type="dxa" w:w="2028"/>
-            <w:vAlign w:val="center"/>
+            <w:tcW w:type="dxa" w:w="3960"/>
+            <w:shd w:val="clear" w:fill="EEF4FE"/>
           </w:tcPr>
           <w:p>
             <w:pPr>
-              <w:spacing w:after="40"/>
+              <w:spacing w:after="20"/>
             </w:pPr>
             <w:r/>
             <w:r>
               <w:rPr>
-                <w:rFonts w:ascii="Arial" w:hAnsi="Arial"/>
                 <w:b w:val="0"/>
-                <w:sz w:val="16"/>
+                <w:sz w:val="18"/>
               </w:rPr>
-              <w:t>Guided team production + continuity review</w:t>
+              <w:t>Lab 1 — Plan the Story with a Single AI Agent</w:t>
             </w:r>
           </w:p>
         </w:tc>
         <w:tc>
           <w:tcPr>
-            <w:tcW w:type="dxa" w:w="2028"/>
-            <w:vAlign w:val="center"/>
+            <w:tcW w:type="dxa" w:w="1512"/>
+            <w:shd w:val="clear" w:fill="EEF4FE"/>
           </w:tcPr>
           <w:p>
             <w:pPr>
-              <w:spacing w:after="40"/>
+              <w:spacing w:after="20"/>
             </w:pPr>
             <w:r/>
             <w:r>
               <w:rPr>
-                <w:rFonts w:ascii="Arial" w:hAnsi="Arial"/>
                 <w:b w:val="0"/>
-                <w:sz w:val="16"/>
+                <w:sz w:val="18"/>
               </w:rPr>
-              <w:t>Lab 04 guide and prompts</w:t>
+              <w:t>Hands-on practical</w:t>
             </w:r>
           </w:p>
         </w:tc>
         <w:tc>
           <w:tcPr>
-            <w:tcW w:type="dxa" w:w="2028"/>
-            <w:vAlign w:val="center"/>
+            <w:tcW w:type="dxa" w:w="1152"/>
+            <w:shd w:val="clear" w:fill="EEF4FE"/>
           </w:tcPr>
           <w:p>
             <w:pPr>
-              <w:spacing w:after="40"/>
+              <w:spacing w:after="20"/>
             </w:pPr>
             <w:r/>
             <w:r>
               <w:rPr>
-                <w:rFonts w:ascii="Arial" w:hAnsi="Arial"/>
                 <w:b w:val="0"/>
-                <w:sz w:val="16"/>
+                <w:sz w:val="18"/>
               </w:rPr>
-              <w:t>Pilot episode, storyboard and continuity review</w:t>
+              <w:t>45–51</w:t>
             </w:r>
           </w:p>
         </w:tc>
@@ -3244,102 +2933,91 @@
       <w:tr>
         <w:tc>
           <w:tcPr>
-            <w:tcW w:type="dxa" w:w="2028"/>
-            <w:vAlign w:val="center"/>
+            <w:tcW w:type="dxa" w:w="1944"/>
           </w:tcPr>
           <w:p>
             <w:pPr>
-              <w:spacing w:after="40"/>
+              <w:spacing w:after="20"/>
             </w:pPr>
             <w:r/>
             <w:r>
               <w:rPr>
-                <w:rFonts w:ascii="Arial" w:hAnsi="Arial"/>
-                <w:b/>
-                <w:color w:val="1875C4"/>
-                <w:sz w:val="16"/>
+                <w:b w:val="0"/>
+                <w:sz w:val="18"/>
               </w:rPr>
-              <w:t>16:00–17:00</w:t>
+              <w:t>12:50 PM–1:00 PM</w:t>
             </w:r>
           </w:p>
         </w:tc>
         <w:tc>
           <w:tcPr>
-            <w:tcW w:type="dxa" w:w="2028"/>
-            <w:vAlign w:val="center"/>
+            <w:tcW w:type="dxa" w:w="1080"/>
           </w:tcPr>
           <w:p>
             <w:pPr>
-              <w:spacing w:after="40"/>
+              <w:spacing w:after="20"/>
             </w:pPr>
             <w:r/>
             <w:r>
               <w:rPr>
-                <w:rFonts w:ascii="Arial" w:hAnsi="Arial"/>
                 <w:b w:val="0"/>
-                <w:sz w:val="16"/>
+                <w:sz w:val="18"/>
               </w:rPr>
-              <w:t>Written Assessment (SAQ)</w:t>
+              <w:t>10 min</w:t>
             </w:r>
           </w:p>
         </w:tc>
         <w:tc>
           <w:tcPr>
-            <w:tcW w:type="dxa" w:w="2028"/>
-            <w:vAlign w:val="center"/>
+            <w:tcW w:type="dxa" w:w="3960"/>
           </w:tcPr>
           <w:p>
             <w:pPr>
-              <w:spacing w:after="40"/>
+              <w:spacing w:after="20"/>
             </w:pPr>
             <w:r/>
             <w:r>
               <w:rPr>
-                <w:rFonts w:ascii="Arial" w:hAnsi="Arial"/>
                 <w:b w:val="0"/>
-                <w:sz w:val="16"/>
+                <w:sz w:val="18"/>
               </w:rPr>
-              <w:t>Individual assessment</w:t>
+              <w:t>Editing standards and guidelines (A2); legal requirements for video in Singapore</w:t>
             </w:r>
           </w:p>
         </w:tc>
         <w:tc>
           <w:tcPr>
-            <w:tcW w:type="dxa" w:w="2028"/>
-            <w:vAlign w:val="center"/>
+            <w:tcW w:type="dxa" w:w="1512"/>
           </w:tcPr>
           <w:p>
             <w:pPr>
-              <w:spacing w:after="40"/>
+              <w:spacing w:after="20"/>
             </w:pPr>
             <w:r/>
             <w:r>
               <w:rPr>
-                <w:rFonts w:ascii="Arial" w:hAnsi="Arial"/>
                 <w:b w:val="0"/>
-                <w:sz w:val="16"/>
+                <w:sz w:val="18"/>
               </w:rPr>
-              <w:t>Assessment paper</w:t>
+              <w:t>Lecture</w:t>
             </w:r>
           </w:p>
         </w:tc>
         <w:tc>
           <w:tcPr>
-            <w:tcW w:type="dxa" w:w="2028"/>
-            <w:vAlign w:val="center"/>
+            <w:tcW w:type="dxa" w:w="1152"/>
           </w:tcPr>
           <w:p>
             <w:pPr>
-              <w:spacing w:after="40"/>
+              <w:spacing w:after="20"/>
             </w:pPr>
             <w:r/>
             <w:r>
               <w:rPr>
-                <w:rFonts w:ascii="Arial" w:hAnsi="Arial"/>
                 <w:b w:val="0"/>
-                <w:sz w:val="16"/>
+                <w:sz w:val="18"/>
               </w:rPr>
-              <w:t>Five responses covering K1–K5</w:t>
+              <w:t>52–53</w:t>
             </w:r>
           </w:p>
         </w:tc>
@@ -3347,102 +3025,3294 @@
       <w:tr>
         <w:tc>
           <w:tcPr>
-            <w:tcW w:type="dxa" w:w="2028"/>
-            <w:vAlign w:val="center"/>
+            <w:tcW w:type="dxa" w:w="1944"/>
+            <w:shd w:val="clear" w:fill="FFF4E5"/>
           </w:tcPr>
           <w:p>
             <w:pPr>
-              <w:spacing w:after="40"/>
+              <w:spacing w:after="20"/>
             </w:pPr>
             <w:r/>
             <w:r>
               <w:rPr>
-                <w:rFonts w:ascii="Arial" w:hAnsi="Arial"/>
-                <w:b/>
-                <w:color w:val="1875C4"/>
-                <w:sz w:val="16"/>
+                <w:b w:val="0"/>
+                <w:sz w:val="18"/>
               </w:rPr>
-              <w:t>17:00–18:00</w:t>
+              <w:t>1:00 PM–2:00 PM</w:t>
             </w:r>
           </w:p>
         </w:tc>
         <w:tc>
           <w:tcPr>
-            <w:tcW w:type="dxa" w:w="2028"/>
-            <w:vAlign w:val="center"/>
+            <w:tcW w:type="dxa" w:w="1080"/>
+            <w:shd w:val="clear" w:fill="FFF4E5"/>
           </w:tcPr>
           <w:p>
             <w:pPr>
-              <w:spacing w:after="40"/>
+              <w:spacing w:after="20"/>
             </w:pPr>
             <w:r/>
             <w:r>
               <w:rPr>
-                <w:rFonts w:ascii="Arial" w:hAnsi="Arial"/>
                 <w:b w:val="0"/>
-                <w:sz w:val="16"/>
+                <w:sz w:val="18"/>
               </w:rPr>
-              <w:t>Practical Performance</w:t>
+              <w:t>60 min</w:t>
             </w:r>
           </w:p>
         </w:tc>
         <w:tc>
           <w:tcPr>
-            <w:tcW w:type="dxa" w:w="2028"/>
-            <w:vAlign w:val="center"/>
+            <w:tcW w:type="dxa" w:w="3960"/>
+            <w:shd w:val="clear" w:fill="FFF4E5"/>
           </w:tcPr>
           <w:p>
             <w:pPr>
-              <w:spacing w:after="40"/>
+              <w:spacing w:after="20"/>
             </w:pPr>
             <w:r/>
             <w:r>
               <w:rPr>
-                <w:rFonts w:ascii="Arial" w:hAnsi="Arial"/>
                 <w:b w:val="0"/>
-                <w:sz w:val="16"/>
+                <w:sz w:val="18"/>
               </w:rPr>
-              <w:t>Individual performance assessment</w:t>
+              <w:t>Lunch</w:t>
             </w:r>
           </w:p>
         </w:tc>
         <w:tc>
           <w:tcPr>
-            <w:tcW w:type="dxa" w:w="2028"/>
-            <w:vAlign w:val="center"/>
+            <w:tcW w:type="dxa" w:w="1512"/>
+            <w:shd w:val="clear" w:fill="FFF4E5"/>
           </w:tcPr>
           <w:p>
             <w:pPr>
-              <w:spacing w:after="40"/>
+              <w:spacing w:after="20"/>
             </w:pPr>
             <w:r/>
             <w:r>
               <w:rPr>
-                <w:rFonts w:ascii="Arial" w:hAnsi="Arial"/>
                 <w:b w:val="0"/>
-                <w:sz w:val="16"/>
+                <w:sz w:val="18"/>
               </w:rPr>
-              <w:t>Assessment tasks + lab environment</w:t>
+              <w:t>—</w:t>
             </w:r>
           </w:p>
         </w:tc>
         <w:tc>
           <w:tcPr>
-            <w:tcW w:type="dxa" w:w="2028"/>
-            <w:vAlign w:val="center"/>
+            <w:tcW w:type="dxa" w:w="1152"/>
+            <w:shd w:val="clear" w:fill="FFF4E5"/>
           </w:tcPr>
           <w:p>
             <w:pPr>
-              <w:spacing w:after="40"/>
+              <w:spacing w:after="20"/>
             </w:pPr>
             <w:r/>
             <w:r>
               <w:rPr>
-                <w:rFonts w:ascii="Arial" w:hAnsi="Arial"/>
                 <w:b w:val="0"/>
-                <w:sz w:val="16"/>
+                <w:sz w:val="18"/>
               </w:rPr>
-              <w:t>Three tasks covering A1–A6</w:t>
+              <w:t>—</w:t>
+            </w:r>
+          </w:p>
+        </w:tc>
+      </w:tr>
+      <w:tr>
+        <w:tc>
+          <w:tcPr>
+            <w:tcW w:type="dxa" w:w="1944"/>
+          </w:tcPr>
+          <w:p>
+            <w:pPr>
+              <w:spacing w:after="20"/>
+            </w:pPr>
+            <w:r/>
+            <w:r>
+              <w:rPr>
+                <w:b w:val="0"/>
+                <w:sz w:val="18"/>
+              </w:rPr>
+              <w:t>2:00 PM–2:30 PM</w:t>
+            </w:r>
+          </w:p>
+        </w:tc>
+        <w:tc>
+          <w:tcPr>
+            <w:tcW w:type="dxa" w:w="1080"/>
+          </w:tcPr>
+          <w:p>
+            <w:pPr>
+              <w:spacing w:after="20"/>
+            </w:pPr>
+            <w:r/>
+            <w:r>
+              <w:rPr>
+                <w:b w:val="0"/>
+                <w:sz w:val="18"/>
+              </w:rPr>
+              <w:t>30 min</w:t>
+            </w:r>
+          </w:p>
+        </w:tc>
+        <w:tc>
+          <w:tcPr>
+            <w:tcW w:type="dxa" w:w="3960"/>
+          </w:tcPr>
+          <w:p>
+            <w:pPr>
+              <w:spacing w:after="20"/>
+            </w:pPr>
+            <w:r/>
+            <w:r>
+              <w:rPr>
+                <w:b w:val="0"/>
+                <w:sz w:val="18"/>
+              </w:rPr>
+              <w:t>Broadcasting and platform standards; the post-production workflow; work plans, timelines and review gates (A3)</w:t>
+            </w:r>
+          </w:p>
+        </w:tc>
+        <w:tc>
+          <w:tcPr>
+            <w:tcW w:type="dxa" w:w="1512"/>
+          </w:tcPr>
+          <w:p>
+            <w:pPr>
+              <w:spacing w:after="20"/>
+            </w:pPr>
+            <w:r/>
+            <w:r>
+              <w:rPr>
+                <w:b w:val="0"/>
+                <w:sz w:val="18"/>
+              </w:rPr>
+              <w:t>Lecture, demonstration</w:t>
+            </w:r>
+          </w:p>
+        </w:tc>
+        <w:tc>
+          <w:tcPr>
+            <w:tcW w:type="dxa" w:w="1152"/>
+          </w:tcPr>
+          <w:p>
+            <w:pPr>
+              <w:spacing w:after="20"/>
+            </w:pPr>
+            <w:r/>
+            <w:r>
+              <w:rPr>
+                <w:b w:val="0"/>
+                <w:sz w:val="18"/>
+              </w:rPr>
+              <w:t>54–57</w:t>
+            </w:r>
+          </w:p>
+        </w:tc>
+      </w:tr>
+      <w:tr>
+        <w:tc>
+          <w:tcPr>
+            <w:tcW w:type="dxa" w:w="1944"/>
+            <w:shd w:val="clear" w:fill="EEF4FE"/>
+          </w:tcPr>
+          <w:p>
+            <w:pPr>
+              <w:spacing w:after="20"/>
+            </w:pPr>
+            <w:r/>
+            <w:r>
+              <w:rPr>
+                <w:b w:val="0"/>
+                <w:sz w:val="18"/>
+              </w:rPr>
+              <w:t>2:30 PM–3:30 PM</w:t>
+            </w:r>
+          </w:p>
+        </w:tc>
+        <w:tc>
+          <w:tcPr>
+            <w:tcW w:type="dxa" w:w="1080"/>
+            <w:shd w:val="clear" w:fill="EEF4FE"/>
+          </w:tcPr>
+          <w:p>
+            <w:pPr>
+              <w:spacing w:after="20"/>
+            </w:pPr>
+            <w:r/>
+            <w:r>
+              <w:rPr>
+                <w:b w:val="0"/>
+                <w:sz w:val="18"/>
+              </w:rPr>
+              <w:t>60 min</w:t>
+            </w:r>
+          </w:p>
+        </w:tc>
+        <w:tc>
+          <w:tcPr>
+            <w:tcW w:type="dxa" w:w="3960"/>
+            <w:shd w:val="clear" w:fill="EEF4FE"/>
+          </w:tcPr>
+          <w:p>
+            <w:pPr>
+              <w:spacing w:after="20"/>
+            </w:pPr>
+            <w:r/>
+            <w:r>
+              <w:rPr>
+                <w:b w:val="0"/>
+                <w:sz w:val="18"/>
+              </w:rPr>
+              <w:t>Lab 2 — Storyboard, Editing Standards and Work Plan</w:t>
+            </w:r>
+          </w:p>
+        </w:tc>
+        <w:tc>
+          <w:tcPr>
+            <w:tcW w:type="dxa" w:w="1512"/>
+            <w:shd w:val="clear" w:fill="EEF4FE"/>
+          </w:tcPr>
+          <w:p>
+            <w:pPr>
+              <w:spacing w:after="20"/>
+            </w:pPr>
+            <w:r/>
+            <w:r>
+              <w:rPr>
+                <w:b w:val="0"/>
+                <w:sz w:val="18"/>
+              </w:rPr>
+              <w:t>Hands-on practical</w:t>
+            </w:r>
+          </w:p>
+        </w:tc>
+        <w:tc>
+          <w:tcPr>
+            <w:tcW w:type="dxa" w:w="1152"/>
+            <w:shd w:val="clear" w:fill="EEF4FE"/>
+          </w:tcPr>
+          <w:p>
+            <w:pPr>
+              <w:spacing w:after="20"/>
+            </w:pPr>
+            <w:r/>
+            <w:r>
+              <w:rPr>
+                <w:b w:val="0"/>
+                <w:sz w:val="18"/>
+              </w:rPr>
+              <w:t>58–64</w:t>
+            </w:r>
+          </w:p>
+        </w:tc>
+      </w:tr>
+      <w:tr>
+        <w:tc>
+          <w:tcPr>
+            <w:tcW w:type="dxa" w:w="1944"/>
+          </w:tcPr>
+          <w:p>
+            <w:pPr>
+              <w:spacing w:after="20"/>
+            </w:pPr>
+            <w:r/>
+            <w:r>
+              <w:rPr>
+                <w:b w:val="0"/>
+                <w:sz w:val="18"/>
+              </w:rPr>
+              <w:t>3:30 PM–3:40 PM</w:t>
+            </w:r>
+          </w:p>
+        </w:tc>
+        <w:tc>
+          <w:tcPr>
+            <w:tcW w:type="dxa" w:w="1080"/>
+          </w:tcPr>
+          <w:p>
+            <w:pPr>
+              <w:spacing w:after="20"/>
+            </w:pPr>
+            <w:r/>
+            <w:r>
+              <w:rPr>
+                <w:b w:val="0"/>
+                <w:sz w:val="18"/>
+              </w:rPr>
+              <w:t>10 min</w:t>
+            </w:r>
+          </w:p>
+        </w:tc>
+        <w:tc>
+          <w:tcPr>
+            <w:tcW w:type="dxa" w:w="3960"/>
+          </w:tcPr>
+          <w:p>
+            <w:pPr>
+              <w:spacing w:after="20"/>
+            </w:pPr>
+            <w:r/>
+            <w:r>
+              <w:rPr>
+                <w:b w:val="0"/>
+                <w:sz w:val="18"/>
+              </w:rPr>
+              <w:t>Topic 1 recap and check your understanding</w:t>
+            </w:r>
+          </w:p>
+        </w:tc>
+        <w:tc>
+          <w:tcPr>
+            <w:tcW w:type="dxa" w:w="1512"/>
+          </w:tcPr>
+          <w:p>
+            <w:pPr>
+              <w:spacing w:after="20"/>
+            </w:pPr>
+            <w:r/>
+            <w:r>
+              <w:rPr>
+                <w:b w:val="0"/>
+                <w:sz w:val="18"/>
+              </w:rPr>
+              <w:t>Didactic questioning</w:t>
+            </w:r>
+          </w:p>
+        </w:tc>
+        <w:tc>
+          <w:tcPr>
+            <w:tcW w:type="dxa" w:w="1152"/>
+          </w:tcPr>
+          <w:p>
+            <w:pPr>
+              <w:spacing w:after="20"/>
+            </w:pPr>
+            <w:r/>
+            <w:r>
+              <w:rPr>
+                <w:b w:val="0"/>
+                <w:sz w:val="18"/>
+              </w:rPr>
+              <w:t>65</w:t>
+            </w:r>
+          </w:p>
+        </w:tc>
+      </w:tr>
+      <w:tr>
+        <w:tc>
+          <w:tcPr>
+            <w:tcW w:type="dxa" w:w="1944"/>
+            <w:shd w:val="clear" w:fill="FFF4E5"/>
+          </w:tcPr>
+          <w:p>
+            <w:pPr>
+              <w:spacing w:after="20"/>
+            </w:pPr>
+            <w:r/>
+            <w:r>
+              <w:rPr>
+                <w:b w:val="0"/>
+                <w:sz w:val="18"/>
+              </w:rPr>
+              <w:t>3:40 PM–3:55 PM</w:t>
+            </w:r>
+          </w:p>
+        </w:tc>
+        <w:tc>
+          <w:tcPr>
+            <w:tcW w:type="dxa" w:w="1080"/>
+            <w:shd w:val="clear" w:fill="FFF4E5"/>
+          </w:tcPr>
+          <w:p>
+            <w:pPr>
+              <w:spacing w:after="20"/>
+            </w:pPr>
+            <w:r/>
+            <w:r>
+              <w:rPr>
+                <w:b w:val="0"/>
+                <w:sz w:val="18"/>
+              </w:rPr>
+              <w:t>15 min</w:t>
+            </w:r>
+          </w:p>
+        </w:tc>
+        <w:tc>
+          <w:tcPr>
+            <w:tcW w:type="dxa" w:w="3960"/>
+            <w:shd w:val="clear" w:fill="FFF4E5"/>
+          </w:tcPr>
+          <w:p>
+            <w:pPr>
+              <w:spacing w:after="20"/>
+            </w:pPr>
+            <w:r/>
+            <w:r>
+              <w:rPr>
+                <w:b w:val="0"/>
+                <w:sz w:val="18"/>
+              </w:rPr>
+              <w:t>Tea break</w:t>
+            </w:r>
+          </w:p>
+        </w:tc>
+        <w:tc>
+          <w:tcPr>
+            <w:tcW w:type="dxa" w:w="1512"/>
+            <w:shd w:val="clear" w:fill="FFF4E5"/>
+          </w:tcPr>
+          <w:p>
+            <w:pPr>
+              <w:spacing w:after="20"/>
+            </w:pPr>
+            <w:r/>
+            <w:r>
+              <w:rPr>
+                <w:b w:val="0"/>
+                <w:sz w:val="18"/>
+              </w:rPr>
+              <w:t>—</w:t>
+            </w:r>
+          </w:p>
+        </w:tc>
+        <w:tc>
+          <w:tcPr>
+            <w:tcW w:type="dxa" w:w="1152"/>
+            <w:shd w:val="clear" w:fill="FFF4E5"/>
+          </w:tcPr>
+          <w:p>
+            <w:pPr>
+              <w:spacing w:after="20"/>
+            </w:pPr>
+            <w:r/>
+            <w:r>
+              <w:rPr>
+                <w:b w:val="0"/>
+                <w:sz w:val="18"/>
+              </w:rPr>
+              <w:t>—</w:t>
+            </w:r>
+          </w:p>
+        </w:tc>
+      </w:tr>
+      <w:tr>
+        <w:tc>
+          <w:tcPr>
+            <w:tcW w:type="dxa" w:w="1944"/>
+          </w:tcPr>
+          <w:p>
+            <w:pPr>
+              <w:spacing w:after="20"/>
+            </w:pPr>
+            <w:r/>
+            <w:r>
+              <w:rPr>
+                <w:b w:val="0"/>
+                <w:sz w:val="18"/>
+              </w:rPr>
+              <w:t>3:55 PM–4:30 PM</w:t>
+            </w:r>
+          </w:p>
+        </w:tc>
+        <w:tc>
+          <w:tcPr>
+            <w:tcW w:type="dxa" w:w="1080"/>
+          </w:tcPr>
+          <w:p>
+            <w:pPr>
+              <w:spacing w:after="20"/>
+            </w:pPr>
+            <w:r/>
+            <w:r>
+              <w:rPr>
+                <w:b w:val="0"/>
+                <w:sz w:val="18"/>
+              </w:rPr>
+              <w:t>35 min</w:t>
+            </w:r>
+          </w:p>
+        </w:tc>
+        <w:tc>
+          <w:tcPr>
+            <w:tcW w:type="dxa" w:w="3960"/>
+          </w:tcPr>
+          <w:p>
+            <w:pPr>
+              <w:spacing w:after="20"/>
+            </w:pPr>
+            <w:r/>
+            <w:r>
+              <w:rPr>
+                <w:b w:val="0"/>
+                <w:sz w:val="18"/>
+              </w:rPr>
+              <w:t>Topic 2 — LO2, K2, K3, A4, A5; AI video agents; the Flova workspace and pipeline; the Creative Brief; Elements; checkpoints; models and credits; micro-drama structure; directing a video agent</w:t>
+            </w:r>
+          </w:p>
+        </w:tc>
+        <w:tc>
+          <w:tcPr>
+            <w:tcW w:type="dxa" w:w="1512"/>
+          </w:tcPr>
+          <w:p>
+            <w:pPr>
+              <w:spacing w:after="20"/>
+            </w:pPr>
+            <w:r/>
+            <w:r>
+              <w:rPr>
+                <w:b w:val="0"/>
+                <w:sz w:val="18"/>
+              </w:rPr>
+              <w:t>Lecture, live demonstration</w:t>
+            </w:r>
+          </w:p>
+        </w:tc>
+        <w:tc>
+          <w:tcPr>
+            <w:tcW w:type="dxa" w:w="1152"/>
+          </w:tcPr>
+          <w:p>
+            <w:pPr>
+              <w:spacing w:after="20"/>
+            </w:pPr>
+            <w:r/>
+            <w:r>
+              <w:rPr>
+                <w:b w:val="0"/>
+                <w:sz w:val="18"/>
+              </w:rPr>
+              <w:t>66–77</w:t>
+            </w:r>
+          </w:p>
+        </w:tc>
+      </w:tr>
+      <w:tr>
+        <w:tc>
+          <w:tcPr>
+            <w:tcW w:type="dxa" w:w="1944"/>
+            <w:shd w:val="clear" w:fill="EEF4FE"/>
+          </w:tcPr>
+          <w:p>
+            <w:pPr>
+              <w:spacing w:after="20"/>
+            </w:pPr>
+            <w:r/>
+            <w:r>
+              <w:rPr>
+                <w:b w:val="0"/>
+                <w:sz w:val="18"/>
+              </w:rPr>
+              <w:t>4:30 PM–5:45 PM</w:t>
+            </w:r>
+          </w:p>
+        </w:tc>
+        <w:tc>
+          <w:tcPr>
+            <w:tcW w:type="dxa" w:w="1080"/>
+            <w:shd w:val="clear" w:fill="EEF4FE"/>
+          </w:tcPr>
+          <w:p>
+            <w:pPr>
+              <w:spacing w:after="20"/>
+            </w:pPr>
+            <w:r/>
+            <w:r>
+              <w:rPr>
+                <w:b w:val="0"/>
+                <w:sz w:val="18"/>
+              </w:rPr>
+              <w:t>75 min</w:t>
+            </w:r>
+          </w:p>
+        </w:tc>
+        <w:tc>
+          <w:tcPr>
+            <w:tcW w:type="dxa" w:w="3960"/>
+            <w:shd w:val="clear" w:fill="EEF4FE"/>
+          </w:tcPr>
+          <w:p>
+            <w:pPr>
+              <w:spacing w:after="20"/>
+            </w:pPr>
+            <w:r/>
+            <w:r>
+              <w:rPr>
+                <w:b w:val="0"/>
+                <w:sz w:val="18"/>
+              </w:rPr>
+              <w:t>Lab 3 — Create Episode 1 with the Flova Video Agent</w:t>
+            </w:r>
+          </w:p>
+        </w:tc>
+        <w:tc>
+          <w:tcPr>
+            <w:tcW w:type="dxa" w:w="1512"/>
+            <w:shd w:val="clear" w:fill="EEF4FE"/>
+          </w:tcPr>
+          <w:p>
+            <w:pPr>
+              <w:spacing w:after="20"/>
+            </w:pPr>
+            <w:r/>
+            <w:r>
+              <w:rPr>
+                <w:b w:val="0"/>
+                <w:sz w:val="18"/>
+              </w:rPr>
+              <w:t>Hands-on practical</w:t>
+            </w:r>
+          </w:p>
+        </w:tc>
+        <w:tc>
+          <w:tcPr>
+            <w:tcW w:type="dxa" w:w="1152"/>
+            <w:shd w:val="clear" w:fill="EEF4FE"/>
+          </w:tcPr>
+          <w:p>
+            <w:pPr>
+              <w:spacing w:after="20"/>
+            </w:pPr>
+            <w:r/>
+            <w:r>
+              <w:rPr>
+                <w:b w:val="0"/>
+                <w:sz w:val="18"/>
+              </w:rPr>
+              <w:t>78–82</w:t>
+            </w:r>
+          </w:p>
+        </w:tc>
+      </w:tr>
+      <w:tr>
+        <w:tc>
+          <w:tcPr>
+            <w:tcW w:type="dxa" w:w="1944"/>
+          </w:tcPr>
+          <w:p>
+            <w:pPr>
+              <w:spacing w:after="20"/>
+            </w:pPr>
+            <w:r/>
+            <w:r>
+              <w:rPr>
+                <w:b w:val="0"/>
+                <w:sz w:val="18"/>
+              </w:rPr>
+              <w:t>5:45 PM–6:30 PM</w:t>
+            </w:r>
+          </w:p>
+        </w:tc>
+        <w:tc>
+          <w:tcPr>
+            <w:tcW w:type="dxa" w:w="1080"/>
+          </w:tcPr>
+          <w:p>
+            <w:pPr>
+              <w:spacing w:after="20"/>
+            </w:pPr>
+            <w:r/>
+            <w:r>
+              <w:rPr>
+                <w:b w:val="0"/>
+                <w:sz w:val="18"/>
+              </w:rPr>
+              <w:t>45 min</w:t>
+            </w:r>
+          </w:p>
+        </w:tc>
+        <w:tc>
+          <w:tcPr>
+            <w:tcW w:type="dxa" w:w="3960"/>
+          </w:tcPr>
+          <w:p>
+            <w:pPr>
+              <w:spacing w:after="20"/>
+            </w:pPr>
+            <w:r/>
+            <w:r>
+              <w:rPr>
+                <w:b w:val="0"/>
+                <w:sz w:val="18"/>
+              </w:rPr>
+              <w:t>Reviewing edited footage: two passes; story and emotion review (A4); emotion, pacing and rhythm; Day 1 review and Q&amp;A</w:t>
+            </w:r>
+          </w:p>
+        </w:tc>
+        <w:tc>
+          <w:tcPr>
+            <w:tcW w:type="dxa" w:w="1512"/>
+          </w:tcPr>
+          <w:p>
+            <w:pPr>
+              <w:spacing w:after="20"/>
+            </w:pPr>
+            <w:r/>
+            <w:r>
+              <w:rPr>
+                <w:b w:val="0"/>
+                <w:sz w:val="18"/>
+              </w:rPr>
+              <w:t>Lecture, discussion</w:t>
+            </w:r>
+          </w:p>
+        </w:tc>
+        <w:tc>
+          <w:tcPr>
+            <w:tcW w:type="dxa" w:w="1152"/>
+          </w:tcPr>
+          <w:p>
+            <w:pPr>
+              <w:spacing w:after="20"/>
+            </w:pPr>
+            <w:r/>
+            <w:r>
+              <w:rPr>
+                <w:b w:val="0"/>
+                <w:sz w:val="18"/>
+              </w:rPr>
+              <w:t>83–85</w:t>
+            </w:r>
+          </w:p>
+        </w:tc>
+      </w:tr>
+    </w:tbl>
+    <w:p/>
+    <w:p>
+      <w:pPr>
+        <w:pStyle w:val="Heading2"/>
+      </w:pPr>
+      <w:r>
+        <w:t>Day 2 — Refine and Scale</w:t>
+      </w:r>
+    </w:p>
+    <w:tbl>
+      <w:tblPr>
+        <w:tblStyle w:val="TableGrid"/>
+        <w:tblW w:type="auto" w:w="0"/>
+        <w:jc w:val="center"/>
+        <w:tblLayout w:type="fixed"/>
+        <w:tblLook w:firstColumn="1" w:firstRow="1" w:lastColumn="0" w:lastRow="0" w:noHBand="0" w:noVBand="1" w:val="04A0"/>
+      </w:tblPr>
+      <w:tblGrid>
+        <w:gridCol w:w="1944"/>
+        <w:gridCol w:w="1080"/>
+        <w:gridCol w:w="3960"/>
+        <w:gridCol w:w="1512"/>
+        <w:gridCol w:w="1152"/>
+      </w:tblGrid>
+      <w:tr>
+        <w:trPr>
+          <w:tblHeader w:val="true"/>
+        </w:trPr>
+        <w:tc>
+          <w:tcPr>
+            <w:tcW w:type="dxa" w:w="1944"/>
+            <w:shd w:val="clear" w:fill="1F6FEB"/>
+          </w:tcPr>
+          <w:p>
+            <w:r/>
+            <w:r>
+              <w:rPr>
+                <w:b/>
+                <w:color w:val="FFFFFF"/>
+                <w:sz w:val="18"/>
+              </w:rPr>
+              <w:t>Time</w:t>
+            </w:r>
+          </w:p>
+        </w:tc>
+        <w:tc>
+          <w:tcPr>
+            <w:tcW w:type="dxa" w:w="1080"/>
+            <w:shd w:val="clear" w:fill="1F6FEB"/>
+          </w:tcPr>
+          <w:p>
+            <w:r/>
+            <w:r>
+              <w:rPr>
+                <w:b/>
+                <w:color w:val="FFFFFF"/>
+                <w:sz w:val="18"/>
+              </w:rPr>
+              <w:t>Duration</w:t>
+            </w:r>
+          </w:p>
+        </w:tc>
+        <w:tc>
+          <w:tcPr>
+            <w:tcW w:type="dxa" w:w="3960"/>
+            <w:shd w:val="clear" w:fill="1F6FEB"/>
+          </w:tcPr>
+          <w:p>
+            <w:r/>
+            <w:r>
+              <w:rPr>
+                <w:b/>
+                <w:color w:val="FFFFFF"/>
+                <w:sz w:val="18"/>
+              </w:rPr>
+              <w:t>Topic / Activity</w:t>
+            </w:r>
+          </w:p>
+        </w:tc>
+        <w:tc>
+          <w:tcPr>
+            <w:tcW w:type="dxa" w:w="1512"/>
+            <w:shd w:val="clear" w:fill="1F6FEB"/>
+          </w:tcPr>
+          <w:p>
+            <w:r/>
+            <w:r>
+              <w:rPr>
+                <w:b/>
+                <w:color w:val="FFFFFF"/>
+                <w:sz w:val="18"/>
+              </w:rPr>
+              <w:t>Method</w:t>
+            </w:r>
+          </w:p>
+        </w:tc>
+        <w:tc>
+          <w:tcPr>
+            <w:tcW w:type="dxa" w:w="1152"/>
+            <w:shd w:val="clear" w:fill="1F6FEB"/>
+          </w:tcPr>
+          <w:p>
+            <w:r/>
+            <w:r>
+              <w:rPr>
+                <w:b/>
+                <w:color w:val="FFFFFF"/>
+                <w:sz w:val="18"/>
+              </w:rPr>
+              <w:t>Slides</w:t>
+            </w:r>
+          </w:p>
+        </w:tc>
+      </w:tr>
+      <w:tr>
+        <w:tc>
+          <w:tcPr>
+            <w:tcW w:type="dxa" w:w="1944"/>
+          </w:tcPr>
+          <w:p>
+            <w:pPr>
+              <w:spacing w:after="20"/>
+            </w:pPr>
+            <w:r/>
+            <w:r>
+              <w:rPr>
+                <w:b w:val="0"/>
+                <w:sz w:val="18"/>
+              </w:rPr>
+              <w:t>9:30 AM–9:45 AM</w:t>
+            </w:r>
+          </w:p>
+        </w:tc>
+        <w:tc>
+          <w:tcPr>
+            <w:tcW w:type="dxa" w:w="1080"/>
+          </w:tcPr>
+          <w:p>
+            <w:pPr>
+              <w:spacing w:after="20"/>
+            </w:pPr>
+            <w:r/>
+            <w:r>
+              <w:rPr>
+                <w:b w:val="0"/>
+                <w:sz w:val="18"/>
+              </w:rPr>
+              <w:t>15 min</w:t>
+            </w:r>
+          </w:p>
+        </w:tc>
+        <w:tc>
+          <w:tcPr>
+            <w:tcW w:type="dxa" w:w="3960"/>
+          </w:tcPr>
+          <w:p>
+            <w:pPr>
+              <w:spacing w:after="20"/>
+            </w:pPr>
+            <w:r/>
+            <w:r>
+              <w:rPr>
+                <w:b w:val="0"/>
+                <w:sz w:val="18"/>
+              </w:rPr>
+              <w:t>Day 1 recap</w:t>
+            </w:r>
+          </w:p>
+        </w:tc>
+        <w:tc>
+          <w:tcPr>
+            <w:tcW w:type="dxa" w:w="1512"/>
+          </w:tcPr>
+          <w:p>
+            <w:pPr>
+              <w:spacing w:after="20"/>
+            </w:pPr>
+            <w:r/>
+            <w:r>
+              <w:rPr>
+                <w:b w:val="0"/>
+                <w:sz w:val="18"/>
+              </w:rPr>
+              <w:t>Didactic questioning</w:t>
+            </w:r>
+          </w:p>
+        </w:tc>
+        <w:tc>
+          <w:tcPr>
+            <w:tcW w:type="dxa" w:w="1152"/>
+          </w:tcPr>
+          <w:p>
+            <w:pPr>
+              <w:spacing w:after="20"/>
+            </w:pPr>
+            <w:r/>
+            <w:r>
+              <w:rPr>
+                <w:b w:val="0"/>
+                <w:sz w:val="18"/>
+              </w:rPr>
+              <w:t>—</w:t>
+            </w:r>
+          </w:p>
+        </w:tc>
+      </w:tr>
+      <w:tr>
+        <w:tc>
+          <w:tcPr>
+            <w:tcW w:type="dxa" w:w="1944"/>
+          </w:tcPr>
+          <w:p>
+            <w:pPr>
+              <w:spacing w:after="20"/>
+            </w:pPr>
+            <w:r/>
+            <w:r>
+              <w:rPr>
+                <w:b w:val="0"/>
+                <w:sz w:val="18"/>
+              </w:rPr>
+              <w:t>9:45 AM–10:30 AM</w:t>
+            </w:r>
+          </w:p>
+        </w:tc>
+        <w:tc>
+          <w:tcPr>
+            <w:tcW w:type="dxa" w:w="1080"/>
+          </w:tcPr>
+          <w:p>
+            <w:pPr>
+              <w:spacing w:after="20"/>
+            </w:pPr>
+            <w:r/>
+            <w:r>
+              <w:rPr>
+                <w:b w:val="0"/>
+                <w:sz w:val="18"/>
+              </w:rPr>
+              <w:t>45 min</w:t>
+            </w:r>
+          </w:p>
+        </w:tc>
+        <w:tc>
+          <w:tcPr>
+            <w:tcW w:type="dxa" w:w="3960"/>
+          </w:tcPr>
+          <w:p>
+            <w:pPr>
+              <w:spacing w:after="20"/>
+            </w:pPr>
+            <w:r/>
+            <w:r>
+              <w:rPr>
+                <w:b w:val="0"/>
+                <w:sz w:val="18"/>
+              </w:rPr>
+              <w:t>Parameters to assess video quality (K3); quality issues and solution types (K2); the technical QC procedure (A5)</w:t>
+            </w:r>
+          </w:p>
+        </w:tc>
+        <w:tc>
+          <w:tcPr>
+            <w:tcW w:type="dxa" w:w="1512"/>
+          </w:tcPr>
+          <w:p>
+            <w:pPr>
+              <w:spacing w:after="20"/>
+            </w:pPr>
+            <w:r/>
+            <w:r>
+              <w:rPr>
+                <w:b w:val="0"/>
+                <w:sz w:val="18"/>
+              </w:rPr>
+              <w:t>Lecture, demonstration</w:t>
+            </w:r>
+          </w:p>
+        </w:tc>
+        <w:tc>
+          <w:tcPr>
+            <w:tcW w:type="dxa" w:w="1152"/>
+          </w:tcPr>
+          <w:p>
+            <w:pPr>
+              <w:spacing w:after="20"/>
+            </w:pPr>
+            <w:r/>
+            <w:r>
+              <w:rPr>
+                <w:b w:val="0"/>
+                <w:sz w:val="18"/>
+              </w:rPr>
+              <w:t>86–91</w:t>
+            </w:r>
+          </w:p>
+        </w:tc>
+      </w:tr>
+      <w:tr>
+        <w:tc>
+          <w:tcPr>
+            <w:tcW w:type="dxa" w:w="1944"/>
+            <w:shd w:val="clear" w:fill="EEF4FE"/>
+          </w:tcPr>
+          <w:p>
+            <w:pPr>
+              <w:spacing w:after="20"/>
+            </w:pPr>
+            <w:r/>
+            <w:r>
+              <w:rPr>
+                <w:b w:val="0"/>
+                <w:sz w:val="18"/>
+              </w:rPr>
+              <w:t>10:30 AM–11:30 AM</w:t>
+            </w:r>
+          </w:p>
+        </w:tc>
+        <w:tc>
+          <w:tcPr>
+            <w:tcW w:type="dxa" w:w="1080"/>
+            <w:shd w:val="clear" w:fill="EEF4FE"/>
+          </w:tcPr>
+          <w:p>
+            <w:pPr>
+              <w:spacing w:after="20"/>
+            </w:pPr>
+            <w:r/>
+            <w:r>
+              <w:rPr>
+                <w:b w:val="0"/>
+                <w:sz w:val="18"/>
+              </w:rPr>
+              <w:t>60 min</w:t>
+            </w:r>
+          </w:p>
+        </w:tc>
+        <w:tc>
+          <w:tcPr>
+            <w:tcW w:type="dxa" w:w="3960"/>
+            <w:shd w:val="clear" w:fill="EEF4FE"/>
+          </w:tcPr>
+          <w:p>
+            <w:pPr>
+              <w:spacing w:after="20"/>
+            </w:pPr>
+            <w:r/>
+            <w:r>
+              <w:rPr>
+                <w:b w:val="0"/>
+                <w:sz w:val="18"/>
+              </w:rPr>
+              <w:t>Lab 4 — Review and Refine the Edit</w:t>
+            </w:r>
+          </w:p>
+        </w:tc>
+        <w:tc>
+          <w:tcPr>
+            <w:tcW w:type="dxa" w:w="1512"/>
+            <w:shd w:val="clear" w:fill="EEF4FE"/>
+          </w:tcPr>
+          <w:p>
+            <w:pPr>
+              <w:spacing w:after="20"/>
+            </w:pPr>
+            <w:r/>
+            <w:r>
+              <w:rPr>
+                <w:b w:val="0"/>
+                <w:sz w:val="18"/>
+              </w:rPr>
+              <w:t>Hands-on practical</w:t>
+            </w:r>
+          </w:p>
+        </w:tc>
+        <w:tc>
+          <w:tcPr>
+            <w:tcW w:type="dxa" w:w="1152"/>
+            <w:shd w:val="clear" w:fill="EEF4FE"/>
+          </w:tcPr>
+          <w:p>
+            <w:pPr>
+              <w:spacing w:after="20"/>
+            </w:pPr>
+            <w:r/>
+            <w:r>
+              <w:rPr>
+                <w:b w:val="0"/>
+                <w:sz w:val="18"/>
+              </w:rPr>
+              <w:t>92–96</w:t>
+            </w:r>
+          </w:p>
+        </w:tc>
+      </w:tr>
+      <w:tr>
+        <w:tc>
+          <w:tcPr>
+            <w:tcW w:type="dxa" w:w="1944"/>
+          </w:tcPr>
+          <w:p>
+            <w:pPr>
+              <w:spacing w:after="20"/>
+            </w:pPr>
+            <w:r/>
+            <w:r>
+              <w:rPr>
+                <w:b w:val="0"/>
+                <w:sz w:val="18"/>
+              </w:rPr>
+              <w:t>11:30 AM–11:40 AM</w:t>
+            </w:r>
+          </w:p>
+        </w:tc>
+        <w:tc>
+          <w:tcPr>
+            <w:tcW w:type="dxa" w:w="1080"/>
+          </w:tcPr>
+          <w:p>
+            <w:pPr>
+              <w:spacing w:after="20"/>
+            </w:pPr>
+            <w:r/>
+            <w:r>
+              <w:rPr>
+                <w:b w:val="0"/>
+                <w:sz w:val="18"/>
+              </w:rPr>
+              <w:t>10 min</w:t>
+            </w:r>
+          </w:p>
+        </w:tc>
+        <w:tc>
+          <w:tcPr>
+            <w:tcW w:type="dxa" w:w="3960"/>
+          </w:tcPr>
+          <w:p>
+            <w:pPr>
+              <w:spacing w:after="20"/>
+            </w:pPr>
+            <w:r/>
+            <w:r>
+              <w:rPr>
+                <w:b w:val="0"/>
+                <w:sz w:val="18"/>
+              </w:rPr>
+              <w:t>Topic 2 recap and check your understanding</w:t>
+            </w:r>
+          </w:p>
+        </w:tc>
+        <w:tc>
+          <w:tcPr>
+            <w:tcW w:type="dxa" w:w="1512"/>
+          </w:tcPr>
+          <w:p>
+            <w:pPr>
+              <w:spacing w:after="20"/>
+            </w:pPr>
+            <w:r/>
+            <w:r>
+              <w:rPr>
+                <w:b w:val="0"/>
+                <w:sz w:val="18"/>
+              </w:rPr>
+              <w:t>Didactic questioning</w:t>
+            </w:r>
+          </w:p>
+        </w:tc>
+        <w:tc>
+          <w:tcPr>
+            <w:tcW w:type="dxa" w:w="1152"/>
+          </w:tcPr>
+          <w:p>
+            <w:pPr>
+              <w:spacing w:after="20"/>
+            </w:pPr>
+            <w:r/>
+            <w:r>
+              <w:rPr>
+                <w:b w:val="0"/>
+                <w:sz w:val="18"/>
+              </w:rPr>
+              <w:t>97</w:t>
+            </w:r>
+          </w:p>
+        </w:tc>
+      </w:tr>
+      <w:tr>
+        <w:tc>
+          <w:tcPr>
+            <w:tcW w:type="dxa" w:w="1944"/>
+            <w:shd w:val="clear" w:fill="FFF4E5"/>
+          </w:tcPr>
+          <w:p>
+            <w:pPr>
+              <w:spacing w:after="20"/>
+            </w:pPr>
+            <w:r/>
+            <w:r>
+              <w:rPr>
+                <w:b w:val="0"/>
+                <w:sz w:val="18"/>
+              </w:rPr>
+              <w:t>11:40 AM–11:55 AM</w:t>
+            </w:r>
+          </w:p>
+        </w:tc>
+        <w:tc>
+          <w:tcPr>
+            <w:tcW w:type="dxa" w:w="1080"/>
+            <w:shd w:val="clear" w:fill="FFF4E5"/>
+          </w:tcPr>
+          <w:p>
+            <w:pPr>
+              <w:spacing w:after="20"/>
+            </w:pPr>
+            <w:r/>
+            <w:r>
+              <w:rPr>
+                <w:b w:val="0"/>
+                <w:sz w:val="18"/>
+              </w:rPr>
+              <w:t>15 min</w:t>
+            </w:r>
+          </w:p>
+        </w:tc>
+        <w:tc>
+          <w:tcPr>
+            <w:tcW w:type="dxa" w:w="3960"/>
+            <w:shd w:val="clear" w:fill="FFF4E5"/>
+          </w:tcPr>
+          <w:p>
+            <w:pPr>
+              <w:spacing w:after="20"/>
+            </w:pPr>
+            <w:r/>
+            <w:r>
+              <w:rPr>
+                <w:b w:val="0"/>
+                <w:sz w:val="18"/>
+              </w:rPr>
+              <w:t>Tea break</w:t>
+            </w:r>
+          </w:p>
+        </w:tc>
+        <w:tc>
+          <w:tcPr>
+            <w:tcW w:type="dxa" w:w="1512"/>
+            <w:shd w:val="clear" w:fill="FFF4E5"/>
+          </w:tcPr>
+          <w:p>
+            <w:pPr>
+              <w:spacing w:after="20"/>
+            </w:pPr>
+            <w:r/>
+            <w:r>
+              <w:rPr>
+                <w:b w:val="0"/>
+                <w:sz w:val="18"/>
+              </w:rPr>
+              <w:t>—</w:t>
+            </w:r>
+          </w:p>
+        </w:tc>
+        <w:tc>
+          <w:tcPr>
+            <w:tcW w:type="dxa" w:w="1152"/>
+            <w:shd w:val="clear" w:fill="FFF4E5"/>
+          </w:tcPr>
+          <w:p>
+            <w:pPr>
+              <w:spacing w:after="20"/>
+            </w:pPr>
+            <w:r/>
+            <w:r>
+              <w:rPr>
+                <w:b w:val="0"/>
+                <w:sz w:val="18"/>
+              </w:rPr>
+              <w:t>—</w:t>
+            </w:r>
+          </w:p>
+        </w:tc>
+      </w:tr>
+      <w:tr>
+        <w:tc>
+          <w:tcPr>
+            <w:tcW w:type="dxa" w:w="1944"/>
+          </w:tcPr>
+          <w:p>
+            <w:pPr>
+              <w:spacing w:after="20"/>
+            </w:pPr>
+            <w:r/>
+            <w:r>
+              <w:rPr>
+                <w:b w:val="0"/>
+                <w:sz w:val="18"/>
+              </w:rPr>
+              <w:t>11:55 AM–1:00 PM</w:t>
+            </w:r>
+          </w:p>
+        </w:tc>
+        <w:tc>
+          <w:tcPr>
+            <w:tcW w:type="dxa" w:w="1080"/>
+          </w:tcPr>
+          <w:p>
+            <w:pPr>
+              <w:spacing w:after="20"/>
+            </w:pPr>
+            <w:r/>
+            <w:r>
+              <w:rPr>
+                <w:b w:val="0"/>
+                <w:sz w:val="18"/>
+              </w:rPr>
+              <w:t>65 min</w:t>
+            </w:r>
+          </w:p>
+        </w:tc>
+        <w:tc>
+          <w:tcPr>
+            <w:tcW w:type="dxa" w:w="3960"/>
+          </w:tcPr>
+          <w:p>
+            <w:pPr>
+              <w:spacing w:after="20"/>
+            </w:pPr>
+            <w:r/>
+            <w:r>
+              <w:rPr>
+                <w:b w:val="0"/>
+                <w:sz w:val="18"/>
+              </w:rPr>
+              <w:t>Topic 3 — LO3, K4, K5, A6, A7; from one agent to a team; Hermes Agent; installation; skills, plugins and MCP; the Skills Hub; connecting Flova; industry quality standards (K4); remedial action plans (A6); the compliance skill</w:t>
+            </w:r>
+          </w:p>
+        </w:tc>
+        <w:tc>
+          <w:tcPr>
+            <w:tcW w:type="dxa" w:w="1512"/>
+          </w:tcPr>
+          <w:p>
+            <w:pPr>
+              <w:spacing w:after="20"/>
+            </w:pPr>
+            <w:r/>
+            <w:r>
+              <w:rPr>
+                <w:b w:val="0"/>
+                <w:sz w:val="18"/>
+              </w:rPr>
+              <w:t>Lecture, live demonstration</w:t>
+            </w:r>
+          </w:p>
+        </w:tc>
+        <w:tc>
+          <w:tcPr>
+            <w:tcW w:type="dxa" w:w="1152"/>
+          </w:tcPr>
+          <w:p>
+            <w:pPr>
+              <w:spacing w:after="20"/>
+            </w:pPr>
+            <w:r/>
+            <w:r>
+              <w:rPr>
+                <w:b w:val="0"/>
+                <w:sz w:val="18"/>
+              </w:rPr>
+              <w:t>98–112</w:t>
+            </w:r>
+          </w:p>
+        </w:tc>
+      </w:tr>
+      <w:tr>
+        <w:tc>
+          <w:tcPr>
+            <w:tcW w:type="dxa" w:w="1944"/>
+            <w:shd w:val="clear" w:fill="FFF4E5"/>
+          </w:tcPr>
+          <w:p>
+            <w:pPr>
+              <w:spacing w:after="20"/>
+            </w:pPr>
+            <w:r/>
+            <w:r>
+              <w:rPr>
+                <w:b w:val="0"/>
+                <w:sz w:val="18"/>
+              </w:rPr>
+              <w:t>1:00 PM–2:00 PM</w:t>
+            </w:r>
+          </w:p>
+        </w:tc>
+        <w:tc>
+          <w:tcPr>
+            <w:tcW w:type="dxa" w:w="1080"/>
+            <w:shd w:val="clear" w:fill="FFF4E5"/>
+          </w:tcPr>
+          <w:p>
+            <w:pPr>
+              <w:spacing w:after="20"/>
+            </w:pPr>
+            <w:r/>
+            <w:r>
+              <w:rPr>
+                <w:b w:val="0"/>
+                <w:sz w:val="18"/>
+              </w:rPr>
+              <w:t>60 min</w:t>
+            </w:r>
+          </w:p>
+        </w:tc>
+        <w:tc>
+          <w:tcPr>
+            <w:tcW w:type="dxa" w:w="3960"/>
+            <w:shd w:val="clear" w:fill="FFF4E5"/>
+          </w:tcPr>
+          <w:p>
+            <w:pPr>
+              <w:spacing w:after="20"/>
+            </w:pPr>
+            <w:r/>
+            <w:r>
+              <w:rPr>
+                <w:b w:val="0"/>
+                <w:sz w:val="18"/>
+              </w:rPr>
+              <w:t>Lunch</w:t>
+            </w:r>
+          </w:p>
+        </w:tc>
+        <w:tc>
+          <w:tcPr>
+            <w:tcW w:type="dxa" w:w="1512"/>
+            <w:shd w:val="clear" w:fill="FFF4E5"/>
+          </w:tcPr>
+          <w:p>
+            <w:pPr>
+              <w:spacing w:after="20"/>
+            </w:pPr>
+            <w:r/>
+            <w:r>
+              <w:rPr>
+                <w:b w:val="0"/>
+                <w:sz w:val="18"/>
+              </w:rPr>
+              <w:t>—</w:t>
+            </w:r>
+          </w:p>
+        </w:tc>
+        <w:tc>
+          <w:tcPr>
+            <w:tcW w:type="dxa" w:w="1152"/>
+            <w:shd w:val="clear" w:fill="FFF4E5"/>
+          </w:tcPr>
+          <w:p>
+            <w:pPr>
+              <w:spacing w:after="20"/>
+            </w:pPr>
+            <w:r/>
+            <w:r>
+              <w:rPr>
+                <w:b w:val="0"/>
+                <w:sz w:val="18"/>
+              </w:rPr>
+              <w:t>—</w:t>
+            </w:r>
+          </w:p>
+        </w:tc>
+      </w:tr>
+      <w:tr>
+        <w:tc>
+          <w:tcPr>
+            <w:tcW w:type="dxa" w:w="1944"/>
+            <w:shd w:val="clear" w:fill="EEF4FE"/>
+          </w:tcPr>
+          <w:p>
+            <w:pPr>
+              <w:spacing w:after="20"/>
+            </w:pPr>
+            <w:r/>
+            <w:r>
+              <w:rPr>
+                <w:b w:val="0"/>
+                <w:sz w:val="18"/>
+              </w:rPr>
+              <w:t>2:00 PM–3:00 PM</w:t>
+            </w:r>
+          </w:p>
+        </w:tc>
+        <w:tc>
+          <w:tcPr>
+            <w:tcW w:type="dxa" w:w="1080"/>
+            <w:shd w:val="clear" w:fill="EEF4FE"/>
+          </w:tcPr>
+          <w:p>
+            <w:pPr>
+              <w:spacing w:after="20"/>
+            </w:pPr>
+            <w:r/>
+            <w:r>
+              <w:rPr>
+                <w:b w:val="0"/>
+                <w:sz w:val="18"/>
+              </w:rPr>
+              <w:t>60 min</w:t>
+            </w:r>
+          </w:p>
+        </w:tc>
+        <w:tc>
+          <w:tcPr>
+            <w:tcW w:type="dxa" w:w="3960"/>
+            <w:shd w:val="clear" w:fill="EEF4FE"/>
+          </w:tcPr>
+          <w:p>
+            <w:pPr>
+              <w:spacing w:after="20"/>
+            </w:pPr>
+            <w:r/>
+            <w:r>
+              <w:rPr>
+                <w:b w:val="0"/>
+                <w:sz w:val="18"/>
+              </w:rPr>
+              <w:t>Lab 5 — Hermes, Flova, Skills and a Compliance Review</w:t>
+            </w:r>
+          </w:p>
+        </w:tc>
+        <w:tc>
+          <w:tcPr>
+            <w:tcW w:type="dxa" w:w="1512"/>
+            <w:shd w:val="clear" w:fill="EEF4FE"/>
+          </w:tcPr>
+          <w:p>
+            <w:pPr>
+              <w:spacing w:after="20"/>
+            </w:pPr>
+            <w:r/>
+            <w:r>
+              <w:rPr>
+                <w:b w:val="0"/>
+                <w:sz w:val="18"/>
+              </w:rPr>
+              <w:t>Hands-on practical</w:t>
+            </w:r>
+          </w:p>
+        </w:tc>
+        <w:tc>
+          <w:tcPr>
+            <w:tcW w:type="dxa" w:w="1152"/>
+            <w:shd w:val="clear" w:fill="EEF4FE"/>
+          </w:tcPr>
+          <w:p>
+            <w:pPr>
+              <w:spacing w:after="20"/>
+            </w:pPr>
+            <w:r/>
+            <w:r>
+              <w:rPr>
+                <w:b w:val="0"/>
+                <w:sz w:val="18"/>
+              </w:rPr>
+              <w:t>113–118</w:t>
+            </w:r>
+          </w:p>
+        </w:tc>
+      </w:tr>
+      <w:tr>
+        <w:tc>
+          <w:tcPr>
+            <w:tcW w:type="dxa" w:w="1944"/>
+          </w:tcPr>
+          <w:p>
+            <w:pPr>
+              <w:spacing w:after="20"/>
+            </w:pPr>
+            <w:r/>
+            <w:r>
+              <w:rPr>
+                <w:b w:val="0"/>
+                <w:sz w:val="18"/>
+              </w:rPr>
+              <w:t>3:00 PM–3:25 PM</w:t>
+            </w:r>
+          </w:p>
+        </w:tc>
+        <w:tc>
+          <w:tcPr>
+            <w:tcW w:type="dxa" w:w="1080"/>
+          </w:tcPr>
+          <w:p>
+            <w:pPr>
+              <w:spacing w:after="20"/>
+            </w:pPr>
+            <w:r/>
+            <w:r>
+              <w:rPr>
+                <w:b w:val="0"/>
+                <w:sz w:val="18"/>
+              </w:rPr>
+              <w:t>25 min</w:t>
+            </w:r>
+          </w:p>
+        </w:tc>
+        <w:tc>
+          <w:tcPr>
+            <w:tcW w:type="dxa" w:w="3960"/>
+          </w:tcPr>
+          <w:p>
+            <w:pPr>
+              <w:spacing w:after="20"/>
+            </w:pPr>
+            <w:r/>
+            <w:r>
+              <w:rPr>
+                <w:b w:val="0"/>
+                <w:sz w:val="18"/>
+              </w:rPr>
+              <w:t>The multi-agent studio: roles, profiles and SOUL.md, Kanban, delegate_task vs Kanban, scheduling; emerging video technologies (K5); the adoption roadmap and metrics (A7)</w:t>
+            </w:r>
+          </w:p>
+        </w:tc>
+        <w:tc>
+          <w:tcPr>
+            <w:tcW w:type="dxa" w:w="1512"/>
+          </w:tcPr>
+          <w:p>
+            <w:pPr>
+              <w:spacing w:after="20"/>
+            </w:pPr>
+            <w:r/>
+            <w:r>
+              <w:rPr>
+                <w:b w:val="0"/>
+                <w:sz w:val="18"/>
+              </w:rPr>
+              <w:t>Lecture, live demonstration</w:t>
+            </w:r>
+          </w:p>
+        </w:tc>
+        <w:tc>
+          <w:tcPr>
+            <w:tcW w:type="dxa" w:w="1152"/>
+          </w:tcPr>
+          <w:p>
+            <w:pPr>
+              <w:spacing w:after="20"/>
+            </w:pPr>
+            <w:r/>
+            <w:r>
+              <w:rPr>
+                <w:b w:val="0"/>
+                <w:sz w:val="18"/>
+              </w:rPr>
+              <w:t>119–127</w:t>
+            </w:r>
+          </w:p>
+        </w:tc>
+      </w:tr>
+      <w:tr>
+        <w:tc>
+          <w:tcPr>
+            <w:tcW w:type="dxa" w:w="1944"/>
+            <w:shd w:val="clear" w:fill="EEF4FE"/>
+          </w:tcPr>
+          <w:p>
+            <w:pPr>
+              <w:spacing w:after="20"/>
+            </w:pPr>
+            <w:r/>
+            <w:r>
+              <w:rPr>
+                <w:b w:val="0"/>
+                <w:sz w:val="18"/>
+              </w:rPr>
+              <w:t>3:25 PM–4:15 PM</w:t>
+            </w:r>
+          </w:p>
+        </w:tc>
+        <w:tc>
+          <w:tcPr>
+            <w:tcW w:type="dxa" w:w="1080"/>
+            <w:shd w:val="clear" w:fill="EEF4FE"/>
+          </w:tcPr>
+          <w:p>
+            <w:pPr>
+              <w:spacing w:after="20"/>
+            </w:pPr>
+            <w:r/>
+            <w:r>
+              <w:rPr>
+                <w:b w:val="0"/>
+                <w:sz w:val="18"/>
+              </w:rPr>
+              <w:t>50 min</w:t>
+            </w:r>
+          </w:p>
+        </w:tc>
+        <w:tc>
+          <w:tcPr>
+            <w:tcW w:type="dxa" w:w="3960"/>
+            <w:shd w:val="clear" w:fill="EEF4FE"/>
+          </w:tcPr>
+          <w:p>
+            <w:pPr>
+              <w:spacing w:after="20"/>
+            </w:pPr>
+            <w:r/>
+            <w:r>
+              <w:rPr>
+                <w:b w:val="0"/>
+                <w:sz w:val="18"/>
+              </w:rPr>
+              <w:t>Lab 6 — A Multi-Agent Video Studio on Kanban</w:t>
+            </w:r>
+          </w:p>
+        </w:tc>
+        <w:tc>
+          <w:tcPr>
+            <w:tcW w:type="dxa" w:w="1512"/>
+            <w:shd w:val="clear" w:fill="EEF4FE"/>
+          </w:tcPr>
+          <w:p>
+            <w:pPr>
+              <w:spacing w:after="20"/>
+            </w:pPr>
+            <w:r/>
+            <w:r>
+              <w:rPr>
+                <w:b w:val="0"/>
+                <w:sz w:val="18"/>
+              </w:rPr>
+              <w:t>Hands-on practical</w:t>
+            </w:r>
+          </w:p>
+        </w:tc>
+        <w:tc>
+          <w:tcPr>
+            <w:tcW w:type="dxa" w:w="1152"/>
+            <w:shd w:val="clear" w:fill="EEF4FE"/>
+          </w:tcPr>
+          <w:p>
+            <w:pPr>
+              <w:spacing w:after="20"/>
+            </w:pPr>
+            <w:r/>
+            <w:r>
+              <w:rPr>
+                <w:b w:val="0"/>
+                <w:sz w:val="18"/>
+              </w:rPr>
+              <w:t>128–133</w:t>
+            </w:r>
+          </w:p>
+        </w:tc>
+      </w:tr>
+      <w:tr>
+        <w:tc>
+          <w:tcPr>
+            <w:tcW w:type="dxa" w:w="1944"/>
+          </w:tcPr>
+          <w:p>
+            <w:pPr>
+              <w:spacing w:after="20"/>
+            </w:pPr>
+            <w:r/>
+            <w:r>
+              <w:rPr>
+                <w:b w:val="0"/>
+                <w:sz w:val="18"/>
+              </w:rPr>
+              <w:t>4:15 PM–4:30 PM</w:t>
+            </w:r>
+          </w:p>
+        </w:tc>
+        <w:tc>
+          <w:tcPr>
+            <w:tcW w:type="dxa" w:w="1080"/>
+          </w:tcPr>
+          <w:p>
+            <w:pPr>
+              <w:spacing w:after="20"/>
+            </w:pPr>
+            <w:r/>
+            <w:r>
+              <w:rPr>
+                <w:b w:val="0"/>
+                <w:sz w:val="18"/>
+              </w:rPr>
+              <w:t>15 min</w:t>
+            </w:r>
+          </w:p>
+        </w:tc>
+        <w:tc>
+          <w:tcPr>
+            <w:tcW w:type="dxa" w:w="3960"/>
+          </w:tcPr>
+          <w:p>
+            <w:pPr>
+              <w:spacing w:after="20"/>
+            </w:pPr>
+            <w:r/>
+            <w:r>
+              <w:rPr>
+                <w:b w:val="0"/>
+                <w:sz w:val="18"/>
+              </w:rPr>
+              <w:t>Course summary, practice exam, Q&amp;A, LMS, TRAQOM, briefing for assessment and assessment attendance</w:t>
+            </w:r>
+          </w:p>
+        </w:tc>
+        <w:tc>
+          <w:tcPr>
+            <w:tcW w:type="dxa" w:w="1512"/>
+          </w:tcPr>
+          <w:p>
+            <w:pPr>
+              <w:spacing w:after="20"/>
+            </w:pPr>
+            <w:r/>
+            <w:r>
+              <w:rPr>
+                <w:b w:val="0"/>
+                <w:sz w:val="18"/>
+              </w:rPr>
+              <w:t>Discussion</w:t>
+            </w:r>
+          </w:p>
+        </w:tc>
+        <w:tc>
+          <w:tcPr>
+            <w:tcW w:type="dxa" w:w="1152"/>
+          </w:tcPr>
+          <w:p>
+            <w:pPr>
+              <w:spacing w:after="20"/>
+            </w:pPr>
+            <w:r/>
+            <w:r>
+              <w:rPr>
+                <w:b w:val="0"/>
+                <w:sz w:val="18"/>
+              </w:rPr>
+              <w:t>134–143</w:t>
+            </w:r>
+          </w:p>
+        </w:tc>
+      </w:tr>
+      <w:tr>
+        <w:tc>
+          <w:tcPr>
+            <w:tcW w:type="dxa" w:w="1944"/>
+            <w:shd w:val="clear" w:fill="E8F5E9"/>
+          </w:tcPr>
+          <w:p>
+            <w:pPr>
+              <w:spacing w:after="20"/>
+            </w:pPr>
+            <w:r/>
+            <w:r>
+              <w:rPr>
+                <w:b w:val="0"/>
+                <w:sz w:val="18"/>
+              </w:rPr>
+              <w:t>4:30 PM–5:30 PM</w:t>
+            </w:r>
+          </w:p>
+        </w:tc>
+        <w:tc>
+          <w:tcPr>
+            <w:tcW w:type="dxa" w:w="1080"/>
+            <w:shd w:val="clear" w:fill="E8F5E9"/>
+          </w:tcPr>
+          <w:p>
+            <w:pPr>
+              <w:spacing w:after="20"/>
+            </w:pPr>
+            <w:r/>
+            <w:r>
+              <w:rPr>
+                <w:b w:val="0"/>
+                <w:sz w:val="18"/>
+              </w:rPr>
+              <w:t>60 min</w:t>
+            </w:r>
+          </w:p>
+        </w:tc>
+        <w:tc>
+          <w:tcPr>
+            <w:tcW w:type="dxa" w:w="3960"/>
+            <w:shd w:val="clear" w:fill="E8F5E9"/>
+          </w:tcPr>
+          <w:p>
+            <w:pPr>
+              <w:spacing w:after="20"/>
+            </w:pPr>
+            <w:r/>
+            <w:r>
+              <w:rPr>
+                <w:b w:val="0"/>
+                <w:sz w:val="18"/>
+              </w:rPr>
+              <w:t>Written Assessment (WA-SAQ) — open book, 1 hour</w:t>
+            </w:r>
+          </w:p>
+        </w:tc>
+        <w:tc>
+          <w:tcPr>
+            <w:tcW w:type="dxa" w:w="1512"/>
+            <w:shd w:val="clear" w:fill="E8F5E9"/>
+          </w:tcPr>
+          <w:p>
+            <w:pPr>
+              <w:spacing w:after="20"/>
+            </w:pPr>
+            <w:r/>
+            <w:r>
+              <w:rPr>
+                <w:b w:val="0"/>
+                <w:sz w:val="18"/>
+              </w:rPr>
+              <w:t>Assessment</w:t>
+            </w:r>
+          </w:p>
+        </w:tc>
+        <w:tc>
+          <w:tcPr>
+            <w:tcW w:type="dxa" w:w="1152"/>
+            <w:shd w:val="clear" w:fill="E8F5E9"/>
+          </w:tcPr>
+          <w:p>
+            <w:pPr>
+              <w:spacing w:after="20"/>
+            </w:pPr>
+            <w:r/>
+            <w:r>
+              <w:rPr>
+                <w:b w:val="0"/>
+                <w:sz w:val="18"/>
+              </w:rPr>
+              <w:t>—</w:t>
+            </w:r>
+          </w:p>
+        </w:tc>
+      </w:tr>
+      <w:tr>
+        <w:tc>
+          <w:tcPr>
+            <w:tcW w:type="dxa" w:w="1944"/>
+            <w:shd w:val="clear" w:fill="E8F5E9"/>
+          </w:tcPr>
+          <w:p>
+            <w:pPr>
+              <w:spacing w:after="20"/>
+            </w:pPr>
+            <w:r/>
+            <w:r>
+              <w:rPr>
+                <w:b w:val="0"/>
+                <w:sz w:val="18"/>
+              </w:rPr>
+              <w:t>5:30 PM–6:30 PM</w:t>
+            </w:r>
+          </w:p>
+        </w:tc>
+        <w:tc>
+          <w:tcPr>
+            <w:tcW w:type="dxa" w:w="1080"/>
+            <w:shd w:val="clear" w:fill="E8F5E9"/>
+          </w:tcPr>
+          <w:p>
+            <w:pPr>
+              <w:spacing w:after="20"/>
+            </w:pPr>
+            <w:r/>
+            <w:r>
+              <w:rPr>
+                <w:b w:val="0"/>
+                <w:sz w:val="18"/>
+              </w:rPr>
+              <w:t>60 min</w:t>
+            </w:r>
+          </w:p>
+        </w:tc>
+        <w:tc>
+          <w:tcPr>
+            <w:tcW w:type="dxa" w:w="3960"/>
+            <w:shd w:val="clear" w:fill="E8F5E9"/>
+          </w:tcPr>
+          <w:p>
+            <w:pPr>
+              <w:spacing w:after="20"/>
+            </w:pPr>
+            <w:r/>
+            <w:r>
+              <w:rPr>
+                <w:b w:val="0"/>
+                <w:sz w:val="18"/>
+              </w:rPr>
+              <w:t>Practical Performance (PP) — 1 hour; TRAQOM, assessment attendance, submit on the LMS, sign the record</w:t>
+            </w:r>
+          </w:p>
+        </w:tc>
+        <w:tc>
+          <w:tcPr>
+            <w:tcW w:type="dxa" w:w="1512"/>
+            <w:shd w:val="clear" w:fill="E8F5E9"/>
+          </w:tcPr>
+          <w:p>
+            <w:pPr>
+              <w:spacing w:after="20"/>
+            </w:pPr>
+            <w:r/>
+            <w:r>
+              <w:rPr>
+                <w:b w:val="0"/>
+                <w:sz w:val="18"/>
+              </w:rPr>
+              <w:t>Assessment</w:t>
+            </w:r>
+          </w:p>
+        </w:tc>
+        <w:tc>
+          <w:tcPr>
+            <w:tcW w:type="dxa" w:w="1152"/>
+            <w:shd w:val="clear" w:fill="E8F5E9"/>
+          </w:tcPr>
+          <w:p>
+            <w:pPr>
+              <w:spacing w:after="20"/>
+            </w:pPr>
+            <w:r/>
+            <w:r>
+              <w:rPr>
+                <w:b w:val="0"/>
+                <w:sz w:val="18"/>
+              </w:rPr>
+              <w:t>—</w:t>
+            </w:r>
+          </w:p>
+        </w:tc>
+      </w:tr>
+    </w:tbl>
+    <w:p/>
+    <w:p>
+      <w:r>
+        <w:rPr>
+          <w:b/>
+        </w:rPr>
+        <w:t>Total training hours: 14</w:t>
+      </w:r>
+      <w:r>
+        <w:rPr>
+          <w:b w:val="0"/>
+        </w:rPr>
+        <w:t xml:space="preserve">   ·   </w:t>
+      </w:r>
+      <w:r>
+        <w:rPr>
+          <w:b/>
+        </w:rPr>
+        <w:t>Total assessment hours: 2</w:t>
+      </w:r>
+      <w:r>
+        <w:rPr>
+          <w:b w:val="0"/>
+        </w:rPr>
+        <w:t xml:space="preserve">   ·   </w:t>
+      </w:r>
+      <w:r>
+        <w:rPr>
+          <w:b/>
+        </w:rPr>
+        <w:t>Course total: 16 hours</w:t>
+      </w:r>
+    </w:p>
+    <w:p>
+      <w:pPr>
+        <w:pStyle w:val="Heading1"/>
+      </w:pPr>
+      <w:r>
+        <w:t>Topic-by-topic Breakdown</w:t>
+      </w:r>
+    </w:p>
+    <w:p>
+      <w:pPr>
+        <w:pStyle w:val="Heading2"/>
+      </w:pPr>
+      <w:r>
+        <w:t>Topic 1 — Creative Strategy and End-to-End Video Production with Agentic AI · Slides 20–65</w:t>
+      </w:r>
+    </w:p>
+    <w:p>
+      <w:r>
+        <w:rPr>
+          <w:b/>
+        </w:rPr>
+        <w:t>LU1 · LO1:</w:t>
+      </w:r>
+      <w:r>
+        <w:rPr>
+          <w:b w:val="0"/>
+        </w:rPr>
+        <w:t xml:space="preserve"> Develop editing strategies and work plans to achieve creative vision.</w:t>
+      </w:r>
+    </w:p>
+    <w:p>
+      <w:r>
+        <w:rPr>
+          <w:b/>
+        </w:rPr>
+        <w:t>Knowledge:</w:t>
+      </w:r>
+      <w:r>
+        <w:rPr>
+          <w:b w:val="0"/>
+        </w:rPr>
+        <w:t xml:space="preserve"> K1 Types of quality issues in video content</w:t>
+      </w:r>
+    </w:p>
+    <w:p>
+      <w:r>
+        <w:rPr>
+          <w:b/>
+        </w:rPr>
+        <w:t>Abilities:</w:t>
+      </w:r>
+      <w:r>
+        <w:rPr>
+          <w:b w:val="0"/>
+        </w:rPr>
+        <w:t xml:space="preserve"> A1 Review scripts to conceptualize the types of edits required to achieve creative vision of production; A2 Develop editing standards and guidelines in accordance to legal requirements and broadcasting standards; A3 Develop work plans to outline the processes and timelines needed for the post production processes</w:t>
+      </w:r>
+    </w:p>
+    <w:p>
+      <w:r>
+        <w:t>Topics covered:</w:t>
+      </w:r>
+    </w:p>
+    <w:p>
+      <w:pPr>
+        <w:pStyle w:val="ListBullet"/>
+      </w:pPr>
+      <w:r>
+        <w:rPr>
+          <w:b w:val="0"/>
+        </w:rPr>
+        <w:t>A short history of AI, and agentic AI vs AI agents</w:t>
+      </w:r>
+    </w:p>
+    <w:p>
+      <w:pPr>
+        <w:pStyle w:val="ListBullet"/>
+      </w:pPr>
+      <w:r>
+        <w:rPr>
+          <w:b w:val="0"/>
+        </w:rPr>
+        <w:t>One AI agent: the loop, tools, skills and memory</w:t>
+      </w:r>
+    </w:p>
+    <w:p>
+      <w:pPr>
+        <w:pStyle w:val="ListBullet"/>
+      </w:pPr>
+      <w:r>
+        <w:rPr>
+          <w:b w:val="0"/>
+        </w:rPr>
+        <w:t>Principles of video creation: story, script, storyboard, characters, shots</w:t>
+      </w:r>
+    </w:p>
+    <w:p>
+      <w:pPr>
+        <w:pStyle w:val="ListBullet"/>
+      </w:pPr>
+      <w:r>
+        <w:rPr>
+          <w:b w:val="0"/>
+        </w:rPr>
+        <w:t>Quality issues, script review, standards and work plans</w:t>
+      </w:r>
+    </w:p>
+    <w:p>
+      <w:r>
+        <w:rPr>
+          <w:b/>
+        </w:rPr>
+        <w:t>Lab 1 — Plan the Story with a Single AI Agent</w:t>
+      </w:r>
+      <w:r>
+        <w:rPr>
+          <w:b w:val="0"/>
+        </w:rPr>
+        <w:t xml:space="preserve"> · Slides 45–51 · Day 1, 50 min · K1, A1</w:t>
+      </w:r>
+    </w:p>
+    <w:p>
+      <w:pPr>
+        <w:pStyle w:val="ListBullet"/>
+      </w:pPr>
+      <w:r>
+        <w:rPr>
+          <w:b/>
+        </w:rPr>
+        <w:t>Agent:</w:t>
+      </w:r>
+      <w:r>
+        <w:rPr>
+          <w:b w:val="0"/>
+        </w:rPr>
+        <w:t xml:space="preserve"> ChatGPT (or Claude / Gemini) — one AI agent</w:t>
+      </w:r>
+    </w:p>
+    <w:p>
+      <w:pPr>
+        <w:pStyle w:val="ListBullet"/>
+      </w:pPr>
+      <w:r>
+        <w:rPr>
+          <w:b/>
+        </w:rPr>
+        <w:t>Output:</w:t>
+      </w:r>
+      <w:r>
+        <w:rPr>
+          <w:b w:val="0"/>
+        </w:rPr>
+        <w:t xml:space="preserve"> creative-brief.md, script-v1.md and script-review.md for Episode 1</w:t>
+      </w:r>
+    </w:p>
+    <w:p>
+      <w:pPr>
+        <w:pStyle w:val="ListBullet"/>
+      </w:pPr>
+      <w:r>
+        <w:rPr>
+          <w:b/>
+        </w:rPr>
+        <w:t>Evidence:</w:t>
+      </w:r>
+      <w:r>
+        <w:rPr>
+          <w:b w:val="0"/>
+        </w:rPr>
+        <w:t xml:space="preserve"> The brief names one audience, one message and the must-avoid rules. You accepted or rejected at least two suggestions and wrote why.</w:t>
+      </w:r>
+    </w:p>
+    <w:p>
+      <w:pPr>
+        <w:pStyle w:val="ListBullet"/>
+      </w:pPr>
+      <w:r>
+        <w:rPr>
+          <w:b/>
+        </w:rPr>
+        <w:t>Lab folder:</w:t>
+      </w:r>
+      <w:r>
+        <w:rPr>
+          <w:b w:val="0"/>
+        </w:rPr>
+        <w:t xml:space="preserve"> labs/lab-01-plan-the-story-with-one-agent/</w:t>
+      </w:r>
+    </w:p>
+    <w:p>
+      <w:r>
+        <w:rPr>
+          <w:b/>
+        </w:rPr>
+        <w:t>Lab 2 — Storyboard, Editing Standards and Work Plan</w:t>
+      </w:r>
+      <w:r>
+        <w:rPr>
+          <w:b w:val="0"/>
+        </w:rPr>
+        <w:t xml:space="preserve"> · Slides 58–64 · Day 1, 60 min · A2, A3</w:t>
+      </w:r>
+    </w:p>
+    <w:p>
+      <w:pPr>
+        <w:pStyle w:val="ListBullet"/>
+      </w:pPr>
+      <w:r>
+        <w:rPr>
+          <w:b/>
+        </w:rPr>
+        <w:t>Agent:</w:t>
+      </w:r>
+      <w:r>
+        <w:rPr>
+          <w:b w:val="0"/>
+        </w:rPr>
+        <w:t xml:space="preserve"> ChatGPT (same chat) + a spreadsheet</w:t>
+      </w:r>
+    </w:p>
+    <w:p>
+      <w:pPr>
+        <w:pStyle w:val="ListBullet"/>
+      </w:pPr>
+      <w:r>
+        <w:rPr>
+          <w:b/>
+        </w:rPr>
+        <w:t>Output:</w:t>
+      </w:r>
+      <w:r>
+        <w:rPr>
+          <w:b w:val="0"/>
+        </w:rPr>
+        <w:t xml:space="preserve"> character-bible.md, storyboard.md, editing-standards.md and work-plan.csv</w:t>
+      </w:r>
+    </w:p>
+    <w:p>
+      <w:pPr>
+        <w:pStyle w:val="ListBullet"/>
+      </w:pPr>
+      <w:r>
+        <w:rPr>
+          <w:b/>
+        </w:rPr>
+        <w:t>Evidence:</w:t>
+      </w:r>
+      <w:r>
+        <w:rPr>
+          <w:b w:val="0"/>
+        </w:rPr>
+        <w:t xml:space="preserve"> The character bible fixes five visible traits each for Rachel, Ah Ma and the tin. Your partner named one continuity risk and you fixed it.</w:t>
+      </w:r>
+    </w:p>
+    <w:p>
+      <w:pPr>
+        <w:pStyle w:val="ListBullet"/>
+      </w:pPr>
+      <w:r>
+        <w:rPr>
+          <w:b/>
+        </w:rPr>
+        <w:t>Lab folder:</w:t>
+      </w:r>
+      <w:r>
+        <w:rPr>
+          <w:b w:val="0"/>
+        </w:rPr>
+        <w:t xml:space="preserve"> labs/lab-02-storyboard-standards-and-work-plan/</w:t>
+      </w:r>
+    </w:p>
+    <w:p>
+      <w:pPr>
+        <w:pStyle w:val="Heading2"/>
+      </w:pPr>
+      <w:r>
+        <w:t>Topic 2 — AI-Assisted Video Editing, Storytelling and Quality Assurance · Slides 66–97</w:t>
+      </w:r>
+    </w:p>
+    <w:p>
+      <w:r>
+        <w:rPr>
+          <w:b/>
+        </w:rPr>
+        <w:t>LU2 · LO2:</w:t>
+      </w:r>
+      <w:r>
+        <w:rPr>
+          <w:b w:val="0"/>
+        </w:rPr>
+        <w:t xml:space="preserve"> Assess edited footage to enhance storytelling and ensure technical compliance.</w:t>
+      </w:r>
+    </w:p>
+    <w:p>
+      <w:r>
+        <w:rPr>
+          <w:b/>
+        </w:rPr>
+        <w:t>Knowledge:</w:t>
+      </w:r>
+      <w:r>
+        <w:rPr>
+          <w:b w:val="0"/>
+        </w:rPr>
+        <w:t xml:space="preserve"> K2 Types of solutions to rectify quality issues; K3 Parameters to assess video quality</w:t>
+      </w:r>
+    </w:p>
+    <w:p>
+      <w:r>
+        <w:rPr>
+          <w:b/>
+        </w:rPr>
+        <w:t>Abilities:</w:t>
+      </w:r>
+      <w:r>
+        <w:rPr>
+          <w:b w:val="0"/>
+        </w:rPr>
+        <w:t xml:space="preserve"> A4 Review edited footage to propose changes that will enhance the story and emotions in each scene; A5 Assess edited footage against technical parameters to ensure alignment to requirements</w:t>
+      </w:r>
+    </w:p>
+    <w:p>
+      <w:r>
+        <w:t>Topics covered:</w:t>
+      </w:r>
+    </w:p>
+    <w:p>
+      <w:pPr>
+        <w:pStyle w:val="ListBullet"/>
+      </w:pPr>
+      <w:r>
+        <w:rPr>
+          <w:b w:val="0"/>
+        </w:rPr>
+        <w:t>AI video agents and the Flova workspace</w:t>
+      </w:r>
+    </w:p>
+    <w:p>
+      <w:pPr>
+        <w:pStyle w:val="ListBullet"/>
+      </w:pPr>
+      <w:r>
+        <w:rPr>
+          <w:b w:val="0"/>
+        </w:rPr>
+        <w:t>Elements, the Creative Brief and checkpoints</w:t>
+      </w:r>
+    </w:p>
+    <w:p>
+      <w:pPr>
+        <w:pStyle w:val="ListBullet"/>
+      </w:pPr>
+      <w:r>
+        <w:rPr>
+          <w:b w:val="0"/>
+        </w:rPr>
+        <w:t>Reviewing edited footage for story and emotion</w:t>
+      </w:r>
+    </w:p>
+    <w:p>
+      <w:pPr>
+        <w:pStyle w:val="ListBullet"/>
+      </w:pPr>
+      <w:r>
+        <w:rPr>
+          <w:b w:val="0"/>
+        </w:rPr>
+        <w:t>Parameters to assess quality, and how to fix issues</w:t>
+      </w:r>
+    </w:p>
+    <w:p>
+      <w:r>
+        <w:rPr>
+          <w:b/>
+        </w:rPr>
+        <w:t>Lab 3 — Create Episode 1 with the Flova Video Agent</w:t>
+      </w:r>
+      <w:r>
+        <w:rPr>
+          <w:b w:val="0"/>
+        </w:rPr>
+        <w:t xml:space="preserve"> · Slides 78–82 · Day 1, 75 min · K2, A4 (preparation)</w:t>
+      </w:r>
+    </w:p>
+    <w:p>
+      <w:pPr>
+        <w:pStyle w:val="ListBullet"/>
+      </w:pPr>
+      <w:r>
+        <w:rPr>
+          <w:b/>
+        </w:rPr>
+        <w:t>Agent:</w:t>
+      </w:r>
+      <w:r>
+        <w:rPr>
+          <w:b w:val="0"/>
+        </w:rPr>
+        <w:t xml:space="preserve"> Flova (flova.ai) — an AI video agent</w:t>
+      </w:r>
+    </w:p>
+    <w:p>
+      <w:pPr>
+        <w:pStyle w:val="ListBullet"/>
+      </w:pPr>
+      <w:r>
+        <w:rPr>
+          <w:b/>
+        </w:rPr>
+        <w:t>Output:</w:t>
+      </w:r>
+      <w:r>
+        <w:rPr>
+          <w:b w:val="0"/>
+        </w:rPr>
+        <w:t xml:space="preserve"> Flova project "EP01 The Rainy-Day Tin" with three Elements, an approved storyboard and rough cut v1 exported</w:t>
+      </w:r>
+    </w:p>
+    <w:p>
+      <w:pPr>
+        <w:pStyle w:val="ListBullet"/>
+      </w:pPr>
+      <w:r>
+        <w:rPr>
+          <w:b/>
+        </w:rPr>
+        <w:t>Evidence:</w:t>
+      </w:r>
+      <w:r>
+        <w:rPr>
+          <w:b w:val="0"/>
+        </w:rPr>
+        <w:t xml:space="preserve"> Rachel, Ah Ma and the blue tin exist as Elements. v1 is exported and your checkpoint log is saved.</w:t>
+      </w:r>
+    </w:p>
+    <w:p>
+      <w:pPr>
+        <w:pStyle w:val="ListBullet"/>
+      </w:pPr>
+      <w:r>
+        <w:rPr>
+          <w:b/>
+        </w:rPr>
+        <w:t>Lab folder:</w:t>
+      </w:r>
+      <w:r>
+        <w:rPr>
+          <w:b w:val="0"/>
+        </w:rPr>
+        <w:t xml:space="preserve"> labs/lab-03-create-episode-1-in-flova/</w:t>
+      </w:r>
+    </w:p>
+    <w:p>
+      <w:r>
+        <w:rPr>
+          <w:b/>
+        </w:rPr>
+        <w:t>Lab 4 — Review and Refine the Edit</w:t>
+      </w:r>
+      <w:r>
+        <w:rPr>
+          <w:b w:val="0"/>
+        </w:rPr>
+        <w:t xml:space="preserve"> · Slides 92–96 · Day 2, 60 min · K2, K3, A4, A5</w:t>
+      </w:r>
+    </w:p>
+    <w:p>
+      <w:pPr>
+        <w:pStyle w:val="ListBullet"/>
+      </w:pPr>
+      <w:r>
+        <w:rPr>
+          <w:b/>
+        </w:rPr>
+        <w:t>Agent:</w:t>
+      </w:r>
+      <w:r>
+        <w:rPr>
+          <w:b w:val="0"/>
+        </w:rPr>
+        <w:t xml:space="preserve"> Flova (Storyboard, Timeline, chat) + QC checklist</w:t>
+      </w:r>
+    </w:p>
+    <w:p>
+      <w:pPr>
+        <w:pStyle w:val="ListBullet"/>
+      </w:pPr>
+      <w:r>
+        <w:rPr>
+          <w:b/>
+        </w:rPr>
+        <w:t>Output:</w:t>
+      </w:r>
+      <w:r>
+        <w:rPr>
+          <w:b w:val="0"/>
+        </w:rPr>
+        <w:t xml:space="preserve"> story-review.md, qc-report.md and EP01 v2 exported at 1080p</w:t>
+      </w:r>
+    </w:p>
+    <w:p>
+      <w:pPr>
+        <w:pStyle w:val="ListBullet"/>
+      </w:pPr>
+      <w:r>
+        <w:rPr>
+          <w:b/>
+        </w:rPr>
+        <w:t>Evidence:</w:t>
+      </w:r>
+      <w:r>
+        <w:rPr>
+          <w:b w:val="0"/>
+        </w:rPr>
+        <w:t xml:space="preserve"> story-review.md covers all six scenes with intended feeling, actual feeling and a proposed change. The fix log shows each failed item re-checked after the fix.</w:t>
+      </w:r>
+    </w:p>
+    <w:p>
+      <w:pPr>
+        <w:pStyle w:val="ListBullet"/>
+      </w:pPr>
+      <w:r>
+        <w:rPr>
+          <w:b/>
+        </w:rPr>
+        <w:t>Lab folder:</w:t>
+      </w:r>
+      <w:r>
+        <w:rPr>
+          <w:b w:val="0"/>
+        </w:rPr>
+        <w:t xml:space="preserve"> labs/lab-04-review-and-refine-the-edit/</w:t>
+      </w:r>
+    </w:p>
+    <w:p>
+      <w:pPr>
+        <w:pStyle w:val="Heading2"/>
+      </w:pPr>
+      <w:r>
+        <w:t>Topic 3 — Workflow Optimisation, Industry Compliance and Emerging Video Technologies · Slides 98–137</w:t>
+      </w:r>
+    </w:p>
+    <w:p>
+      <w:r>
+        <w:rPr>
+          <w:b/>
+        </w:rPr>
+        <w:t>LU3 · LO3:</w:t>
+      </w:r>
+      <w:r>
+        <w:rPr>
+          <w:b w:val="0"/>
+        </w:rPr>
+        <w:t xml:space="preserve"> Develop remedial actions to ensure industry compliance and facilitate the adoption of new technologies in visual editing.</w:t>
+      </w:r>
+    </w:p>
+    <w:p>
+      <w:r>
+        <w:rPr>
+          <w:b/>
+        </w:rPr>
+        <w:t>Knowledge:</w:t>
+      </w:r>
+      <w:r>
+        <w:rPr>
+          <w:b w:val="0"/>
+        </w:rPr>
+        <w:t xml:space="preserve"> K4 Industry quality standards; K5 Technologies that improve efficiency and quality of video edits</w:t>
+      </w:r>
+    </w:p>
+    <w:p>
+      <w:r>
+        <w:rPr>
+          <w:b/>
+        </w:rPr>
+        <w:t>Abilities:</w:t>
+      </w:r>
+      <w:r>
+        <w:rPr>
+          <w:b w:val="0"/>
+        </w:rPr>
+        <w:t xml:space="preserve"> A6 Develop remedial actions to resolve issues that do not comply with industry standards; A7 Facilitate the adoption of new technologies to improve the efficiency and quality of visual outputs</w:t>
+      </w:r>
+    </w:p>
+    <w:p>
+      <w:r>
+        <w:t>Topics covered:</w:t>
+      </w:r>
+    </w:p>
+    <w:p>
+      <w:pPr>
+        <w:pStyle w:val="ListBullet"/>
+      </w:pPr>
+      <w:r>
+        <w:rPr>
+          <w:b w:val="0"/>
+        </w:rPr>
+        <w:t>From one agent to a team: Hermes Agent</w:t>
+      </w:r>
+    </w:p>
+    <w:p>
+      <w:pPr>
+        <w:pStyle w:val="ListBullet"/>
+      </w:pPr>
+      <w:r>
+        <w:rPr>
+          <w:b w:val="0"/>
+        </w:rPr>
+        <w:t>Skills, plugins and connecting Flova</w:t>
+      </w:r>
+    </w:p>
+    <w:p>
+      <w:pPr>
+        <w:pStyle w:val="ListBullet"/>
+      </w:pPr>
+      <w:r>
+        <w:rPr>
+          <w:b w:val="0"/>
+        </w:rPr>
+        <w:t>Industry quality standards and remedial actions</w:t>
+      </w:r>
+    </w:p>
+    <w:p>
+      <w:pPr>
+        <w:pStyle w:val="ListBullet"/>
+      </w:pPr>
+      <w:r>
+        <w:rPr>
+          <w:b w:val="0"/>
+        </w:rPr>
+        <w:t>A multi-agent studio on Kanban, and adopting new technology</w:t>
+      </w:r>
+    </w:p>
+    <w:p>
+      <w:r>
+        <w:rPr>
+          <w:b/>
+        </w:rPr>
+        <w:t>Lab 5 — Hermes, Flova, Skills and a Compliance Review</w:t>
+      </w:r>
+      <w:r>
+        <w:rPr>
+          <w:b w:val="0"/>
+        </w:rPr>
+        <w:t xml:space="preserve"> · Slides 113–118 · Day 2, 60 min · K4, A6</w:t>
+      </w:r>
+    </w:p>
+    <w:p>
+      <w:pPr>
+        <w:pStyle w:val="ListBullet"/>
+      </w:pPr>
+      <w:r>
+        <w:rPr>
+          <w:b/>
+        </w:rPr>
+        <w:t>Agent:</w:t>
+      </w:r>
+      <w:r>
+        <w:rPr>
+          <w:b w:val="0"/>
+        </w:rPr>
+        <w:t xml:space="preserve"> Hermes Agent (Desktop or CLI) + Flova CLI</w:t>
+      </w:r>
+    </w:p>
+    <w:p>
+      <w:pPr>
+        <w:pStyle w:val="ListBullet"/>
+      </w:pPr>
+      <w:r>
+        <w:rPr>
+          <w:b/>
+        </w:rPr>
+        <w:t>Output:</w:t>
+      </w:r>
+      <w:r>
+        <w:rPr>
+          <w:b w:val="0"/>
+        </w:rPr>
+        <w:t xml:space="preserve"> Hermes with Flova connected, the kopi-compliance-review skill, and compliance-report.md with remedial actions for EP01 v2</w:t>
+      </w:r>
+    </w:p>
+    <w:p>
+      <w:pPr>
+        <w:pStyle w:val="ListBullet"/>
+      </w:pPr>
+      <w:r>
+        <w:rPr>
+          <w:b/>
+        </w:rPr>
+        <w:t>Evidence:</w:t>
+      </w:r>
+      <w:r>
+        <w:rPr>
+          <w:b w:val="0"/>
+        </w:rPr>
+        <w:t xml:space="preserve"> hermes doctor passes and a model answers in chat. No API key appears in any file, prompt or screenshot.</w:t>
+      </w:r>
+    </w:p>
+    <w:p>
+      <w:pPr>
+        <w:pStyle w:val="ListBullet"/>
+      </w:pPr>
+      <w:r>
+        <w:rPr>
+          <w:b/>
+        </w:rPr>
+        <w:t>Lab folder:</w:t>
+      </w:r>
+      <w:r>
+        <w:rPr>
+          <w:b w:val="0"/>
+        </w:rPr>
+        <w:t xml:space="preserve"> labs/lab-05-hermes-flova-skills-and-compliance/</w:t>
+      </w:r>
+    </w:p>
+    <w:p>
+      <w:r>
+        <w:rPr>
+          <w:b/>
+        </w:rPr>
+        <w:t>Lab 6 — A Multi-Agent Video Studio on Kanban</w:t>
+      </w:r>
+      <w:r>
+        <w:rPr>
+          <w:b w:val="0"/>
+        </w:rPr>
+        <w:t xml:space="preserve"> · Slides 128–133 · Day 2, 50 min · K5, A7</w:t>
+      </w:r>
+    </w:p>
+    <w:p>
+      <w:pPr>
+        <w:pStyle w:val="ListBullet"/>
+      </w:pPr>
+      <w:r>
+        <w:rPr>
+          <w:b/>
+        </w:rPr>
+        <w:t>Agent:</w:t>
+      </w:r>
+      <w:r>
+        <w:rPr>
+          <w:b w:val="0"/>
+        </w:rPr>
+        <w:t xml:space="preserve"> Hermes (profiles, Kanban, dashboard, cron) + Flova skill</w:t>
+      </w:r>
+    </w:p>
+    <w:p>
+      <w:pPr>
+        <w:pStyle w:val="ListBullet"/>
+      </w:pPr>
+      <w:r>
+        <w:rPr>
+          <w:b/>
+        </w:rPr>
+        <w:t>Output:</w:t>
+      </w:r>
+      <w:r>
+        <w:rPr>
+          <w:b w:val="0"/>
+        </w:rPr>
+        <w:t xml:space="preserve"> Five profiles, a Kanban board with the Episode 2 dependency chain, an EP02 draft in Flova, a paused weekly schedule and adoption-plan.md</w:t>
+      </w:r>
+    </w:p>
+    <w:p>
+      <w:pPr>
+        <w:pStyle w:val="ListBullet"/>
+      </w:pPr>
+      <w:r>
+        <w:rPr>
+          <w:b/>
+        </w:rPr>
+        <w:t>Evidence:</w:t>
+      </w:r>
+      <w:r>
+        <w:rPr>
+          <w:b w:val="0"/>
+        </w:rPr>
+        <w:t xml:space="preserve"> Five profiles exist, each with its own SOUL.md. adoption-plan.md has a baseline, pilot measures, governance and a decision point.</w:t>
+      </w:r>
+    </w:p>
+    <w:p>
+      <w:pPr>
+        <w:pStyle w:val="ListBullet"/>
+      </w:pPr>
+      <w:r>
+        <w:rPr>
+          <w:b/>
+        </w:rPr>
+        <w:t>Lab folder:</w:t>
+      </w:r>
+      <w:r>
+        <w:rPr>
+          <w:b w:val="0"/>
+        </w:rPr>
+        <w:t xml:space="preserve"> labs/lab-06-multi-agent-studio-on-kanban/</w:t>
+      </w:r>
+    </w:p>
+    <w:p>
+      <w:pPr>
+        <w:pStyle w:val="Heading1"/>
+      </w:pPr>
+      <w:r>
+        <w:t>Instructional Methods</w:t>
+      </w:r>
+    </w:p>
+    <w:tbl>
+      <w:tblPr>
+        <w:tblStyle w:val="TableGrid"/>
+        <w:tblW w:type="auto" w:w="0"/>
+        <w:jc w:val="center"/>
+        <w:tblLayout w:type="fixed"/>
+        <w:tblLook w:firstColumn="1" w:firstRow="1" w:lastColumn="0" w:lastRow="0" w:noHBand="0" w:noVBand="1" w:val="04A0"/>
+      </w:tblPr>
+      <w:tblGrid>
+        <w:gridCol w:w="2015"/>
+        <w:gridCol w:w="4320"/>
+        <w:gridCol w:w="3311"/>
+      </w:tblGrid>
+      <w:tr>
+        <w:trPr>
+          <w:tblHeader w:val="true"/>
+        </w:trPr>
+        <w:tc>
+          <w:tcPr>
+            <w:tcW w:type="dxa" w:w="2016"/>
+            <w:shd w:val="clear" w:fill="1F6FEB"/>
+          </w:tcPr>
+          <w:p>
+            <w:r/>
+            <w:r>
+              <w:rPr>
+                <w:b/>
+                <w:color w:val="FFFFFF"/>
+                <w:sz w:val="19"/>
+              </w:rPr>
+              <w:t>Method</w:t>
+            </w:r>
+          </w:p>
+        </w:tc>
+        <w:tc>
+          <w:tcPr>
+            <w:tcW w:type="dxa" w:w="4320"/>
+            <w:shd w:val="clear" w:fill="1F6FEB"/>
+          </w:tcPr>
+          <w:p>
+            <w:r/>
+            <w:r>
+              <w:rPr>
+                <w:b/>
+                <w:color w:val="FFFFFF"/>
+                <w:sz w:val="19"/>
+              </w:rPr>
+              <w:t>How it is conducted</w:t>
+            </w:r>
+          </w:p>
+        </w:tc>
+        <w:tc>
+          <w:tcPr>
+            <w:tcW w:type="dxa" w:w="3312"/>
+            <w:shd w:val="clear" w:fill="1F6FEB"/>
+          </w:tcPr>
+          <w:p>
+            <w:r/>
+            <w:r>
+              <w:rPr>
+                <w:b/>
+                <w:color w:val="FFFFFF"/>
+                <w:sz w:val="19"/>
+              </w:rPr>
+              <w:t>Purpose</w:t>
+            </w:r>
+          </w:p>
+        </w:tc>
+      </w:tr>
+      <w:tr>
+        <w:tc>
+          <w:tcPr>
+            <w:tcW w:type="dxa" w:w="2016"/>
+            <w:shd w:val="clear" w:fill="EEF4FE"/>
+          </w:tcPr>
+          <w:p>
+            <w:pPr>
+              <w:spacing w:after="20"/>
+            </w:pPr>
+            <w:r/>
+            <w:r>
+              <w:rPr>
+                <w:b/>
+                <w:sz w:val="19"/>
+              </w:rPr>
+              <w:t>Lecture</w:t>
+            </w:r>
+          </w:p>
+        </w:tc>
+        <w:tc>
+          <w:tcPr>
+            <w:tcW w:type="dxa" w:w="4320"/>
+          </w:tcPr>
+          <w:p>
+            <w:pPr>
+              <w:spacing w:after="20"/>
+            </w:pPr>
+            <w:r/>
+            <w:r>
+              <w:rPr>
+                <w:b w:val="0"/>
+                <w:sz w:val="19"/>
+              </w:rPr>
+              <w:t>Trainer explains concepts with the slides, using worked examples from the Kopi &amp; Coins series.</w:t>
+            </w:r>
+          </w:p>
+        </w:tc>
+        <w:tc>
+          <w:tcPr>
+            <w:tcW w:type="dxa" w:w="3312"/>
+          </w:tcPr>
+          <w:p>
+            <w:pPr>
+              <w:spacing w:after="20"/>
+            </w:pPr>
+            <w:r/>
+            <w:r>
+              <w:rPr>
+                <w:b w:val="0"/>
+                <w:sz w:val="19"/>
+              </w:rPr>
+              <w:t>Builds the underpinning knowledge K1-K5 before each lab.</w:t>
+            </w:r>
+          </w:p>
+        </w:tc>
+      </w:tr>
+      <w:tr>
+        <w:tc>
+          <w:tcPr>
+            <w:tcW w:type="dxa" w:w="2016"/>
+            <w:shd w:val="clear" w:fill="EEF4FE"/>
+          </w:tcPr>
+          <w:p>
+            <w:pPr>
+              <w:spacing w:after="20"/>
+            </w:pPr>
+            <w:r/>
+            <w:r>
+              <w:rPr>
+                <w:b/>
+                <w:sz w:val="19"/>
+              </w:rPr>
+              <w:t>Didactic questioning</w:t>
+            </w:r>
+          </w:p>
+        </w:tc>
+        <w:tc>
+          <w:tcPr>
+            <w:tcW w:type="dxa" w:w="4320"/>
+          </w:tcPr>
+          <w:p>
+            <w:pPr>
+              <w:spacing w:after="20"/>
+            </w:pPr>
+            <w:r/>
+            <w:r>
+              <w:rPr>
+                <w:b w:val="0"/>
+                <w:sz w:val="19"/>
+              </w:rPr>
+              <w:t>Trainer asks targeted questions during and after each topic ("which edit makes this scene land?").</w:t>
+            </w:r>
+          </w:p>
+        </w:tc>
+        <w:tc>
+          <w:tcPr>
+            <w:tcW w:type="dxa" w:w="3312"/>
+          </w:tcPr>
+          <w:p>
+            <w:pPr>
+              <w:spacing w:after="20"/>
+            </w:pPr>
+            <w:r/>
+            <w:r>
+              <w:rPr>
+                <w:b w:val="0"/>
+                <w:sz w:val="19"/>
+              </w:rPr>
+              <w:t>Checks understanding of K and A before moving on; prepares for the WA.</w:t>
+            </w:r>
+          </w:p>
+        </w:tc>
+      </w:tr>
+      <w:tr>
+        <w:tc>
+          <w:tcPr>
+            <w:tcW w:type="dxa" w:w="2016"/>
+            <w:shd w:val="clear" w:fill="EEF4FE"/>
+          </w:tcPr>
+          <w:p>
+            <w:pPr>
+              <w:spacing w:after="20"/>
+            </w:pPr>
+            <w:r/>
+            <w:r>
+              <w:rPr>
+                <w:b/>
+                <w:sz w:val="19"/>
+              </w:rPr>
+              <w:t>Demonstration</w:t>
+            </w:r>
+          </w:p>
+        </w:tc>
+        <w:tc>
+          <w:tcPr>
+            <w:tcW w:type="dxa" w:w="4320"/>
+          </w:tcPr>
+          <w:p>
+            <w:pPr>
+              <w:spacing w:after="20"/>
+            </w:pPr>
+            <w:r/>
+            <w:r>
+              <w:rPr>
+                <w:b w:val="0"/>
+                <w:sz w:val="19"/>
+              </w:rPr>
+              <w:t>Trainer performs the procedure live: a prompt, a Flova checkpoint, a Hermes install, a Kanban board.</w:t>
+            </w:r>
+          </w:p>
+        </w:tc>
+        <w:tc>
+          <w:tcPr>
+            <w:tcW w:type="dxa" w:w="3312"/>
+          </w:tcPr>
+          <w:p>
+            <w:pPr>
+              <w:spacing w:after="20"/>
+            </w:pPr>
+            <w:r/>
+            <w:r>
+              <w:rPr>
+                <w:b w:val="0"/>
+                <w:sz w:val="19"/>
+              </w:rPr>
+              <w:t>Shows the standard of performance expected for A1-A7.</w:t>
+            </w:r>
+          </w:p>
+        </w:tc>
+      </w:tr>
+      <w:tr>
+        <w:tc>
+          <w:tcPr>
+            <w:tcW w:type="dxa" w:w="2016"/>
+            <w:shd w:val="clear" w:fill="EEF4FE"/>
+          </w:tcPr>
+          <w:p>
+            <w:pPr>
+              <w:spacing w:after="20"/>
+            </w:pPr>
+            <w:r/>
+            <w:r>
+              <w:rPr>
+                <w:b/>
+                <w:sz w:val="19"/>
+              </w:rPr>
+              <w:t>Hands-on practical</w:t>
+            </w:r>
+          </w:p>
+        </w:tc>
+        <w:tc>
+          <w:tcPr>
+            <w:tcW w:type="dxa" w:w="4320"/>
+          </w:tcPr>
+          <w:p>
+            <w:pPr>
+              <w:spacing w:after="20"/>
+            </w:pPr>
+            <w:r/>
+            <w:r>
+              <w:rPr>
+                <w:b w:val="0"/>
+                <w:sz w:val="19"/>
+              </w:rPr>
+              <w:t>Learners complete six connected labs with an AI agent, Flova and Hermes, using the lab folders.</w:t>
+            </w:r>
+          </w:p>
+        </w:tc>
+        <w:tc>
+          <w:tcPr>
+            <w:tcW w:type="dxa" w:w="3312"/>
+          </w:tcPr>
+          <w:p>
+            <w:pPr>
+              <w:spacing w:after="20"/>
+            </w:pPr>
+            <w:r/>
+            <w:r>
+              <w:rPr>
+                <w:b w:val="0"/>
+                <w:sz w:val="19"/>
+              </w:rPr>
+              <w:t>Develops the abilities A1-A7 that the PP assesses.</w:t>
+            </w:r>
+          </w:p>
+        </w:tc>
+      </w:tr>
+      <w:tr>
+        <w:tc>
+          <w:tcPr>
+            <w:tcW w:type="dxa" w:w="2016"/>
+            <w:shd w:val="clear" w:fill="EEF4FE"/>
+          </w:tcPr>
+          <w:p>
+            <w:pPr>
+              <w:spacing w:after="20"/>
+            </w:pPr>
+            <w:r/>
+            <w:r>
+              <w:rPr>
+                <w:b/>
+                <w:sz w:val="19"/>
+              </w:rPr>
+              <w:t>Peer review and discussion</w:t>
+            </w:r>
+          </w:p>
+        </w:tc>
+        <w:tc>
+          <w:tcPr>
+            <w:tcW w:type="dxa" w:w="4320"/>
+          </w:tcPr>
+          <w:p>
+            <w:pPr>
+              <w:spacing w:after="20"/>
+            </w:pPr>
+            <w:r/>
+            <w:r>
+              <w:rPr>
+                <w:b w:val="0"/>
+                <w:sz w:val="19"/>
+              </w:rPr>
+              <w:t>Learners swap storyboards, reviews and plans and critique each other against the checklists.</w:t>
+            </w:r>
+          </w:p>
+        </w:tc>
+        <w:tc>
+          <w:tcPr>
+            <w:tcW w:type="dxa" w:w="3312"/>
+          </w:tcPr>
+          <w:p>
+            <w:pPr>
+              <w:spacing w:after="20"/>
+            </w:pPr>
+            <w:r/>
+            <w:r>
+              <w:rPr>
+                <w:b w:val="0"/>
+                <w:sz w:val="19"/>
+              </w:rPr>
+              <w:t>Develops judgement for reviewing scripts, footage and compliance (A1, A4, A6).</w:t>
             </w:r>
           </w:p>
         </w:tc>
@@ -3454,401 +6324,7 @@
         <w:pStyle w:val="Heading1"/>
       </w:pPr>
       <w:r>
-        <w:t>5. Assessment and Evidence Plan</w:t>
-      </w:r>
-    </w:p>
-    <w:tbl>
-      <w:tblPr>
-        <w:tblStyle w:val="TableGrid"/>
-        <w:tblW w:type="auto" w:w="0"/>
-        <w:tblLook w:firstColumn="1" w:firstRow="1" w:lastColumn="0" w:lastRow="0" w:noHBand="0" w:noVBand="1" w:val="04A0"/>
-      </w:tblPr>
-      <w:tblGrid>
-        <w:gridCol w:w="2028"/>
-        <w:gridCol w:w="2028"/>
-        <w:gridCol w:w="2028"/>
-        <w:gridCol w:w="2028"/>
-        <w:gridCol w:w="2028"/>
-      </w:tblGrid>
-      <w:tr>
-        <w:tc>
-          <w:tcPr>
-            <w:tcW w:type="dxa" w:w="2028"/>
-            <w:vAlign w:val="center"/>
-            <w:shd w:fill="0D3056"/>
-          </w:tcPr>
-          <w:p>
-            <w:pPr>
-              <w:spacing w:after="40"/>
-            </w:pPr>
-            <w:r/>
-            <w:r>
-              <w:rPr>
-                <w:rFonts w:ascii="Arial" w:hAnsi="Arial"/>
-                <w:b/>
-                <w:color w:val="FFFFFF"/>
-                <w:sz w:val="16"/>
-              </w:rPr>
-              <w:t>Component</w:t>
-            </w:r>
-          </w:p>
-        </w:tc>
-        <w:tc>
-          <w:tcPr>
-            <w:tcW w:type="dxa" w:w="2028"/>
-            <w:vAlign w:val="center"/>
-            <w:shd w:fill="0D3056"/>
-          </w:tcPr>
-          <w:p>
-            <w:pPr>
-              <w:spacing w:after="40"/>
-            </w:pPr>
-            <w:r/>
-            <w:r>
-              <w:rPr>
-                <w:rFonts w:ascii="Arial" w:hAnsi="Arial"/>
-                <w:b/>
-                <w:color w:val="FFFFFF"/>
-                <w:sz w:val="16"/>
-              </w:rPr>
-              <w:t>Duration</w:t>
-            </w:r>
-          </w:p>
-        </w:tc>
-        <w:tc>
-          <w:tcPr>
-            <w:tcW w:type="dxa" w:w="2028"/>
-            <w:vAlign w:val="center"/>
-            <w:shd w:fill="0D3056"/>
-          </w:tcPr>
-          <w:p>
-            <w:pPr>
-              <w:spacing w:after="40"/>
-            </w:pPr>
-            <w:r/>
-            <w:r>
-              <w:rPr>
-                <w:rFonts w:ascii="Arial" w:hAnsi="Arial"/>
-                <w:b/>
-                <w:color w:val="FFFFFF"/>
-                <w:sz w:val="16"/>
-              </w:rPr>
-              <w:t>Coverage</w:t>
-            </w:r>
-          </w:p>
-        </w:tc>
-        <w:tc>
-          <w:tcPr>
-            <w:tcW w:type="dxa" w:w="2028"/>
-            <w:vAlign w:val="center"/>
-            <w:shd w:fill="0D3056"/>
-          </w:tcPr>
-          <w:p>
-            <w:pPr>
-              <w:spacing w:after="40"/>
-            </w:pPr>
-            <w:r/>
-            <w:r>
-              <w:rPr>
-                <w:rFonts w:ascii="Arial" w:hAnsi="Arial"/>
-                <w:b/>
-                <w:color w:val="FFFFFF"/>
-                <w:sz w:val="16"/>
-              </w:rPr>
-              <w:t>Evidence</w:t>
-            </w:r>
-          </w:p>
-        </w:tc>
-        <w:tc>
-          <w:tcPr>
-            <w:tcW w:type="dxa" w:w="2028"/>
-            <w:vAlign w:val="center"/>
-            <w:shd w:fill="0D3056"/>
-          </w:tcPr>
-          <w:p>
-            <w:pPr>
-              <w:spacing w:after="40"/>
-            </w:pPr>
-            <w:r/>
-            <w:r>
-              <w:rPr>
-                <w:rFonts w:ascii="Arial" w:hAnsi="Arial"/>
-                <w:b/>
-                <w:color w:val="FFFFFF"/>
-                <w:sz w:val="16"/>
-              </w:rPr>
-              <w:t>Assessor control</w:t>
-            </w:r>
-          </w:p>
-        </w:tc>
-      </w:tr>
-      <w:tr>
-        <w:tc>
-          <w:tcPr>
-            <w:tcW w:type="dxa" w:w="2028"/>
-            <w:vAlign w:val="center"/>
-          </w:tcPr>
-          <w:p>
-            <w:pPr>
-              <w:spacing w:after="40"/>
-            </w:pPr>
-            <w:r/>
-            <w:r>
-              <w:rPr>
-                <w:rFonts w:ascii="Arial" w:hAnsi="Arial"/>
-                <w:b/>
-                <w:sz w:val="17"/>
-              </w:rPr>
-              <w:t>Written Assessment (SAQ)</w:t>
-            </w:r>
-          </w:p>
-        </w:tc>
-        <w:tc>
-          <w:tcPr>
-            <w:tcW w:type="dxa" w:w="2028"/>
-            <w:vAlign w:val="center"/>
-          </w:tcPr>
-          <w:p>
-            <w:pPr>
-              <w:spacing w:after="40"/>
-            </w:pPr>
-            <w:r/>
-            <w:r>
-              <w:rPr>
-                <w:rFonts w:ascii="Arial" w:hAnsi="Arial"/>
-                <w:b w:val="0"/>
-                <w:sz w:val="17"/>
-              </w:rPr>
-              <w:t>60 min</w:t>
-            </w:r>
-          </w:p>
-        </w:tc>
-        <w:tc>
-          <w:tcPr>
-            <w:tcW w:type="dxa" w:w="2028"/>
-            <w:vAlign w:val="center"/>
-          </w:tcPr>
-          <w:p>
-            <w:pPr>
-              <w:spacing w:after="40"/>
-            </w:pPr>
-            <w:r/>
-            <w:r>
-              <w:rPr>
-                <w:rFonts w:ascii="Arial" w:hAnsi="Arial"/>
-                <w:b w:val="0"/>
-                <w:sz w:val="17"/>
-              </w:rPr>
-              <w:t>K1–K5</w:t>
-            </w:r>
-          </w:p>
-        </w:tc>
-        <w:tc>
-          <w:tcPr>
-            <w:tcW w:type="dxa" w:w="2028"/>
-            <w:vAlign w:val="center"/>
-          </w:tcPr>
-          <w:p>
-            <w:pPr>
-              <w:spacing w:after="40"/>
-            </w:pPr>
-            <w:r/>
-            <w:r>
-              <w:rPr>
-                <w:rFonts w:ascii="Arial" w:hAnsi="Arial"/>
-                <w:b w:val="0"/>
-                <w:sz w:val="17"/>
-              </w:rPr>
-              <w:t>Five open-ended responses</w:t>
-            </w:r>
-          </w:p>
-        </w:tc>
-        <w:tc>
-          <w:tcPr>
-            <w:tcW w:type="dxa" w:w="2028"/>
-            <w:vAlign w:val="center"/>
-          </w:tcPr>
-          <w:p>
-            <w:pPr>
-              <w:spacing w:after="40"/>
-            </w:pPr>
-            <w:r/>
-            <w:r>
-              <w:rPr>
-                <w:rFonts w:ascii="Arial" w:hAnsi="Arial"/>
-                <w:b w:val="0"/>
-                <w:sz w:val="17"/>
-              </w:rPr>
-              <w:t>Identity check, independent completion, complete answer capture</w:t>
-            </w:r>
-          </w:p>
-        </w:tc>
-      </w:tr>
-      <w:tr>
-        <w:tc>
-          <w:tcPr>
-            <w:tcW w:type="dxa" w:w="2028"/>
-            <w:vAlign w:val="center"/>
-          </w:tcPr>
-          <w:p>
-            <w:pPr>
-              <w:spacing w:after="40"/>
-            </w:pPr>
-            <w:r/>
-            <w:r>
-              <w:rPr>
-                <w:rFonts w:ascii="Arial" w:hAnsi="Arial"/>
-                <w:b/>
-                <w:sz w:val="17"/>
-              </w:rPr>
-              <w:t>Practical Performance</w:t>
-            </w:r>
-          </w:p>
-        </w:tc>
-        <w:tc>
-          <w:tcPr>
-            <w:tcW w:type="dxa" w:w="2028"/>
-            <w:vAlign w:val="center"/>
-          </w:tcPr>
-          <w:p>
-            <w:pPr>
-              <w:spacing w:after="40"/>
-            </w:pPr>
-            <w:r/>
-            <w:r>
-              <w:rPr>
-                <w:rFonts w:ascii="Arial" w:hAnsi="Arial"/>
-                <w:b w:val="0"/>
-                <w:sz w:val="17"/>
-              </w:rPr>
-              <w:t>60 min</w:t>
-            </w:r>
-          </w:p>
-        </w:tc>
-        <w:tc>
-          <w:tcPr>
-            <w:tcW w:type="dxa" w:w="2028"/>
-            <w:vAlign w:val="center"/>
-          </w:tcPr>
-          <w:p>
-            <w:pPr>
-              <w:spacing w:after="40"/>
-            </w:pPr>
-            <w:r/>
-            <w:r>
-              <w:rPr>
-                <w:rFonts w:ascii="Arial" w:hAnsi="Arial"/>
-                <w:b w:val="0"/>
-                <w:sz w:val="17"/>
-              </w:rPr>
-              <w:t>A1–A6</w:t>
-            </w:r>
-          </w:p>
-        </w:tc>
-        <w:tc>
-          <w:tcPr>
-            <w:tcW w:type="dxa" w:w="2028"/>
-            <w:vAlign w:val="center"/>
-          </w:tcPr>
-          <w:p>
-            <w:pPr>
-              <w:spacing w:after="40"/>
-            </w:pPr>
-            <w:r/>
-            <w:r>
-              <w:rPr>
-                <w:rFonts w:ascii="Arial" w:hAnsi="Arial"/>
-                <w:b w:val="0"/>
-                <w:sz w:val="17"/>
-              </w:rPr>
-              <w:t>Hermes project, prompt contract, skill or agent evidence, output artifacts and remediation decision</w:t>
-            </w:r>
-          </w:p>
-        </w:tc>
-        <w:tc>
-          <w:tcPr>
-            <w:tcW w:type="dxa" w:w="2028"/>
-            <w:vAlign w:val="center"/>
-          </w:tcPr>
-          <w:p>
-            <w:pPr>
-              <w:spacing w:after="40"/>
-            </w:pPr>
-            <w:r/>
-            <w:r>
-              <w:rPr>
-                <w:rFonts w:ascii="Arial" w:hAnsi="Arial"/>
-                <w:b w:val="0"/>
-                <w:sz w:val="17"/>
-              </w:rPr>
-              <w:t>Observe task performance; preserve learner evidence; record outcome</w:t>
-            </w:r>
-          </w:p>
-        </w:tc>
-      </w:tr>
-    </w:tbl>
-    <w:p>
-      <w:pPr>
-        <w:pStyle w:val="Heading1"/>
-      </w:pPr>
-      <w:r>
-        <w:t>6. Trainer Preparation Checklist</w:t>
-      </w:r>
-    </w:p>
-    <w:p>
-      <w:pPr>
-        <w:pStyle w:val="ListBullet"/>
-      </w:pPr>
-      <w:r>
-        <w:t>Confirm the course identity, version and 129-slide deck before class.</w:t>
-      </w:r>
-    </w:p>
-    <w:p>
-      <w:pPr>
-        <w:pStyle w:val="ListBullet"/>
-      </w:pPr>
-      <w:r>
-        <w:t>Verify that all four lab folders contain README, AI-PROMPTS Markdown/PDF, examples, starter files and review checklist.</w:t>
-      </w:r>
-    </w:p>
-    <w:p>
-      <w:pPr>
-        <w:pStyle w:val="ListBullet"/>
-      </w:pPr>
-      <w:r>
-        <w:t>Confirm Hermes Desktop and MiniMax M3 access; ask learners to verify the current plan and trial shown in their own account.</w:t>
-      </w:r>
-    </w:p>
-    <w:p>
-      <w:pPr>
-        <w:pStyle w:val="ListBullet"/>
-      </w:pPr>
-      <w:r>
-        <w:t>Keep YouTube Private and the schedule Paused until trainer-supervised approval.</w:t>
-      </w:r>
-    </w:p>
-    <w:p>
-      <w:pPr>
-        <w:pStyle w:val="ListBullet"/>
-      </w:pPr>
-      <w:r>
-        <w:t>Confirm assessment candidate papers are learner-accessible; retain answer keys in trainer-private storage only.</w:t>
-      </w:r>
-    </w:p>
-    <w:p>
-      <w:pPr>
-        <w:pStyle w:val="ListBullet"/>
-      </w:pPr>
-      <w:r>
-        <w:t>Test LMS and attendance access without exposing credentials on projected screens.</w:t>
-      </w:r>
-    </w:p>
-    <w:p>
-      <w:pPr>
-        <w:pStyle w:val="Heading1"/>
-      </w:pPr>
-      <w:r>
-        <w:t>7. References</w:t>
+        <w:t>Resources Required</w:t>
       </w:r>
     </w:p>
     <w:p>
@@ -3857,12 +6333,9 @@
       </w:pPr>
       <w:r>
         <w:rPr>
-          <w:b/>
+          <w:b w:val="0"/>
         </w:rPr>
-        <w:t xml:space="preserve">Official course page: </w:t>
-      </w:r>
-      <w:r>
-        <w:t>https://www.tertiarycourses.com.sg/wsq-agentic-ai-for-video-creation.html — Course identity, duration and learning outcomes</w:t>
+        <w:t>Trainer: the v5.0 slide deck, this Lesson Plan, the Facilitator Guide, the Learner Guide, the Assessment Plan and the lab pack (labs/, six folders).</w:t>
       </w:r>
     </w:p>
     <w:p>
@@ -3871,12 +6344,9 @@
       </w:pPr>
       <w:r>
         <w:rPr>
-          <w:b/>
+          <w:b w:val="0"/>
         </w:rPr>
-        <w:t xml:space="preserve">Hermes Desktop: </w:t>
-      </w:r>
-      <w:r>
-        <w:t>https://hermes-agent.nousresearch.com/desktop — Official desktop download and product overview</w:t>
+        <w:t>Each learner: a laptop (macOS, Windows with WSL2, or Linux) with internet access, a modern browser and a smartphone for viewing vertical video.</w:t>
       </w:r>
     </w:p>
     <w:p>
@@ -3885,12 +6355,9 @@
       </w:pPr>
       <w:r>
         <w:rPr>
-          <w:b/>
+          <w:b w:val="0"/>
         </w:rPr>
-        <w:t xml:space="preserve">Hermes Agent documentation: </w:t>
-      </w:r>
-      <w:r>
-        <w:t>https://hermes-agent.nousresearch.com/docs — Current setup, skills, profiles, Kanban and scheduling guidance</w:t>
+        <w:t>Accounts: a chat AI assistant (ChatGPT, Claude or Gemini — free tier is enough); a Flova account (sign-up credits, or the trainer's team account); a model provider for Hermes Agent (via hermes setup).</w:t>
       </w:r>
     </w:p>
     <w:p>
@@ -3899,12 +6366,9 @@
       </w:pPr>
       <w:r>
         <w:rPr>
-          <w:b/>
+          <w:b w:val="0"/>
         </w:rPr>
-        <w:t xml:space="preserve">MiniMax M3: </w:t>
-      </w:r>
-      <w:r>
-        <w:t>https://www.minimax.io/models/text/m3 — Current M3 model and subscription information</w:t>
+        <w:t>Software installed during the course: Hermes Agent (Desktop or CLI) and the Flova CLI. Optional: FFmpeg for the measurement demo.</w:t>
       </w:r>
     </w:p>
     <w:p>
@@ -3913,12 +6377,17 @@
       </w:pPr>
       <w:r>
         <w:rPr>
-          <w:b/>
+          <w:b w:val="0"/>
         </w:rPr>
-        <w:t xml:space="preserve">Remotion: </w:t>
+        <w:t>All characters, scripts and data are fictitious. Learners never upload publicly and never share API keys.</w:t>
       </w:r>
+    </w:p>
+    <w:p>
+      <w:pPr>
+        <w:pStyle w:val="Heading1"/>
+      </w:pPr>
       <w:r>
-        <w:t>https://www.remotion.dev/ — Code-driven branded motion graphics</w:t>
+        <w:t>Assessment</w:t>
       </w:r>
     </w:p>
     <w:p>
@@ -3927,12 +6396,9 @@
       </w:pPr>
       <w:r>
         <w:rPr>
-          <w:b/>
+          <w:b w:val="0"/>
         </w:rPr>
-        <w:t xml:space="preserve">Manim: </w:t>
-      </w:r>
-      <w:r>
-        <w:t>https://www.manim.community/ — Explanatory animation</w:t>
+        <w:t>Day 2, 4:30 – 6:30 PM: Written Assessment (WA-SAQ, 5 short-answer questions, K1-K5, 1 hour) from 4:30 PM, then Practical Performance (PP, 3 tasks, A1-A7, 1 hour) from 5:30 PM.</w:t>
       </w:r>
     </w:p>
     <w:p>
@@ -3941,12 +6407,9 @@
       </w:pPr>
       <w:r>
         <w:rPr>
-          <w:b/>
+          <w:b w:val="0"/>
         </w:rPr>
-        <w:t xml:space="preserve">Higgsfield: </w:t>
-      </w:r>
-      <w:r>
-        <w:t>https://higgsfield.ai/ — Generative video shots and creative effects</w:t>
+        <w:t>Open book: slides, Learner Guide and the learner's own lab work. Generative AI may be used only where a PP task states it; the decisions and evidence must be the candidate's own.</w:t>
       </w:r>
     </w:p>
     <w:p>
@@ -3955,12 +6418,9 @@
       </w:pPr>
       <w:r>
         <w:rPr>
-          <w:b/>
+          <w:b w:val="0"/>
         </w:rPr>
-        <w:t xml:space="preserve">YouTube Help: </w:t>
-      </w:r>
-      <w:r>
-        <w:t>https://support.google.com/youtube/ — Upload, privacy and channel guidance</w:t>
+        <w:t>Outcome recorded as Competent or Not Yet Competent.</w:t>
       </w:r>
     </w:p>
     <w:p>
@@ -3969,12 +6429,9 @@
       </w:pPr>
       <w:r>
         <w:rPr>
-          <w:b/>
+          <w:b w:val="0"/>
         </w:rPr>
-        <w:t xml:space="preserve">AI Video Prompting: </w:t>
-      </w:r>
-      <w:r>
-        <w:t>reference/AI Video Prompting.pdf — Video prompt structure, shot descriptions and continuity</w:t>
+        <w:t>Funding criteria: minimum 75% attendance, and assessed as Competent in both the WA and the PP.</w:t>
       </w:r>
     </w:p>
     <w:p>
@@ -3983,18 +6440,26 @@
       </w:pPr>
       <w:r>
         <w:rPr>
-          <w:b/>
+          <w:b w:val="0"/>
         </w:rPr>
-        <w:t xml:space="preserve">Hermes Agent The Complete Developers: </w:t>
+        <w:t>Assessment flow: TRAQOM survey → assessment digital attendance → WA and PP → submit answers on the LMS → sign the Assessment Summary Record.</w:t>
       </w:r>
+    </w:p>
+    <w:p>
+      <w:pPr>
+        <w:pStyle w:val="ListBullet"/>
+      </w:pPr>
       <w:r>
-        <w:t>reference/Hermes Agent The Complete Developers.pdf — Supplied reference for agents, tools, skills and orchestration</w:t>
+        <w:rPr>
+          <w:b w:val="0"/>
+        </w:rPr>
+        <w:t>Courseware and assessment are on the LMS: https://lms-tms.tertiaryinfotech.com/</w:t>
       </w:r>
     </w:p>
     <w:sectPr>
-      <w:footerReference w:type="default" r:id="rId9"/>
+      <w:footerReference w:type="default" r:id="rId10"/>
       <w:pgSz w:w="12240" w:h="15840"/>
-      <w:pgMar w:top="1020" w:right="1049" w:bottom="964" w:left="1049" w:header="720" w:footer="720" w:gutter="0"/>
+      <w:pgMar w:top="1152" w:right="1296" w:bottom="1152" w:left="1296" w:header="720" w:footer="720" w:gutter="0"/>
       <w:cols w:space="720"/>
       <w:docGrid w:linePitch="360"/>
     </w:sectPr>
@@ -4009,13 +6474,52 @@
       <w:pStyle w:val="Footer"/>
       <w:jc w:val="center"/>
     </w:pPr>
+    <w:r/>
     <w:r>
       <w:rPr>
-        <w:rFonts w:ascii="Arial" w:hAnsi="Arial"/>
-        <w:color w:val="526577"/>
-        <w:sz w:val="16"/>
-      </w:rPr>
-      <w:t>Agentic AI for Video Creation  •  TGS-2023036088  •  v4.0  |  © Tertiary Infotech Academy Pte Ltd</w:t>
+        <w:color w:val="555B66"/>
+        <w:sz w:val="18"/>
+      </w:rPr>
+      <w:t xml:space="preserve">Page </w:t>
+    </w:r>
+    <w:r>
+      <w:rPr>
+        <w:sz w:val="18"/>
+      </w:rPr>
+      <w:fldChar w:fldCharType="begin"/>
+      <w:instrText xml:space="preserve">PAGE</w:instrText>
+      <w:fldChar w:fldCharType="separate"/>
+      <w:t>1</w:t>
+      <w:fldChar w:fldCharType="end"/>
+    </w:r>
+    <w:r>
+      <w:rPr>
+        <w:color w:val="555B66"/>
+        <w:sz w:val="18"/>
+      </w:rPr>
+      <w:t xml:space="preserve"> of </w:t>
+    </w:r>
+    <w:r>
+      <w:rPr>
+        <w:sz w:val="18"/>
+      </w:rPr>
+      <w:fldChar w:fldCharType="begin"/>
+      <w:instrText xml:space="preserve">NUMPAGES</w:instrText>
+      <w:fldChar w:fldCharType="separate"/>
+      <w:t>1</w:t>
+      <w:fldChar w:fldCharType="end"/>
+    </w:r>
+  </w:p>
+  <w:p>
+    <w:pPr>
+      <w:jc w:val="center"/>
+    </w:pPr>
+    <w:r>
+      <w:rPr>
+        <w:color w:val="555B66"/>
+        <w:sz w:val="15"/>
+      </w:rPr>
+      <w:t>© 2026 Tertiary Infotech Academy Pte Ltd. All rights reserved.  ·  www.tertiarycourses.com.sg</w:t>
     </w:r>
   </w:p>
 </w:ftr>
@@ -4388,9 +6892,8 @@
       <w:spacing w:after="120"/>
     </w:pPr>
     <w:rPr>
-      <w:rFonts w:ascii="Arial" w:hAnsi="Arial"/>
-      <w:color w:val="14202C"/>
-      <w:sz w:val="21"/>
+      <w:rFonts w:ascii="Arial" w:hAnsi="Arial" w:eastAsia="Arial"/>
+      <w:sz w:val="22"/>
     </w:rPr>
   </w:style>
   <w:style w:type="paragraph" w:styleId="Header">
@@ -4455,8 +6958,8 @@
       <w:rFonts w:asciiTheme="majorHAnsi" w:eastAsiaTheme="majorEastAsia" w:hAnsiTheme="majorHAnsi" w:cstheme="majorBidi" w:ascii="Arial" w:hAnsi="Arial"/>
       <w:b/>
       <w:bCs/>
-      <w:color w:val="0D3056"/>
-      <w:sz w:val="42"/>
+      <w:color w:val="1F6FEB"/>
+      <w:sz w:val="32"/>
       <w:szCs w:val="28"/>
     </w:rPr>
   </w:style>
@@ -4479,8 +6982,8 @@
       <w:rFonts w:asciiTheme="majorHAnsi" w:eastAsiaTheme="majorEastAsia" w:hAnsiTheme="majorHAnsi" w:cstheme="majorBidi" w:ascii="Arial" w:hAnsi="Arial"/>
       <w:b/>
       <w:bCs/>
-      <w:color w:val="1875C4"/>
-      <w:sz w:val="32"/>
+      <w:color w:val="111827"/>
+      <w:sz w:val="26"/>
       <w:szCs w:val="26"/>
     </w:rPr>
   </w:style>
@@ -4503,8 +7006,8 @@
       <w:rFonts w:asciiTheme="majorHAnsi" w:eastAsiaTheme="majorEastAsia" w:hAnsiTheme="majorHAnsi" w:cstheme="majorBidi" w:ascii="Arial" w:hAnsi="Arial"/>
       <w:b/>
       <w:bCs/>
-      <w:color w:val="129367"/>
-      <w:sz w:val="24"/>
+      <w:color w:val="1F6FEB"/>
+      <w:sz w:val="22"/>
     </w:rPr>
   </w:style>
   <w:style w:type="paragraph" w:styleId="Heading4">
@@ -4744,10 +7247,10 @@
     <w:rPr>
       <w:rFonts w:asciiTheme="majorHAnsi" w:eastAsiaTheme="majorEastAsia" w:hAnsiTheme="majorHAnsi" w:cstheme="majorBidi" w:ascii="Arial" w:hAnsi="Arial"/>
       <w:b/>
-      <w:color w:val="0D3056"/>
+      <w:color w:val="111827"/>
       <w:spacing w:val="5"/>
       <w:kern w:val="28"/>
-      <w:sz w:val="60"/>
+      <w:sz w:val="48"/>
       <w:szCs w:val="52"/>
     </w:rPr>
   </w:style>
@@ -4780,13 +7283,12 @@
       </w:numPr>
     </w:pPr>
     <w:rPr>
-      <w:rFonts w:asciiTheme="majorHAnsi" w:eastAsiaTheme="majorEastAsia" w:hAnsiTheme="majorHAnsi" w:cstheme="majorBidi" w:ascii="Arial" w:hAnsi="Arial"/>
-      <w:b/>
+      <w:rFonts w:asciiTheme="majorHAnsi" w:eastAsiaTheme="majorEastAsia" w:hAnsiTheme="majorHAnsi" w:cstheme="majorBidi"/>
       <w:i/>
       <w:iCs/>
-      <w:color w:val="1875C4"/>
+      <w:color w:val="4F81BD" w:themeColor="accent1"/>
       <w:spacing w:val="15"/>
-      <w:sz w:val="32"/>
+      <w:sz w:val="24"/>
       <w:szCs w:val="24"/>
     </w:rPr>
   </w:style>

--- a/courseware/LP-Agentic AI for Video Creation.docx
+++ b/courseware/LP-Agentic AI for Video Creation.docx
@@ -790,7 +790,7 @@
           <w:b w:val="0"/>
           <w:sz w:val="19"/>
         </w:rPr>
-        <w:t>Topic 3 — Workflow Optimisation, Industry Compliance and Emerging Video Technologies · Slides 98–137</w:t>
+        <w:t>Topic 3 — Workflow Optimisation, Industry Compliance and Emerging Video Technologies · Slides 98–136</w:t>
         <w:tab/>
         <w:t>8</w:t>
       </w:r>
@@ -1086,7 +1086,7 @@
               <w:rPr>
                 <w:sz w:val="19"/>
               </w:rPr>
-              <w:t>143 slides, version 5.0 · 6 labs, each in its own folder</w:t>
+              <w:t>142 slides, version 5.0 · 6 labs, each in its own folder</w:t>
             </w:r>
           </w:p>
         </w:tc>
@@ -4889,7 +4889,7 @@
                 <w:b w:val="0"/>
                 <w:sz w:val="18"/>
               </w:rPr>
-              <w:t>Course summary, practice exam, Q&amp;A, LMS, TRAQOM, briefing for assessment and assessment attendance</w:t>
+              <w:t>Course summary, Q&amp;A, LMS, TRAQOM, briefing for assessment and assessment attendance</w:t>
             </w:r>
           </w:p>
         </w:tc>
@@ -4925,7 +4925,7 @@
                 <w:b w:val="0"/>
                 <w:sz w:val="18"/>
               </w:rPr>
-              <w:t>134–143</w:t>
+              <w:t>134–142</w:t>
             </w:r>
           </w:p>
         </w:tc>
@@ -5697,7 +5697,7 @@
         <w:pStyle w:val="Heading2"/>
       </w:pPr>
       <w:r>
-        <w:t>Topic 3 — Workflow Optimisation, Industry Compliance and Emerging Video Technologies · Slides 98–137</w:t>
+        <w:t>Topic 3 — Workflow Optimisation, Industry Compliance and Emerging Video Technologies · Slides 98–136</w:t>
       </w:r>
     </w:p>
     <w:p>
